--- a/report/Colibri_Survey_Report.docx
+++ b/report/Colibri_Survey_Report.docx
@@ -23115,7 +23115,7 @@
     <w:bookmarkEnd w:id="195"/>
     <w:bookmarkEnd w:id="196"/>
     <w:bookmarkEnd w:id="197"/>
-    <w:bookmarkStart w:id="253" w:name="제7부-실적용-thinkflowh100-변환실측"/>
+    <w:bookmarkStart w:id="255" w:name="제7부-실적용-thinkflowh100-변환실측"/>
     <w:p>
       <w:pPr>
         <w:pStyle w:val="Heading1"/>
@@ -23124,7 +23124,7 @@
         <w:t xml:space="preserve">제7부 · 실적용: ThinkFlow(H100) &amp; 변환·실측</w:t>
       </w:r>
     </w:p>
-    <w:bookmarkStart w:id="208" w:name="olmoe의-위상-h100-서빙-모델-추천"/>
+    <w:bookmarkStart w:id="210" w:name="olmoe의-위상-h100-서빙-모델-추천"/>
     <w:p>
       <w:pPr>
         <w:pStyle w:val="Heading2"/>
@@ -23706,7 +23706,7 @@
     </w:p>
     <w:bookmarkEnd w:id="199"/>
     <w:bookmarkEnd w:id="200"/>
-    <w:bookmarkStart w:id="206" w:name="q2.-h100-서빙-환경thinkflow에-알맞은-추천-모델"/>
+    <w:bookmarkStart w:id="208" w:name="q2.-h100-서빙-환경thinkflow에-알맞은-추천-모델"/>
     <w:p>
       <w:pPr>
         <w:pStyle w:val="Heading3"/>
@@ -24469,6 +24469,71 @@
                 <w:b/>
                 <w:bCs/>
               </w:rPr>
+              <w:t xml:space="preserve">Gemma 4 31B (Dense)</w:t>
+            </w:r>
+          </w:p>
+        </w:tc>
+        <w:tc>
+          <w:tcPr/>
+          <w:p>
+            <w:pPr>
+              <w:pStyle w:val="Compact"/>
+            </w:pPr>
+            <w:r>
+              <w:t xml:space="preserve">31B (31B 전량)</w:t>
+            </w:r>
+          </w:p>
+        </w:tc>
+        <w:tc>
+          <w:tcPr/>
+          <w:p>
+            <w:pPr>
+              <w:pStyle w:val="Compact"/>
+            </w:pPr>
+            <w:r>
+              <w:t xml:space="preserve">~17.5GB Q4 / ~69.9GB bf16</w:t>
+            </w:r>
+          </w:p>
+        </w:tc>
+        <w:tc>
+          <w:tcPr/>
+          <w:p>
+            <w:pPr>
+              <w:pStyle w:val="Compact"/>
+            </w:pPr>
+            <w:r>
+              <w:rPr>
+                <w:b/>
+                <w:bCs/>
+              </w:rPr>
+              <w:t xml:space="preserve">MMLU-Pro 85.2·AIME 89.2·Arena 최상위·멀티모달(img/video)</w:t>
+            </w:r>
+          </w:p>
+        </w:tc>
+        <w:tc>
+          <w:tcPr/>
+          <w:p>
+            <w:pPr>
+              <w:pStyle w:val="Compact"/>
+            </w:pPr>
+            <w:r>
+              <w:t xml:space="preserve">품질·멀티모달 우선</w:t>
+            </w:r>
+          </w:p>
+        </w:tc>
+      </w:tr>
+      <w:tr>
+        <w:tc>
+          <w:tcPr/>
+          <w:p>
+            <w:pPr>
+              <w:pStyle w:val="Compact"/>
+            </w:pPr>
+            <w:r>
+              <w:rPr>
+                <w:b/>
+                <w:bCs/>
+              </w:rPr>
               <w:t xml:space="preserve">Gemma 4 26B-A4B</w:t>
             </w:r>
           </w:p>
@@ -24580,6 +24645,119 @@
         </w:tc>
       </w:tr>
     </w:tbl>
+    <w:p>
+      <w:pPr>
+        <w:pStyle w:val="BlockText"/>
+      </w:pPr>
+      <w:r>
+        <w:rPr>
+          <w:b/>
+          <w:bCs/>
+        </w:rPr>
+        <w:t xml:space="preserve">Gemma에 대한 정정·보강</w:t>
+      </w:r>
+      <w:r>
+        <w:t xml:space="preserve">: Gemma 4 계열의</w:t>
+      </w:r>
+      <w:r>
+        <w:t xml:space="preserve"> </w:t>
+      </w:r>
+      <w:r>
+        <w:rPr>
+          <w:b/>
+          <w:bCs/>
+        </w:rPr>
+        <w:t xml:space="preserve">최대 모델은 31B Dense</w:t>
+      </w:r>
+      <w:r>
+        <w:t xml:space="preserve">이며, 100B급 대형 Gemma는 존재하지 않는다(라인업: E2B·E4B·12B·26B-A4B MoE·31B Dense). 따라서</w:t>
+      </w:r>
+      <w:r>
+        <w:t xml:space="preserve"> </w:t>
+      </w:r>
+      <w:r>
+        <w:t xml:space="preserve">“큰 Gemma”</w:t>
+      </w:r>
+      <w:r>
+        <w:t xml:space="preserve">의 상한은 31B다. 품질만 보면</w:t>
+      </w:r>
+      <w:r>
+        <w:t xml:space="preserve"> </w:t>
+      </w:r>
+      <w:r>
+        <w:rPr>
+          <w:b/>
+          <w:bCs/>
+        </w:rPr>
+        <w:t xml:space="preserve">Gemma 4 31B는 gpt-oss-120b보다 벤치가 높은 최상위권</w:t>
+      </w:r>
+      <w:r>
+        <w:t xml:space="preserve">(MMLU-Pro 85.2 vs 80.7, AIME 89.2)이고</w:t>
+      </w:r>
+      <w:r>
+        <w:t xml:space="preserve"> </w:t>
+      </w:r>
+      <w:r>
+        <w:rPr>
+          <w:b/>
+          <w:bCs/>
+        </w:rPr>
+        <w:t xml:space="preserve">네이티브 멀티모달</w:t>
+      </w:r>
+      <w:r>
+        <w:t xml:space="preserve">이라, 문서 RAG(향후 이미지/영상 문서 포함) 관점에서 강력한 후보다. 그럼에도 아래 §Q2 최종 추천에서 gpt-oss-120b를 1순위로 둔 이유는</w:t>
+      </w:r>
+      <w:r>
+        <w:t xml:space="preserve"> </w:t>
+      </w:r>
+      <w:r>
+        <w:rPr>
+          <w:b/>
+          <w:bCs/>
+        </w:rPr>
+        <w:t xml:space="preserve">품질이 아니라 마이그레이션 위험과 처리량 효율</w:t>
+      </w:r>
+      <w:r>
+        <w:t xml:space="preserve">이다(다음 항 설명). 참고: 이는</w:t>
+      </w:r>
+      <w:r>
+        <w:t xml:space="preserve"> </w:t>
+      </w:r>
+      <w:r>
+        <w:t xml:space="preserve">“H100 VRAM 서빙”</w:t>
+      </w:r>
+      <w:r>
+        <w:t xml:space="preserve"> </w:t>
+      </w:r>
+      <w:r>
+        <w:t xml:space="preserve">관점이며, colibri</w:t>
+      </w:r>
+      <w:r>
+        <w:t xml:space="preserve"> </w:t>
+      </w:r>
+      <w:r>
+        <w:rPr>
+          <w:b/>
+          <w:bCs/>
+        </w:rPr>
+        <w:t xml:space="preserve">스트리밍</w:t>
+      </w:r>
+      <w:r>
+        <w:t xml:space="preserve"> </w:t>
+      </w:r>
+      <w:r>
+        <w:t xml:space="preserve">관점에서 31B Dense는 부적합하다(</w:t>
+      </w:r>
+      <w:r>
+        <w:rPr>
+          <w:rStyle w:val="VerbatimChar"/>
+        </w:rPr>
+        <w:t xml:space="preserve">docs/62</w:t>
+      </w:r>
+      <w:r>
+        <w:t xml:space="preserve">).</w:t>
+      </w:r>
+    </w:p>
     <w:bookmarkEnd w:id="203"/>
     <w:bookmarkStart w:id="204" w:name="언제-colibri가-필요한가-thinkflow-초과-시"/>
     <w:p>
@@ -24685,12 +24863,259 @@
       </w:r>
     </w:p>
     <w:bookmarkEnd w:id="204"/>
-    <w:bookmarkStart w:id="205" w:name="결론경영-판단"/>
+    <w:bookmarkStart w:id="205" w:name="왜-gpt-oss-120b가-1순위인가-gemma-31b와-정면-비교"/>
     <w:p>
       <w:pPr>
         <w:pStyle w:val="Heading4"/>
       </w:pPr>
       <w:r>
+        <w:t xml:space="preserve">왜 gpt-oss-120b가 1순위인가 (Gemma 31B와 정면 비교)</w:t>
+      </w:r>
+    </w:p>
+    <w:p>
+      <w:pPr>
+        <w:pStyle w:val="FirstParagraph"/>
+      </w:pPr>
+      <w:r>
+        <w:t xml:space="preserve">품질만 보면 Gemma 4 31B가 앞선다. 그럼에도</w:t>
+      </w:r>
+      <w:r>
+        <w:t xml:space="preserve"> </w:t>
+      </w:r>
+      <w:r>
+        <w:rPr>
+          <w:b/>
+          <w:bCs/>
+        </w:rPr>
+        <w:t xml:space="preserve">ThinkFlow 맥락</w:t>
+      </w:r>
+      <w:r>
+        <w:t xml:space="preserve">에서 gpt-oss-120b를 1순위로 둔 이유는 3가지:</w:t>
+      </w:r>
+      <w:r>
+        <w:t xml:space="preserve"> </w:t>
+      </w:r>
+      <w:r>
+        <w:t xml:space="preserve">1.</w:t>
+      </w:r>
+      <w:r>
+        <w:t xml:space="preserve"> </w:t>
+      </w:r>
+      <w:r>
+        <w:rPr>
+          <w:b/>
+          <w:bCs/>
+        </w:rPr>
+        <w:t xml:space="preserve">마이그레이션 위험(가장 큼)</w:t>
+      </w:r>
+      <w:r>
+        <w:t xml:space="preserve">: ThinkFlow는 이미</w:t>
+      </w:r>
+      <w:r>
+        <w:t xml:space="preserve"> </w:t>
+      </w:r>
+      <w:r>
+        <w:rPr>
+          <w:rStyle w:val="VerbatimChar"/>
+        </w:rPr>
+        <w:t xml:space="preserve">gpt-oss-20b</w:t>
+      </w:r>
+      <w:r>
+        <w:t xml:space="preserve">로 서빙 중이며, 프롬프트·챗 템플릿·툴호출 계약·출력 파서가 gpt-oss에 맞춰져 있다. 20b→120b는</w:t>
+      </w:r>
+      <w:r>
+        <w:t xml:space="preserve"> </w:t>
+      </w:r>
+      <w:r>
+        <w:rPr>
+          <w:b/>
+          <w:bCs/>
+        </w:rPr>
+        <w:t xml:space="preserve">동일 패밀리·동일 토크나이저·동일 OpenAI API</w:t>
+      </w:r>
+      <w:r>
+        <w:t xml:space="preserve">라 이 계약을 그대로 유지(무재튜닝) → 운영 리스크 최소. Gemma로 가면 챗 템플릿·토크나이저·행동이 달라</w:t>
+      </w:r>
+      <w:r>
+        <w:t xml:space="preserve"> </w:t>
+      </w:r>
+      <w:r>
+        <w:rPr>
+          <w:b/>
+          <w:bCs/>
+        </w:rPr>
+        <w:t xml:space="preserve">RAG 프롬프트 재튜닝 필수</w:t>
+      </w:r>
+      <w:r>
+        <w:t xml:space="preserve">.</w:t>
+      </w:r>
+      <w:r>
+        <w:t xml:space="preserve"> </w:t>
+      </w:r>
+      <w:r>
+        <w:t xml:space="preserve">2.</w:t>
+      </w:r>
+      <w:r>
+        <w:t xml:space="preserve"> </w:t>
+      </w:r>
+      <w:r>
+        <w:rPr>
+          <w:b/>
+          <w:bCs/>
+        </w:rPr>
+        <w:t xml:space="preserve">처리량 효율(sparsity)</w:t>
+      </w:r>
+      <w:r>
+        <w:t xml:space="preserve">: gpt-oss-120b는 117B 중</w:t>
+      </w:r>
+      <w:r>
+        <w:t xml:space="preserve"> </w:t>
+      </w:r>
+      <w:r>
+        <w:rPr>
+          <w:b/>
+          <w:bCs/>
+        </w:rPr>
+        <w:t xml:space="preserve">5.1B만 활성(MoE)</w:t>
+      </w:r>
+      <w:r>
+        <w:t xml:space="preserve"> </w:t>
+      </w:r>
+      <w:r>
+        <w:t xml:space="preserve">→ 같은 지연 예산에서 큰 용량. Gemma 31B는</w:t>
+      </w:r>
+      <w:r>
+        <w:t xml:space="preserve"> </w:t>
+      </w:r>
+      <w:r>
+        <w:rPr>
+          <w:b/>
+          <w:bCs/>
+        </w:rPr>
+        <w:t xml:space="preserve">Dense = 매 토큰 31B 전량 활성</w:t>
+      </w:r>
+      <w:r>
+        <w:t xml:space="preserve"> </w:t>
+      </w:r>
+      <w:r>
+        <w:t xml:space="preserve">→ 토큰당 연산이 무거워 동시성/처리량에서 불리.</w:t>
+      </w:r>
+      <w:r>
+        <w:t xml:space="preserve"> </w:t>
+      </w:r>
+      <w:r>
+        <w:t xml:space="preserve">3.</w:t>
+      </w:r>
+      <w:r>
+        <w:t xml:space="preserve"> </w:t>
+      </w:r>
+      <w:r>
+        <w:rPr>
+          <w:b/>
+          <w:bCs/>
+        </w:rPr>
+        <w:t xml:space="preserve">H100 VRAM 적합 설계</w:t>
+      </w:r>
+      <w:r>
+        <w:t xml:space="preserve">: 120b는 네이티브 MXFP4로 80GB에 맞도록 만들어짐. 31B는 Q4로 17.5GB(대량 유휴)·bf16으로 69.9GB(정밀↑ 가능하나 여전히 31B 용량).</w:t>
+      </w:r>
+    </w:p>
+    <w:bookmarkEnd w:id="205"/>
+    <w:bookmarkStart w:id="206" w:name="그럼-gemma-31b는-언제-고르나"/>
+    <w:p>
+      <w:pPr>
+        <w:pStyle w:val="Heading4"/>
+      </w:pPr>
+      <w:r>
+        <w:t xml:space="preserve">그럼 Gemma 31B는 언제 고르나</w:t>
+      </w:r>
+    </w:p>
+    <w:p>
+      <w:pPr>
+        <w:pStyle w:val="Compact"/>
+        <w:numPr>
+          <w:ilvl w:val="0"/>
+          <w:numId w:val="1145"/>
+        </w:numPr>
+      </w:pPr>
+      <w:r>
+        <w:rPr>
+          <w:b/>
+          <w:bCs/>
+        </w:rPr>
+        <w:t xml:space="preserve">품질/추론 최우선</w:t>
+      </w:r>
+      <w:r>
+        <w:t xml:space="preserve">이고 재튜닝을 감수할 때(벤치 최상위).</w:t>
+      </w:r>
+    </w:p>
+    <w:p>
+      <w:pPr>
+        <w:pStyle w:val="Compact"/>
+        <w:numPr>
+          <w:ilvl w:val="0"/>
+          <w:numId w:val="1145"/>
+        </w:numPr>
+      </w:pPr>
+      <w:r>
+        <w:rPr>
+          <w:b/>
+          <w:bCs/>
+        </w:rPr>
+        <w:t xml:space="preserve">멀티모달 RAG</w:t>
+      </w:r>
+      <w:r>
+        <w:t xml:space="preserve">가 로드맵일 때: Gemma는 네이티브 text+image+video,</w:t>
+      </w:r>
+      <w:r>
+        <w:t xml:space="preserve"> </w:t>
+      </w:r>
+      <w:r>
+        <w:rPr>
+          <w:b/>
+          <w:bCs/>
+        </w:rPr>
+        <w:t xml:space="preserve">gpt-oss는 텍스트 전용</w:t>
+      </w:r>
+      <w:r>
+        <w:t xml:space="preserve">. 문서 RAG가 이미지/스캔/영상을 다루게 되면 Gemma가 결정적 우위.</w:t>
+      </w:r>
+    </w:p>
+    <w:p>
+      <w:pPr>
+        <w:pStyle w:val="Compact"/>
+        <w:numPr>
+          <w:ilvl w:val="0"/>
+          <w:numId w:val="1145"/>
+        </w:numPr>
+      </w:pPr>
+      <w:r>
+        <w:t xml:space="preserve">이 경우</w:t>
+      </w:r>
+      <w:r>
+        <w:t xml:space="preserve"> </w:t>
+      </w:r>
+      <w:r>
+        <w:rPr>
+          <w:b/>
+          <w:bCs/>
+        </w:rPr>
+        <w:t xml:space="preserve">Gemma 4 31B(Dense, 품질) 또는 26B-A4B(MoE, 처리량)</w:t>
+      </w:r>
+      <w:r>
+        <w:t xml:space="preserve"> </w:t>
+      </w:r>
+      <w:r>
+        <w:t xml:space="preserve">를 선택.</w:t>
+      </w:r>
+    </w:p>
+    <w:bookmarkEnd w:id="206"/>
+    <w:bookmarkStart w:id="207" w:name="결론경영-판단"/>
+    <w:p>
+      <w:pPr>
+        <w:pStyle w:val="Heading4"/>
+      </w:pPr>
+      <w:r>
         <w:t xml:space="preserve">결론(경영 판단)</w:t>
       </w:r>
     </w:p>
@@ -24699,54 +25124,55 @@
         <w:pStyle w:val="Compact"/>
         <w:numPr>
           <w:ilvl w:val="0"/>
-          <w:numId w:val="1145"/>
-        </w:numPr>
-      </w:pPr>
-      <w:r>
-        <w:rPr>
-          <w:b/>
-          <w:bCs/>
-        </w:rPr>
-        <w:t xml:space="preserve">ThinkFlow(H100 단일)에</w:t>
-      </w:r>
-      <w:r>
-        <w:rPr>
-          <w:b/>
-          <w:bCs/>
-        </w:rPr>
-        <w:t xml:space="preserve"> </w:t>
-      </w:r>
-      <w:r>
-        <w:rPr>
-          <w:b/>
-          <w:bCs/>
-        </w:rPr>
-        <w:t xml:space="preserve">“알맞게 올릴”</w:t>
-      </w:r>
-      <w:r>
-        <w:rPr>
-          <w:b/>
-          <w:bCs/>
-        </w:rPr>
-        <w:t xml:space="preserve"> </w:t>
-      </w:r>
-      <w:r>
-        <w:rPr>
-          <w:b/>
-          <w:bCs/>
-        </w:rPr>
-        <w:t xml:space="preserve">모델 = gpt-oss-120b</w:t>
-      </w:r>
-      <w:r>
-        <w:t xml:space="preserve">(네이티브 MXFP4로 80GB에 맞춤). 품질 최우선이면 Qwen 3.5 122B-A10B, 멀티모달이면 Gemma 4 26B-A4B.</w:t>
-      </w:r>
-    </w:p>
-    <w:p>
-      <w:pPr>
-        <w:pStyle w:val="Compact"/>
-        <w:numPr>
-          <w:ilvl w:val="0"/>
-          <w:numId w:val="1145"/>
+          <w:numId w:val="1146"/>
+        </w:numPr>
+      </w:pPr>
+      <w:r>
+        <w:rPr>
+          <w:b/>
+          <w:bCs/>
+        </w:rPr>
+        <w:t xml:space="preserve">ThinkFlow 1순위 = gpt-oss-120b</w:t>
+      </w:r>
+      <w:r>
+        <w:t xml:space="preserve"> </w:t>
+      </w:r>
+      <w:r>
+        <w:t xml:space="preserve">— 이유는 품질이 아니라</w:t>
+      </w:r>
+      <w:r>
+        <w:t xml:space="preserve"> </w:t>
+      </w:r>
+      <w:r>
+        <w:rPr>
+          <w:b/>
+          <w:bCs/>
+        </w:rPr>
+        <w:t xml:space="preserve">무재튜닝 스왑 + MoE 처리량 + H100 적합</w:t>
+      </w:r>
+      <w:r>
+        <w:t xml:space="preserve">. 순수 품질 최우선이면 Qwen 3.5 122B-A10B,</w:t>
+      </w:r>
+      <w:r>
+        <w:t xml:space="preserve"> </w:t>
+      </w:r>
+      <w:r>
+        <w:rPr>
+          <w:b/>
+          <w:bCs/>
+        </w:rPr>
+        <w:t xml:space="preserve">멀티모달·품질이면 Gemma 4 31B</w:t>
+      </w:r>
+      <w:r>
+        <w:t xml:space="preserve">, 처리량형 멀티모달이면 Gemma 4 26B-A4B.</w:t>
+      </w:r>
+    </w:p>
+    <w:p>
+      <w:pPr>
+        <w:pStyle w:val="Compact"/>
+        <w:numPr>
+          <w:ilvl w:val="0"/>
+          <w:numId w:val="1146"/>
         </w:numPr>
       </w:pPr>
       <w:r>
@@ -24784,11 +25210,11 @@
         <w:pStyle w:val="Compact"/>
         <w:numPr>
           <w:ilvl w:val="0"/>
-          <w:numId w:val="1145"/>
-        </w:numPr>
-      </w:pPr>
-      <w:r>
-        <w:t xml:space="preserve">소형 모델(gpt-oss-20b·Gemma 26B)을 H100에 올리는 것은</w:t>
+          <w:numId w:val="1146"/>
+        </w:numPr>
+      </w:pPr>
+      <w:r>
+        <w:t xml:space="preserve">소형 모델(gpt-oss-20b)을 H100에 올리는 것은</w:t>
       </w:r>
       <w:r>
         <w:t xml:space="preserve"> </w:t>
@@ -24801,7 +25227,7 @@
         <w:t xml:space="preserve">자원 낭비</w:t>
       </w:r>
       <w:r>
-        <w:t xml:space="preserve">이므로, VRAM을 꽉 채우는 100B급 MoE가</w:t>
+        <w:t xml:space="preserve">이므로, VRAM을 잘 채우는 모델이</w:t>
       </w:r>
       <w:r>
         <w:t xml:space="preserve"> </w:t>
@@ -24819,115 +25245,115 @@
       </w:pPr>
       <w:r>
         <w:t xml:space="preserve">ThinkFlow의 실제 사양(H100 개수·VRAM·목표 지연/동시성)을 알려주면 위 표에서 정확한 1개를 확정해 드립니다.</w:t>
-      </w:r>
-    </w:p>
-    <w:bookmarkEnd w:id="205"/>
-    <w:bookmarkEnd w:id="206"/>
-    <w:bookmarkStart w:id="207" w:name="출처-12"/>
-    <w:p>
-      <w:pPr>
-        <w:pStyle w:val="Heading3"/>
-      </w:pPr>
-      <w:r>
-        <w:t xml:space="preserve">출처</w:t>
-      </w:r>
-    </w:p>
-    <w:p>
-      <w:pPr>
-        <w:pStyle w:val="Compact"/>
-        <w:numPr>
-          <w:ilvl w:val="0"/>
-          <w:numId w:val="1146"/>
-        </w:numPr>
-      </w:pPr>
-      <w:r>
-        <w:t xml:space="preserve">H100 적재/처리량: canitrun.dev, localllms.dev, OpenAI gpt-oss 모델카드(arXiv:2508.10925) —</w:t>
-      </w:r>
-      <w:r>
-        <w:t xml:space="preserve"> </w:t>
-      </w:r>
-      <w:r>
-        <w:rPr>
-          <w:rStyle w:val="VerbatimChar"/>
-        </w:rPr>
-        <w:t xml:space="preserve">data/topics/apply-gpt-oss/SOURCE.md</w:t>
-      </w:r>
-    </w:p>
-    <w:p>
-      <w:pPr>
-        <w:pStyle w:val="Compact"/>
-        <w:numPr>
-          <w:ilvl w:val="0"/>
-          <w:numId w:val="1146"/>
-        </w:numPr>
-      </w:pPr>
-      <w:r>
-        <w:t xml:space="preserve">OLMoE:</w:t>
-      </w:r>
-      <w:r>
-        <w:t xml:space="preserve"> </w:t>
-      </w:r>
-      <w:r>
-        <w:rPr>
-          <w:rStyle w:val="VerbatimChar"/>
-        </w:rPr>
-        <w:t xml:space="preserve">data/olmoe/SOURCE.md</w:t>
-      </w:r>
-      <w:r>
-        <w:t xml:space="preserve"> </w:t>
-      </w:r>
-      <w:r>
-        <w:t xml:space="preserve">(arXiv:2409.02060, HF allenai/OLMoE-1B-7B-0924)</w:t>
-      </w:r>
-    </w:p>
-    <w:p>
-      <w:pPr>
-        <w:pStyle w:val="Compact"/>
-        <w:numPr>
-          <w:ilvl w:val="0"/>
-          <w:numId w:val="1146"/>
-        </w:numPr>
-      </w:pPr>
-      <w:r>
-        <w:t xml:space="preserve">colibri:</w:t>
-      </w:r>
-      <w:r>
-        <w:t xml:space="preserve"> </w:t>
-      </w:r>
-      <w:r>
-        <w:rPr>
-          <w:rStyle w:val="VerbatimChar"/>
-        </w:rPr>
-        <w:t xml:space="preserve">external/colibri/c/olmoe.c</w:t>
-      </w:r>
-      <w:r>
-        <w:t xml:space="preserve">,</w:t>
-      </w:r>
-      <w:r>
-        <w:t xml:space="preserve"> </w:t>
-      </w:r>
-      <w:r>
-        <w:rPr>
-          <w:rStyle w:val="VerbatimChar"/>
-        </w:rPr>
-        <w:t xml:space="preserve">glm.c</w:t>
-      </w:r>
-      <w:r>
-        <w:t xml:space="preserve">,</w:t>
-      </w:r>
-      <w:r>
-        <w:t xml:space="preserve"> </w:t>
-      </w:r>
-      <w:r>
-        <w:rPr>
-          <w:rStyle w:val="VerbatimChar"/>
-        </w:rPr>
-        <w:t xml:space="preserve">README.md</w:t>
       </w:r>
     </w:p>
     <w:bookmarkEnd w:id="207"/>
     <w:bookmarkEnd w:id="208"/>
-    <w:bookmarkStart w:id="222" w:name="c-thinkflow-h100-서빙-모델-업그레이드-설계서"/>
+    <w:bookmarkStart w:id="209" w:name="출처-12"/>
+    <w:p>
+      <w:pPr>
+        <w:pStyle w:val="Heading3"/>
+      </w:pPr>
+      <w:r>
+        <w:t xml:space="preserve">출처</w:t>
+      </w:r>
+    </w:p>
+    <w:p>
+      <w:pPr>
+        <w:pStyle w:val="Compact"/>
+        <w:numPr>
+          <w:ilvl w:val="0"/>
+          <w:numId w:val="1147"/>
+        </w:numPr>
+      </w:pPr>
+      <w:r>
+        <w:t xml:space="preserve">H100 적재/처리량: canitrun.dev, localllms.dev, OpenAI gpt-oss 모델카드(arXiv:2508.10925) —</w:t>
+      </w:r>
+      <w:r>
+        <w:t xml:space="preserve"> </w:t>
+      </w:r>
+      <w:r>
+        <w:rPr>
+          <w:rStyle w:val="VerbatimChar"/>
+        </w:rPr>
+        <w:t xml:space="preserve">data/topics/apply-gpt-oss/SOURCE.md</w:t>
+      </w:r>
+    </w:p>
+    <w:p>
+      <w:pPr>
+        <w:pStyle w:val="Compact"/>
+        <w:numPr>
+          <w:ilvl w:val="0"/>
+          <w:numId w:val="1147"/>
+        </w:numPr>
+      </w:pPr>
+      <w:r>
+        <w:t xml:space="preserve">OLMoE:</w:t>
+      </w:r>
+      <w:r>
+        <w:t xml:space="preserve"> </w:t>
+      </w:r>
+      <w:r>
+        <w:rPr>
+          <w:rStyle w:val="VerbatimChar"/>
+        </w:rPr>
+        <w:t xml:space="preserve">data/olmoe/SOURCE.md</w:t>
+      </w:r>
+      <w:r>
+        <w:t xml:space="preserve"> </w:t>
+      </w:r>
+      <w:r>
+        <w:t xml:space="preserve">(arXiv:2409.02060, HF allenai/OLMoE-1B-7B-0924)</w:t>
+      </w:r>
+    </w:p>
+    <w:p>
+      <w:pPr>
+        <w:pStyle w:val="Compact"/>
+        <w:numPr>
+          <w:ilvl w:val="0"/>
+          <w:numId w:val="1147"/>
+        </w:numPr>
+      </w:pPr>
+      <w:r>
+        <w:t xml:space="preserve">colibri:</w:t>
+      </w:r>
+      <w:r>
+        <w:t xml:space="preserve"> </w:t>
+      </w:r>
+      <w:r>
+        <w:rPr>
+          <w:rStyle w:val="VerbatimChar"/>
+        </w:rPr>
+        <w:t xml:space="preserve">external/colibri/c/olmoe.c</w:t>
+      </w:r>
+      <w:r>
+        <w:t xml:space="preserve">,</w:t>
+      </w:r>
+      <w:r>
+        <w:t xml:space="preserve"> </w:t>
+      </w:r>
+      <w:r>
+        <w:rPr>
+          <w:rStyle w:val="VerbatimChar"/>
+        </w:rPr>
+        <w:t xml:space="preserve">glm.c</w:t>
+      </w:r>
+      <w:r>
+        <w:t xml:space="preserve">,</w:t>
+      </w:r>
+      <w:r>
+        <w:t xml:space="preserve"> </w:t>
+      </w:r>
+      <w:r>
+        <w:rPr>
+          <w:rStyle w:val="VerbatimChar"/>
+        </w:rPr>
+        <w:t xml:space="preserve">README.md</w:t>
+      </w:r>
+    </w:p>
+    <w:bookmarkEnd w:id="209"/>
+    <w:bookmarkEnd w:id="210"/>
+    <w:bookmarkStart w:id="224" w:name="c-thinkflow-h100-서빙-모델-업그레이드-설계서"/>
     <w:p>
       <w:pPr>
         <w:pStyle w:val="Heading2"/>
@@ -25013,7 +25439,7 @@
         <w:t xml:space="preserve">), 서버 실사양(사용자 제공).</w:t>
       </w:r>
     </w:p>
-    <w:bookmarkStart w:id="212" w:name="현황-직접-확인"/>
+    <w:bookmarkStart w:id="214" w:name="현황-직접-확인"/>
     <w:p>
       <w:pPr>
         <w:pStyle w:val="Heading3"/>
@@ -25022,7 +25448,7 @@
         <w:t xml:space="preserve">1. 현황 (직접 확인)</w:t>
       </w:r>
     </w:p>
-    <w:bookmarkStart w:id="209" w:name="서버-실사양"/>
+    <w:bookmarkStart w:id="211" w:name="서버-실사양"/>
     <w:p>
       <w:pPr>
         <w:pStyle w:val="Heading4"/>
@@ -25289,8 +25715,8 @@
         </w:tc>
       </w:tr>
     </w:tbl>
-    <w:bookmarkEnd w:id="209"/>
-    <w:bookmarkStart w:id="210" w:name="현행-서빙-스택"/>
+    <w:bookmarkEnd w:id="211"/>
+    <w:bookmarkStart w:id="212" w:name="현행-서빙-스택"/>
     <w:p>
       <w:pPr>
         <w:pStyle w:val="Heading4"/>
@@ -25304,7 +25730,7 @@
         <w:pStyle w:val="Compact"/>
         <w:numPr>
           <w:ilvl w:val="0"/>
-          <w:numId w:val="1147"/>
+          <w:numId w:val="1148"/>
         </w:numPr>
       </w:pPr>
       <w:r>
@@ -25398,7 +25824,7 @@
         <w:pStyle w:val="Compact"/>
         <w:numPr>
           <w:ilvl w:val="0"/>
-          <w:numId w:val="1147"/>
+          <w:numId w:val="1148"/>
         </w:numPr>
       </w:pPr>
       <w:r>
@@ -25441,7 +25867,7 @@
         <w:pStyle w:val="Compact"/>
         <w:numPr>
           <w:ilvl w:val="0"/>
-          <w:numId w:val="1147"/>
+          <w:numId w:val="1148"/>
         </w:numPr>
       </w:pPr>
       <w:r>
@@ -25491,8 +25917,8 @@
         <w:t xml:space="preserve">.</w:t>
       </w:r>
     </w:p>
-    <w:bookmarkEnd w:id="210"/>
-    <w:bookmarkStart w:id="211" w:name="문제"/>
+    <w:bookmarkEnd w:id="212"/>
+    <w:bookmarkStart w:id="213" w:name="문제"/>
     <w:p>
       <w:pPr>
         <w:pStyle w:val="Heading4"/>
@@ -25506,7 +25932,7 @@
         <w:pStyle w:val="Compact"/>
         <w:numPr>
           <w:ilvl w:val="0"/>
-          <w:numId w:val="1148"/>
+          <w:numId w:val="1149"/>
         </w:numPr>
       </w:pPr>
       <w:r>
@@ -25563,7 +25989,7 @@
         <w:pStyle w:val="Compact"/>
         <w:numPr>
           <w:ilvl w:val="0"/>
-          <w:numId w:val="1148"/>
+          <w:numId w:val="1149"/>
         </w:numPr>
       </w:pPr>
       <w:r>
@@ -25583,9 +26009,9 @@
         <w:t xml:space="preserve">.</w:t>
       </w:r>
     </w:p>
-    <w:bookmarkEnd w:id="211"/>
-    <w:bookmarkEnd w:id="212"/>
-    <w:bookmarkStart w:id="214" w:name="업그레이드-후보-단일-h100-80gb-적재"/>
+    <w:bookmarkEnd w:id="213"/>
+    <w:bookmarkEnd w:id="214"/>
+    <w:bookmarkStart w:id="216" w:name="업그레이드-후보-단일-h100-80gb-적재"/>
     <w:p>
       <w:pPr>
         <w:pStyle w:val="Heading3"/>
@@ -25927,6 +26353,113 @@
               <w:pStyle w:val="Compact"/>
             </w:pPr>
             <w:r>
+              <w:rPr>
+                <w:b/>
+                <w:bCs/>
+              </w:rPr>
+              <w:t xml:space="preserve">Gemma 4 31B (Dense)</w:t>
+            </w:r>
+            <w:r>
+              <w:t xml:space="preserve"> </w:t>
+            </w:r>
+            <w:r>
+              <w:t xml:space="preserve">(품질·멀티모달)</w:t>
+            </w:r>
+          </w:p>
+        </w:tc>
+        <w:tc>
+          <w:tcPr/>
+          <w:p>
+            <w:pPr>
+              <w:pStyle w:val="Compact"/>
+            </w:pPr>
+            <w:r>
+              <w:t xml:space="preserve">31B(31B)</w:t>
+            </w:r>
+          </w:p>
+        </w:tc>
+        <w:tc>
+          <w:tcPr/>
+          <w:p>
+            <w:pPr>
+              <w:pStyle w:val="Compact"/>
+            </w:pPr>
+            <w:r>
+              <w:t xml:space="preserve">~62GB bf16 / ~17.5GB Q4</w:t>
+            </w:r>
+          </w:p>
+        </w:tc>
+        <w:tc>
+          <w:tcPr/>
+          <w:p>
+            <w:pPr>
+              <w:pStyle w:val="Compact"/>
+            </w:pPr>
+            <w:r>
+              <w:t xml:space="preserve">~6–8GB</w:t>
+            </w:r>
+          </w:p>
+        </w:tc>
+        <w:tc>
+          <w:tcPr/>
+          <w:p>
+            <w:pPr>
+              <w:pStyle w:val="Compact"/>
+            </w:pPr>
+            <w:r>
+              <w:t xml:space="preserve">GPU유지 가능</w:t>
+            </w:r>
+          </w:p>
+        </w:tc>
+        <w:tc>
+          <w:tcPr/>
+          <w:p>
+            <w:pPr>
+              <w:pStyle w:val="Compact"/>
+            </w:pPr>
+            <w:r>
+              <w:t xml:space="preserve">~70GB(bf16) / ~26GB(Q4)</w:t>
+            </w:r>
+          </w:p>
+        </w:tc>
+        <w:tc>
+          <w:tcPr/>
+          <w:p>
+            <w:pPr>
+              <w:pStyle w:val="Compact"/>
+            </w:pPr>
+            <w:r>
+              <w:t xml:space="preserve">중(프롬프트 재튜닝)</w:t>
+            </w:r>
+          </w:p>
+        </w:tc>
+        <w:tc>
+          <w:tcPr/>
+          <w:p>
+            <w:pPr>
+              <w:pStyle w:val="Compact"/>
+            </w:pPr>
+            <w:r>
+              <w:rPr>
+                <w:b/>
+                <w:bCs/>
+              </w:rPr>
+              <w:t xml:space="preserve">벤치 최상위·네이티브 멀티모달</w:t>
+            </w:r>
+            <w:r>
+              <w:t xml:space="preserve">, 단 Dense=처리량 불리</w:t>
+            </w:r>
+          </w:p>
+        </w:tc>
+      </w:tr>
+      <w:tr>
+        <w:tc>
+          <w:tcPr/>
+          <w:p>
+            <w:pPr>
+              <w:pStyle w:val="Compact"/>
+            </w:pPr>
+            <w:r>
               <w:t xml:space="preserve">GLM-4.5-Air</w:t>
             </w:r>
           </w:p>
@@ -26010,7 +26543,7 @@
         </w:tc>
       </w:tr>
     </w:tbl>
-    <w:bookmarkStart w:id="213" w:name="권장안"/>
+    <w:bookmarkStart w:id="215" w:name="권장안"/>
     <w:p>
       <w:pPr>
         <w:pStyle w:val="Heading4"/>
@@ -26024,7 +26557,7 @@
         <w:pStyle w:val="Compact"/>
         <w:numPr>
           <w:ilvl w:val="0"/>
-          <w:numId w:val="1149"/>
+          <w:numId w:val="1150"/>
         </w:numPr>
       </w:pPr>
       <w:r>
@@ -26074,6 +26607,46 @@
         <w:pStyle w:val="Compact"/>
         <w:numPr>
           <w:ilvl w:val="1"/>
+          <w:numId w:val="1151"/>
+        </w:numPr>
+      </w:pPr>
+      <w:r>
+        <w:rPr>
+          <w:b/>
+          <w:bCs/>
+        </w:rPr>
+        <w:t xml:space="preserve">BGE를 CPU로 이전</w:t>
+      </w:r>
+      <w:r>
+        <w:t xml:space="preserve">(48코어·227GB RAM이면 RAG 임베딩/리랭크 throughput 충분) → GPU 전량을 LLM에 할당.</w:t>
+      </w:r>
+    </w:p>
+    <w:p>
+      <w:pPr>
+        <w:pStyle w:val="Compact"/>
+        <w:numPr>
+          <w:ilvl w:val="1"/>
+          <w:numId w:val="1151"/>
+        </w:numPr>
+      </w:pPr>
+      <w:r>
+        <w:rPr>
+          <w:rStyle w:val="VerbatimChar"/>
+        </w:rPr>
+        <w:t xml:space="preserve">--gpu-memory-utilization 0.92</w:t>
+      </w:r>
+      <w:r>
+        <w:t xml:space="preserve"> </w:t>
+      </w:r>
+      <w:r>
+        <w:t xml:space="preserve">+ KV 여유를 32k에서 실측 확인(아래 4장).</w:t>
+      </w:r>
+    </w:p>
+    <w:p>
+      <w:pPr>
+        <w:pStyle w:val="Compact"/>
+        <w:numPr>
+          <w:ilvl w:val="0"/>
           <w:numId w:val="1150"/>
         </w:numPr>
       </w:pPr>
@@ -26082,10 +26655,486 @@
           <w:b/>
           <w:bCs/>
         </w:rPr>
-        <w:t xml:space="preserve">BGE를 CPU로 이전</w:t>
-      </w:r>
-      <w:r>
-        <w:t xml:space="preserve">(48코어·227GB RAM이면 RAG 임베딩/리랭크 throughput 충분) → GPU 전량을 LLM에 할당.</w:t>
+        <w:t xml:space="preserve">안전대안:</w:t>
+      </w:r>
+      <w:r>
+        <w:rPr>
+          <w:b/>
+          <w:bCs/>
+        </w:rPr>
+        <w:t xml:space="preserve"> </w:t>
+      </w:r>
+      <w:r>
+        <w:rPr>
+          <w:rStyle w:val="VerbatimChar"/>
+          <w:b/>
+          <w:bCs/>
+        </w:rPr>
+        <w:t xml:space="preserve">Qwen3-Next-80B-A3B</w:t>
+      </w:r>
+      <w:r>
+        <w:t xml:space="preserve"> </w:t>
+      </w:r>
+      <w:r>
+        <w:t xml:space="preserve">— VRAM 여유가 크고 3B 활성이라 지연/처리량이 좋음. 단 Qwen 계열이라 ThinkFlow 프롬프트 재튜닝 필요. BGE를 GPU에 유지하고 싶을 때 유리.</w:t>
+      </w:r>
+    </w:p>
+    <w:p>
+      <w:pPr>
+        <w:pStyle w:val="Compact"/>
+        <w:numPr>
+          <w:ilvl w:val="0"/>
+          <w:numId w:val="1150"/>
+        </w:numPr>
+      </w:pPr>
+      <w:r>
+        <w:rPr>
+          <w:b/>
+          <w:bCs/>
+        </w:rPr>
+        <w:t xml:space="preserve">품질·멀티모달 대안:</w:t>
+      </w:r>
+      <w:r>
+        <w:rPr>
+          <w:b/>
+          <w:bCs/>
+        </w:rPr>
+        <w:t xml:space="preserve"> </w:t>
+      </w:r>
+      <w:r>
+        <w:rPr>
+          <w:rStyle w:val="VerbatimChar"/>
+          <w:b/>
+          <w:bCs/>
+        </w:rPr>
+        <w:t xml:space="preserve">Gemma 4 31B (Dense)</w:t>
+      </w:r>
+      <w:r>
+        <w:t xml:space="preserve"> </w:t>
+      </w:r>
+      <w:r>
+        <w:t xml:space="preserve">— 벤치 최상위(MMLU-Pro 85.2·AIME 89.2)이고</w:t>
+      </w:r>
+      <w:r>
+        <w:t xml:space="preserve"> </w:t>
+      </w:r>
+      <w:r>
+        <w:rPr>
+          <w:b/>
+          <w:bCs/>
+        </w:rPr>
+        <w:t xml:space="preserve">네이티브 멀티모달(text/image/video)</w:t>
+      </w:r>
+      <w:r>
+        <w:t xml:space="preserve"> </w:t>
+      </w:r>
+      <w:r>
+        <w:t xml:space="preserve">이라, 문서 RAG가 이미지/스캔/영상으로 확장되면 결정적 우위. bf16 ~62GB로 H100 단일 적재 가능(Q4면 17.5GB로 대량 여유).</w:t>
+      </w:r>
+      <w:r>
+        <w:t xml:space="preserve"> </w:t>
+      </w:r>
+      <w:r>
+        <w:rPr>
+          <w:b/>
+          <w:bCs/>
+        </w:rPr>
+        <w:t xml:space="preserve">트레이드오프</w:t>
+      </w:r>
+      <w:r>
+        <w:t xml:space="preserve">: (i) Dense라 매 토큰 31B 전량 활성 → gpt-oss-120b(5.1B 활성)보다 처리량/동시성 불리, (ii) Gemma 계열이라 챗 템플릿·프롬프트 재튜닝 필요. →</w:t>
+      </w:r>
+      <w:r>
+        <w:t xml:space="preserve"> </w:t>
+      </w:r>
+      <w:r>
+        <w:rPr>
+          <w:b/>
+          <w:bCs/>
+        </w:rPr>
+        <w:t xml:space="preserve">품질/멀티모달이 최우선이면 Gemma 31B, 무재튜닝·처리량이 우선이면 gpt-oss-120b.</w:t>
+      </w:r>
+      <w:r>
+        <w:t xml:space="preserve"> </w:t>
+      </w:r>
+      <w:r>
+        <w:t xml:space="preserve">(colibri 스트리밍 관점의 Gemma 부적합 판정은</w:t>
+      </w:r>
+      <w:r>
+        <w:t xml:space="preserve"> </w:t>
+      </w:r>
+      <w:r>
+        <w:rPr>
+          <w:rStyle w:val="VerbatimChar"/>
+        </w:rPr>
+        <w:t xml:space="preserve">docs/62</w:t>
+      </w:r>
+      <w:r>
+        <w:t xml:space="preserve"> </w:t>
+      </w:r>
+      <w:r>
+        <w:t xml:space="preserve">참조 — 여기선 VRAM 서빙이라 무관.)</w:t>
+      </w:r>
+    </w:p>
+    <w:bookmarkEnd w:id="215"/>
+    <w:bookmarkEnd w:id="216"/>
+    <w:bookmarkStart w:id="217" w:name="적용안-run_vllm.sh-drop-in-gpt-oss-120b"/>
+    <w:p>
+      <w:pPr>
+        <w:pStyle w:val="Heading3"/>
+      </w:pPr>
+      <w:r>
+        <w:t xml:space="preserve">3. 적용안: run_vllm.sh (drop-in, gpt-oss-120b)</w:t>
+      </w:r>
+    </w:p>
+    <w:p>
+      <w:pPr>
+        <w:pStyle w:val="FirstParagraph"/>
+      </w:pPr>
+      <w:r>
+        <w:t xml:space="preserve">현행(</w:t>
+      </w:r>
+      <w:r>
+        <w:rPr>
+          <w:rStyle w:val="VerbatimChar"/>
+        </w:rPr>
+        <w:t xml:space="preserve">ubuntu/vllm/run_vllm.sh</w:t>
+      </w:r>
+      <w:r>
+        <w:t xml:space="preserve">)을 최소 변경:</w:t>
+      </w:r>
+    </w:p>
+    <w:p>
+      <w:pPr>
+        <w:pStyle w:val="SourceCode"/>
+      </w:pPr>
+      <w:r>
+        <w:rPr>
+          <w:rStyle w:val="VerbatimChar"/>
+        </w:rPr>
+        <w:t xml:space="preserve">#!/usr/bin/env bash</w:t>
+      </w:r>
+      <w:r>
+        <w:br/>
+      </w:r>
+      <w:r>
+        <w:rPr>
+          <w:rStyle w:val="VerbatimChar"/>
+        </w:rPr>
+        <w:t xml:space="preserve"># vLLM gpt-oss-120b 기동 (H100 80GB, BGE는 CPU로 분리)</w:t>
+      </w:r>
+      <w:r>
+        <w:br/>
+      </w:r>
+      <w:r>
+        <w:rPr>
+          <w:rStyle w:val="VerbatimChar"/>
+        </w:rPr>
+        <w:t xml:space="preserve">set -euo pipefail</w:t>
+      </w:r>
+      <w:r>
+        <w:br/>
+      </w:r>
+      <w:r>
+        <w:rPr>
+          <w:rStyle w:val="VerbatimChar"/>
+        </w:rPr>
+        <w:t xml:space="preserve">docker rm -f vllm 2&gt;/dev/null || true</w:t>
+      </w:r>
+      <w:r>
+        <w:br/>
+      </w:r>
+      <w:r>
+        <w:rPr>
+          <w:rStyle w:val="VerbatimChar"/>
+        </w:rPr>
+        <w:t xml:space="preserve">docker run -d --name vllm \</w:t>
+      </w:r>
+      <w:r>
+        <w:br/>
+      </w:r>
+      <w:r>
+        <w:rPr>
+          <w:rStyle w:val="VerbatimChar"/>
+        </w:rPr>
+        <w:t xml:space="preserve">  --restart unless-stopped --gpus all --ipc host \</w:t>
+      </w:r>
+      <w:r>
+        <w:br/>
+      </w:r>
+      <w:r>
+        <w:rPr>
+          <w:rStyle w:val="VerbatimChar"/>
+        </w:rPr>
+        <w:t xml:space="preserve">  -p 8080:8000 \</w:t>
+      </w:r>
+      <w:r>
+        <w:br/>
+      </w:r>
+      <w:r>
+        <w:rPr>
+          <w:rStyle w:val="VerbatimChar"/>
+        </w:rPr>
+        <w:t xml:space="preserve">  -v /home/ubuntu/hf_cache:/root/.cache/huggingface \</w:t>
+      </w:r>
+      <w:r>
+        <w:br/>
+      </w:r>
+      <w:r>
+        <w:rPr>
+          <w:rStyle w:val="VerbatimChar"/>
+        </w:rPr>
+        <w:t xml:space="preserve">  vllm/vllm-openai:v0.21.0 \</w:t>
+      </w:r>
+      <w:r>
+        <w:br/>
+      </w:r>
+      <w:r>
+        <w:rPr>
+          <w:rStyle w:val="VerbatimChar"/>
+        </w:rPr>
+        <w:t xml:space="preserve">    --model openai/gpt-oss-120b \</w:t>
+      </w:r>
+      <w:r>
+        <w:br/>
+      </w:r>
+      <w:r>
+        <w:rPr>
+          <w:rStyle w:val="VerbatimChar"/>
+        </w:rPr>
+        <w:t xml:space="preserve">    --served-model-name gpt-oss-20b \   # ← 동일 이름 유지 시 앱 config 무변경(과도기)</w:t>
+      </w:r>
+      <w:r>
+        <w:br/>
+      </w:r>
+      <w:r>
+        <w:rPr>
+          <w:rStyle w:val="VerbatimChar"/>
+        </w:rPr>
+        <w:t xml:space="preserve">    --max-model-len 32768 \</w:t>
+      </w:r>
+      <w:r>
+        <w:br/>
+      </w:r>
+      <w:r>
+        <w:rPr>
+          <w:rStyle w:val="VerbatimChar"/>
+        </w:rPr>
+        <w:t xml:space="preserve">    --gpu-memory-utilization 0.92 \</w:t>
+      </w:r>
+      <w:r>
+        <w:br/>
+      </w:r>
+      <w:r>
+        <w:rPr>
+          <w:rStyle w:val="VerbatimChar"/>
+        </w:rPr>
+        <w:t xml:space="preserve">    --enable-prefix-caching</w:t>
+      </w:r>
+    </w:p>
+    <w:p>
+      <w:pPr>
+        <w:pStyle w:val="Compact"/>
+        <w:numPr>
+          <w:ilvl w:val="0"/>
+          <w:numId w:val="1152"/>
+        </w:numPr>
+      </w:pPr>
+      <w:r>
+        <w:rPr>
+          <w:rStyle w:val="VerbatimChar"/>
+        </w:rPr>
+        <w:t xml:space="preserve">--served-model-name</w:t>
+      </w:r>
+      <w:r>
+        <w:t xml:space="preserve">을 기존</w:t>
+      </w:r>
+      <w:r>
+        <w:t xml:space="preserve"> </w:t>
+      </w:r>
+      <w:r>
+        <w:rPr>
+          <w:rStyle w:val="VerbatimChar"/>
+        </w:rPr>
+        <w:t xml:space="preserve">gpt-oss-20b</w:t>
+      </w:r>
+      <w:r>
+        <w:t xml:space="preserve">로 유지하면 ThinkFlow config(단일 출처,</w:t>
+      </w:r>
+      <w:r>
+        <w:t xml:space="preserve"> </w:t>
+      </w:r>
+      <w:r>
+        <w:rPr>
+          <w:rStyle w:val="VerbatimChar"/>
+        </w:rPr>
+        <w:t xml:space="preserve">env.sh</w:t>
+      </w:r>
+      <w:r>
+        <w:t xml:space="preserve">)를 건드리지 않고 과도기 스왑 가능. 정식 반영 시</w:t>
+      </w:r>
+      <w:r>
+        <w:t xml:space="preserve"> </w:t>
+      </w:r>
+      <w:r>
+        <w:rPr>
+          <w:rStyle w:val="VerbatimChar"/>
+        </w:rPr>
+        <w:t xml:space="preserve">gpt-oss-120b</w:t>
+      </w:r>
+      <w:r>
+        <w:t xml:space="preserve">로 개명.</w:t>
+      </w:r>
+    </w:p>
+    <w:p>
+      <w:pPr>
+        <w:pStyle w:val="Compact"/>
+        <w:numPr>
+          <w:ilvl w:val="0"/>
+          <w:numId w:val="1152"/>
+        </w:numPr>
+      </w:pPr>
+      <w:r>
+        <w:t xml:space="preserve">BGE는 별도 CPU 실행으로 이전(</w:t>
+      </w:r>
+      <w:r>
+        <w:rPr>
+          <w:rStyle w:val="VerbatimChar"/>
+        </w:rPr>
+        <w:t xml:space="preserve">THINKFLOW_EMBED_MODEL</w:t>
+      </w:r>
+      <w:r>
+        <w:t xml:space="preserve">/</w:t>
+      </w:r>
+      <w:r>
+        <w:rPr>
+          <w:rStyle w:val="VerbatimChar"/>
+        </w:rPr>
+        <w:t xml:space="preserve">RERANKER</w:t>
+      </w:r>
+      <w:r>
+        <w:t xml:space="preserve">는 경로 그대로, 디바이스만 CPU).</w:t>
+      </w:r>
+    </w:p>
+    <w:bookmarkEnd w:id="217"/>
+    <w:bookmarkStart w:id="220" w:name="무중단-롤아웃-검증-매뉴얼의-무중단-런타임-변경-준수"/>
+    <w:p>
+      <w:pPr>
+        <w:pStyle w:val="Heading3"/>
+      </w:pPr>
+      <w:r>
+        <w:t xml:space="preserve">4. 무중단 롤아웃 &amp; 검증 (매뉴얼의</w:t>
+      </w:r>
+      <w:r>
+        <w:t xml:space="preserve"> </w:t>
+      </w:r>
+      <w:r>
+        <w:t xml:space="preserve">“무중단 런타임 변경”</w:t>
+      </w:r>
+      <w:r>
+        <w:t xml:space="preserve"> </w:t>
+      </w:r>
+      <w:r>
+        <w:t xml:space="preserve">준수)</w:t>
+      </w:r>
+    </w:p>
+    <w:p>
+      <w:pPr>
+        <w:pStyle w:val="SourceCode"/>
+      </w:pPr>
+      <w:r>
+        <w:rPr>
+          <w:rStyle w:val="VerbatimChar"/>
+        </w:rPr>
+        <w:t xml:space="preserve">flowchart LR</w:t>
+      </w:r>
+      <w:r>
+        <w:br/>
+      </w:r>
+      <w:r>
+        <w:rPr>
+          <w:rStyle w:val="VerbatimChar"/>
+        </w:rPr>
+        <w:t xml:space="preserve">    A["신규 vLLM :8081&lt;br/&gt;gpt-oss-120b"] --&gt; B["워밍업 + smoke"]</w:t>
+      </w:r>
+      <w:r>
+        <w:br/>
+      </w:r>
+      <w:r>
+        <w:rPr>
+          <w:rStyle w:val="VerbatimChar"/>
+        </w:rPr>
+        <w:t xml:space="preserve">    B --&gt; C["KPI 하네스 A/B&lt;br/&gt;(kpi cases: hit_rate·consistency)"]</w:t>
+      </w:r>
+      <w:r>
+        <w:br/>
+      </w:r>
+      <w:r>
+        <w:rPr>
+          <w:rStyle w:val="VerbatimChar"/>
+        </w:rPr>
+        <w:t xml:space="preserve">    C --&gt;|"품질 ≥ 기존"| D["엔드포인트 :8080→:8081 전환"]</w:t>
+      </w:r>
+      <w:r>
+        <w:br/>
+      </w:r>
+      <w:r>
+        <w:rPr>
+          <w:rStyle w:val="VerbatimChar"/>
+        </w:rPr>
+        <w:t xml:space="preserve">    C --&gt;|"열세/실패"| E["롤백 유지(:8080 gpt-oss-20b)"]</w:t>
+      </w:r>
+      <w:r>
+        <w:br/>
+      </w:r>
+      <w:r>
+        <w:rPr>
+          <w:rStyle w:val="VerbatimChar"/>
+        </w:rPr>
+        <w:t xml:space="preserve">    D --&gt; F["구 컨테이너 드레인·제거"]</w:t>
+      </w:r>
+    </w:p>
+    <w:p>
+      <w:pPr>
+        <w:pStyle w:val="Compact"/>
+        <w:numPr>
+          <w:ilvl w:val="0"/>
+          <w:numId w:val="1153"/>
+        </w:numPr>
+      </w:pPr>
+      <w:r>
+        <w:rPr>
+          <w:b/>
+          <w:bCs/>
+        </w:rPr>
+        <w:t xml:space="preserve">병행 기동</w:t>
+      </w:r>
+      <w:r>
+        <w:t xml:space="preserve">: 신규 모델을</w:t>
+      </w:r>
+      <w:r>
+        <w:t xml:space="preserve"> </w:t>
+      </w:r>
+      <w:r>
+        <w:rPr>
+          <w:rStyle w:val="VerbatimChar"/>
+        </w:rPr>
+        <w:t xml:space="preserve">:8081</w:t>
+      </w:r>
+      <w:r>
+        <w:t xml:space="preserve">로 띄워 기존</w:t>
+      </w:r>
+      <w:r>
+        <w:t xml:space="preserve"> </w:t>
+      </w:r>
+      <w:r>
+        <w:rPr>
+          <w:rStyle w:val="VerbatimChar"/>
+        </w:rPr>
+        <w:t xml:space="preserve">:8080</w:t>
+      </w:r>
+      <w:r>
+        <w:t xml:space="preserve">(20b)과 공존(단, VRAM 동시 적재 불가 → 스왑형이면 blue/green 대신 프리로드→플립).</w:t>
       </w:r>
     </w:p>
     <w:p>
@@ -26093,68 +27142,656 @@
         <w:pStyle w:val="Compact"/>
         <w:numPr>
           <w:ilvl w:val="1"/>
-          <w:numId w:val="1150"/>
-        </w:numPr>
-      </w:pPr>
-      <w:r>
-        <w:rPr>
-          <w:rStyle w:val="VerbatimChar"/>
-        </w:rPr>
-        <w:t xml:space="preserve">--gpu-memory-utilization 0.92</w:t>
-      </w:r>
-      <w:r>
-        <w:t xml:space="preserve"> </w:t>
-      </w:r>
-      <w:r>
-        <w:t xml:space="preserve">+ KV 여유를 32k에서 실측 확인(아래 4장).</w:t>
-      </w:r>
-    </w:p>
-    <w:p>
-      <w:pPr>
-        <w:pStyle w:val="Compact"/>
-        <w:numPr>
-          <w:ilvl w:val="0"/>
-          <w:numId w:val="1149"/>
-        </w:numPr>
-      </w:pPr>
-      <w:r>
-        <w:rPr>
-          <w:b/>
-          <w:bCs/>
-        </w:rPr>
-        <w:t xml:space="preserve">안전대안:</w:t>
-      </w:r>
-      <w:r>
-        <w:rPr>
-          <w:b/>
-          <w:bCs/>
-        </w:rPr>
-        <w:t xml:space="preserve"> </w:t>
-      </w:r>
-      <w:r>
-        <w:rPr>
-          <w:rStyle w:val="VerbatimChar"/>
-          <w:b/>
-          <w:bCs/>
+          <w:numId w:val="1154"/>
+        </w:numPr>
+      </w:pPr>
+      <w:r>
+        <w:t xml:space="preserve">H100 1장이므로</w:t>
+      </w:r>
+      <w:r>
+        <w:t xml:space="preserve"> </w:t>
+      </w:r>
+      <w:r>
+        <w:rPr>
+          <w:b/>
+          <w:bCs/>
+        </w:rPr>
+        <w:t xml:space="preserve">동시 상주 불가</w:t>
+      </w:r>
+      <w:r>
+        <w:t xml:space="preserve">. 대안: (i) 유휴 시간대 컷오버, 또는 (ii) 20b를 잠시 CPU/대기로 내리고 120b 적재.</w:t>
+      </w:r>
+    </w:p>
+    <w:p>
+      <w:pPr>
+        <w:pStyle w:val="Compact"/>
+        <w:numPr>
+          <w:ilvl w:val="0"/>
+          <w:numId w:val="1153"/>
+        </w:numPr>
+      </w:pPr>
+      <w:r>
+        <w:rPr>
+          <w:b/>
+          <w:bCs/>
+        </w:rPr>
+        <w:t xml:space="preserve">KPI A/B</w:t>
+      </w:r>
+      <w:r>
+        <w:t xml:space="preserve">: 기존</w:t>
+      </w:r>
+      <w:r>
+        <w:t xml:space="preserve"> </w:t>
+      </w:r>
+      <w:r>
+        <w:rPr>
+          <w:rStyle w:val="VerbatimChar"/>
+        </w:rPr>
+        <w:t xml:space="preserve">kpi_history.jsonl</w:t>
+      </w:r>
+      <w:r>
+        <w:t xml:space="preserve"> </w:t>
+      </w:r>
+      <w:r>
+        <w:t xml:space="preserve">케이스로</w:t>
+      </w:r>
+      <w:r>
+        <w:t xml:space="preserve"> </w:t>
+      </w:r>
+      <w:r>
+        <w:rPr>
+          <w:rStyle w:val="VerbatimChar"/>
+        </w:rPr>
+        <w:t xml:space="preserve">hit_rate</w:t>
+      </w:r>
+      <w:r>
+        <w:t xml:space="preserve">/</w:t>
+      </w:r>
+      <w:r>
+        <w:rPr>
+          <w:rStyle w:val="VerbatimChar"/>
+        </w:rPr>
+        <w:t xml:space="preserve">consistency</w:t>
+      </w:r>
+      <w:r>
+        <w:t xml:space="preserve"> </w:t>
+      </w:r>
+      <w:r>
+        <w:t xml:space="preserve">비교.</w:t>
+      </w:r>
+      <w:r>
+        <w:t xml:space="preserve"> </w:t>
+      </w:r>
+      <w:r>
+        <w:rPr>
+          <w:b/>
+          <w:bCs/>
+        </w:rPr>
+        <w:t xml:space="preserve">품질 회귀 없음</w:t>
+      </w:r>
+      <w:r>
+        <w:t xml:space="preserve"> </w:t>
+      </w:r>
+      <w:r>
+        <w:t xml:space="preserve">확인 후 전환.</w:t>
+      </w:r>
+    </w:p>
+    <w:p>
+      <w:pPr>
+        <w:pStyle w:val="Compact"/>
+        <w:numPr>
+          <w:ilvl w:val="0"/>
+          <w:numId w:val="1153"/>
+        </w:numPr>
+      </w:pPr>
+      <w:r>
+        <w:rPr>
+          <w:b/>
+          <w:bCs/>
+        </w:rPr>
+        <w:t xml:space="preserve">컷오버</w:t>
+      </w:r>
+      <w:r>
+        <w:t xml:space="preserve">: LLM 엔드포인트(config 단일 출처) 전환 → 구 컨테이너 드레인.</w:t>
+      </w:r>
+    </w:p>
+    <w:p>
+      <w:pPr>
+        <w:pStyle w:val="Compact"/>
+        <w:numPr>
+          <w:ilvl w:val="0"/>
+          <w:numId w:val="1153"/>
+        </w:numPr>
+      </w:pPr>
+      <w:r>
+        <w:rPr>
+          <w:b/>
+          <w:bCs/>
+        </w:rPr>
+        <w:t xml:space="preserve">롤백</w:t>
+      </w:r>
+      <w:r>
+        <w:t xml:space="preserve">: 회귀 시</w:t>
+      </w:r>
+      <w:r>
+        <w:t xml:space="preserve"> </w:t>
+      </w:r>
+      <w:r>
+        <w:rPr>
+          <w:rStyle w:val="VerbatimChar"/>
+        </w:rPr>
+        <w:t xml:space="preserve">run_vllm.sh</w:t>
+      </w:r>
+      <w:r>
+        <w:t xml:space="preserve">(20b)로 즉시 복귀.</w:t>
+      </w:r>
+    </w:p>
+    <w:bookmarkStart w:id="218" w:name="리허설-스크립트"/>
+    <w:p>
+      <w:pPr>
+        <w:pStyle w:val="Heading4"/>
+      </w:pPr>
+      <w:r>
+        <w:t xml:space="preserve">4.0 리허설 스크립트</w:t>
+      </w:r>
+    </w:p>
+    <w:p>
+      <w:pPr>
+        <w:pStyle w:val="FirstParagraph"/>
+      </w:pPr>
+      <w:r>
+        <w:rPr>
+          <w:rStyle w:val="VerbatimChar"/>
+        </w:rPr>
+        <w:t xml:space="preserve">scripts/thinkflow_swap_rehearsal.sh</w:t>
+      </w:r>
+      <w:r>
+        <w:t xml:space="preserve"> </w:t>
+      </w:r>
+      <w:r>
+        <w:t xml:space="preserve">— 단일 H100 제약(20b/120b 동시 상주 불가)을 반영해 3단 분리:</w:t>
+      </w:r>
+    </w:p>
+    <w:p>
+      <w:pPr>
+        <w:pStyle w:val="SourceCode"/>
+      </w:pPr>
+      <w:r>
+        <w:rPr>
+          <w:rStyle w:val="VerbatimChar"/>
+        </w:rPr>
+        <w:t xml:space="preserve"># ThinkFlow 박스에서:</w:t>
+      </w:r>
+      <w:r>
+        <w:br/>
+      </w:r>
+      <w:r>
+        <w:rPr>
+          <w:rStyle w:val="VerbatimChar"/>
+        </w:rPr>
+        <w:t xml:space="preserve">bash scripts/thinkflow_swap_rehearsal.sh --preflight   # 무중단: 다운로드/용량/이미지/설정 사전점검</w:t>
+      </w:r>
+      <w:r>
+        <w:br/>
+      </w:r>
+      <w:r>
+        <w:rPr>
+          <w:rStyle w:val="VerbatimChar"/>
+        </w:rPr>
+        <w:t xml:space="preserve">CONFIRM=yes bash scripts/thinkflow_swap_rehearsal.sh --cutover    # 유지보수 창: 20b↓ 120b↑ 스모크</w:t>
+      </w:r>
+      <w:r>
+        <w:br/>
+      </w:r>
+      <w:r>
+        <w:rPr>
+          <w:rStyle w:val="VerbatimChar"/>
+        </w:rPr>
+        <w:t xml:space="preserve">CONFIRM=yes bash scripts/thinkflow_swap_rehearsal.sh --rollback   # 회귀 시 20b 복귀</w:t>
+      </w:r>
+    </w:p>
+    <w:p>
+      <w:pPr>
+        <w:pStyle w:val="Compact"/>
+        <w:numPr>
+          <w:ilvl w:val="0"/>
+          <w:numId w:val="1155"/>
+        </w:numPr>
+      </w:pPr>
+      <w:r>
+        <w:rPr>
+          <w:rStyle w:val="VerbatimChar"/>
+        </w:rPr>
+        <w:t xml:space="preserve">--preflight</w:t>
+      </w:r>
+      <w:r>
+        <w:t xml:space="preserve">는 현행 서빙 무중단(네트워크 다운로드·용량·VRAM 산술·롤백자산만 확인).</w:t>
+      </w:r>
+    </w:p>
+    <w:p>
+      <w:pPr>
+        <w:pStyle w:val="Compact"/>
+        <w:numPr>
+          <w:ilvl w:val="0"/>
+          <w:numId w:val="1155"/>
+        </w:numPr>
+      </w:pPr>
+      <w:r>
+        <w:rPr>
+          <w:rStyle w:val="VerbatimChar"/>
+        </w:rPr>
+        <w:t xml:space="preserve">--cutover</w:t>
+      </w:r>
+      <w:r>
+        <w:t xml:space="preserve">/</w:t>
+      </w:r>
+      <w:r>
+        <w:rPr>
+          <w:rStyle w:val="VerbatimChar"/>
+        </w:rPr>
+        <w:t xml:space="preserve">--rollback</w:t>
+      </w:r>
+      <w:r>
+        <w:t xml:space="preserve">은 파괴적이라</w:t>
+      </w:r>
+      <w:r>
+        <w:t xml:space="preserve"> </w:t>
+      </w:r>
+      <w:r>
+        <w:rPr>
+          <w:rStyle w:val="VerbatimChar"/>
+        </w:rPr>
+        <w:t xml:space="preserve">CONFIRM=yes</w:t>
+      </w:r>
+      <w:r>
+        <w:t xml:space="preserve"> </w:t>
+      </w:r>
+      <w:r>
+        <w:t xml:space="preserve">필수.</w:t>
+      </w:r>
+    </w:p>
+    <w:bookmarkEnd w:id="218"/>
+    <w:bookmarkStart w:id="219" w:name="반드시-실측할-것"/>
+    <w:p>
+      <w:pPr>
+        <w:pStyle w:val="Heading4"/>
+      </w:pPr>
+      <w:r>
+        <w:t xml:space="preserve">4.1 반드시 실측할 것</w:t>
+      </w:r>
+    </w:p>
+    <w:p>
+      <w:pPr>
+        <w:pStyle w:val="Compact"/>
+        <w:numPr>
+          <w:ilvl w:val="0"/>
+          <w:numId w:val="1156"/>
+        </w:numPr>
+      </w:pPr>
+      <w:r>
+        <w:t xml:space="preserve">32k 컨텍스트에서</w:t>
+      </w:r>
+      <w:r>
+        <w:t xml:space="preserve"> </w:t>
+      </w:r>
+      <w:r>
+        <w:rPr>
+          <w:b/>
+          <w:bCs/>
+        </w:rPr>
+        <w:t xml:space="preserve">KV OOM 여부</w:t>
+      </w:r>
+      <w:r>
+        <w:t xml:space="preserve">(util 0.90→0.92 조정).</w:t>
+      </w:r>
+    </w:p>
+    <w:p>
+      <w:pPr>
+        <w:pStyle w:val="Compact"/>
+        <w:numPr>
+          <w:ilvl w:val="0"/>
+          <w:numId w:val="1156"/>
+        </w:numPr>
+      </w:pPr>
+      <w:r>
+        <w:t xml:space="preserve">BGE CPU 이전 후</w:t>
+      </w:r>
+      <w:r>
+        <w:t xml:space="preserve"> </w:t>
+      </w:r>
+      <w:r>
+        <w:rPr>
+          <w:b/>
+          <w:bCs/>
+        </w:rPr>
+        <w:t xml:space="preserve">RAG 지연</w:t>
+      </w:r>
+      <w:r>
+        <w:t xml:space="preserve">(임베딩/리랭크 p95) 허용범위인지.</w:t>
+      </w:r>
+    </w:p>
+    <w:p>
+      <w:pPr>
+        <w:pStyle w:val="Compact"/>
+        <w:numPr>
+          <w:ilvl w:val="0"/>
+          <w:numId w:val="1156"/>
+        </w:numPr>
+      </w:pPr>
+      <w:r>
+        <w:t xml:space="preserve">답변 품질 KPI가 20b 대비</w:t>
+      </w:r>
+      <w:r>
+        <w:t xml:space="preserve"> </w:t>
+      </w:r>
+      <w:r>
+        <w:rPr>
+          <w:b/>
+          <w:bCs/>
+        </w:rPr>
+        <w:t xml:space="preserve">개선</w:t>
+      </w:r>
+      <w:r>
+        <w:t xml:space="preserve">되는지(업그레이드의 존재 이유).</w:t>
+      </w:r>
+    </w:p>
+    <w:bookmarkEnd w:id="219"/>
+    <w:bookmarkEnd w:id="220"/>
+    <w:bookmarkStart w:id="221" w:name="colibri는-thinkflow에-쓰는가-아니오단-이-박스는-실험-가능"/>
+    <w:p>
+      <w:pPr>
+        <w:pStyle w:val="Heading3"/>
+      </w:pPr>
+      <w:r>
+        <w:t xml:space="preserve">5. colibri는 ThinkFlow에 쓰는가? — 아니오(단, 이 박스는 실험 가능)</w:t>
+      </w:r>
+    </w:p>
+    <w:p>
+      <w:pPr>
+        <w:pStyle w:val="Compact"/>
+        <w:numPr>
+          <w:ilvl w:val="0"/>
+          <w:numId w:val="1157"/>
+        </w:numPr>
+      </w:pPr>
+      <w:r>
+        <w:t xml:space="preserve">프로덕션 RAG는</w:t>
+      </w:r>
+      <w:r>
+        <w:t xml:space="preserve"> </w:t>
+      </w:r>
+      <w:r>
+        <w:rPr>
+          <w:b/>
+          <w:bCs/>
+        </w:rPr>
+        <w:t xml:space="preserve">저지연</w:t>
+      </w:r>
+      <w:r>
+        <w:t xml:space="preserve">이 필수 → colibri의 CPU+디스크 스트리밍(단일 tok/s급)은 부적합.</w:t>
+      </w:r>
+    </w:p>
+    <w:p>
+      <w:pPr>
+        <w:pStyle w:val="Compact"/>
+        <w:numPr>
+          <w:ilvl w:val="0"/>
+          <w:numId w:val="1157"/>
+        </w:numPr>
+      </w:pPr>
+      <w:r>
+        <w:t xml:space="preserve">다만 이 박스는</w:t>
+      </w:r>
+      <w:r>
+        <w:t xml:space="preserve"> </w:t>
+      </w:r>
+      <w:r>
+        <w:rPr>
+          <w:b/>
+          <w:bCs/>
+        </w:rPr>
+        <w:t xml:space="preserve">227GB RAM + 3.2TB 디스크</w:t>
+      </w:r>
+      <w:r>
+        <w:t xml:space="preserve">라 GLM-5.2 744B int4(≈372GB)를</w:t>
+      </w:r>
+      <w:r>
+        <w:t xml:space="preserve"> </w:t>
+      </w:r>
+      <w:r>
+        <w:rPr>
+          <w:b/>
+          <w:bCs/>
+        </w:rPr>
+        <w:t xml:space="preserve">저장·스트리밍 실험</w:t>
+      </w:r>
+      <w:r>
+        <w:t xml:space="preserve">할 물리적 여력은 있음(연구용, 비프로덕션). →</w:t>
+      </w:r>
+      <w:r>
+        <w:t xml:space="preserve"> </w:t>
+      </w:r>
+      <w:r>
+        <w:rPr>
+          <w:rStyle w:val="VerbatimChar"/>
+        </w:rPr>
+        <w:t xml:space="preserve">docs/83</w:t>
+      </w:r>
+      <w:r>
+        <w:t xml:space="preserve">의 실측 프로토콜을 이 박스에서 돌릴 수 있음.</w:t>
+      </w:r>
+    </w:p>
+    <w:bookmarkEnd w:id="221"/>
+    <w:bookmarkStart w:id="222" w:name="결론"/>
+    <w:p>
+      <w:pPr>
+        <w:pStyle w:val="Heading3"/>
+      </w:pPr>
+      <w:r>
+        <w:t xml:space="preserve">6. 결론</w:t>
+      </w:r>
+    </w:p>
+    <w:p>
+      <w:pPr>
+        <w:pStyle w:val="Compact"/>
+        <w:numPr>
+          <w:ilvl w:val="0"/>
+          <w:numId w:val="1158"/>
+        </w:numPr>
+      </w:pPr>
+      <w:r>
+        <w:t xml:space="preserve">ThinkFlow는 H100 80GB를</w:t>
+      </w:r>
+      <w:r>
+        <w:t xml:space="preserve"> </w:t>
+      </w:r>
+      <w:r>
+        <w:rPr>
+          <w:rStyle w:val="VerbatimChar"/>
+        </w:rPr>
+        <w:t xml:space="preserve">gpt-oss-20b</w:t>
+      </w:r>
+      <w:r>
+        <w:t xml:space="preserve">로</w:t>
+      </w:r>
+      <w:r>
+        <w:t xml:space="preserve"> </w:t>
+      </w:r>
+      <w:r>
+        <w:rPr>
+          <w:b/>
+          <w:bCs/>
+        </w:rPr>
+        <w:t xml:space="preserve">17%만</w:t>
+      </w:r>
+      <w:r>
+        <w:t xml:space="preserve"> </w:t>
+      </w:r>
+      <w:r>
+        <w:t xml:space="preserve">쓰고 있다 →</w:t>
+      </w:r>
+      <w:r>
+        <w:t xml:space="preserve"> </w:t>
+      </w:r>
+      <w:r>
+        <w:rPr>
+          <w:rStyle w:val="VerbatimChar"/>
+          <w:b/>
+          <w:bCs/>
+        </w:rPr>
+        <w:t xml:space="preserve">gpt-oss-120b</w:t>
+      </w:r>
+      <w:r>
+        <w:rPr>
+          <w:b/>
+          <w:bCs/>
+        </w:rPr>
+        <w:t xml:space="preserve">로 무중단 스왑</w:t>
+      </w:r>
+      <w:r>
+        <w:t xml:space="preserve">이 최소 위험·최대 이득.</w:t>
+      </w:r>
+    </w:p>
+    <w:p>
+      <w:pPr>
+        <w:pStyle w:val="Compact"/>
+        <w:numPr>
+          <w:ilvl w:val="0"/>
+          <w:numId w:val="1158"/>
+        </w:numPr>
+      </w:pPr>
+      <w:r>
+        <w:t xml:space="preserve">BGE는 CPU로 이전해 GPU 전량을 LLM에 할당.</w:t>
+      </w:r>
+    </w:p>
+    <w:p>
+      <w:pPr>
+        <w:pStyle w:val="Compact"/>
+        <w:numPr>
+          <w:ilvl w:val="0"/>
+          <w:numId w:val="1158"/>
+        </w:numPr>
+      </w:pPr>
+      <w:r>
+        <w:t xml:space="preserve">VRAM 여유·속도 우선이면</w:t>
+      </w:r>
+      <w:r>
+        <w:t xml:space="preserve"> </w:t>
+      </w:r>
+      <w:r>
+        <w:rPr>
+          <w:rStyle w:val="VerbatimChar"/>
         </w:rPr>
         <w:t xml:space="preserve">Qwen3-Next-80B-A3B</w:t>
       </w:r>
       <w:r>
-        <w:t xml:space="preserve"> </w:t>
-      </w:r>
-      <w:r>
-        <w:t xml:space="preserve">— VRAM 여유가 크고 3B 활성이라 지연/처리량이 좋음. 단 Qwen 계열이라 ThinkFlow 프롬프트 재튜닝 필요. BGE를 GPU에 유지하고 싶을 때 유리.</w:t>
-      </w:r>
-    </w:p>
-    <w:bookmarkEnd w:id="213"/>
-    <w:bookmarkEnd w:id="214"/>
-    <w:bookmarkStart w:id="215" w:name="적용안-run_vllm.sh-drop-in-gpt-oss-120b"/>
+        <w:t xml:space="preserve">(프롬프트 재튜닝 감수).</w:t>
+      </w:r>
+    </w:p>
+    <w:p>
+      <w:pPr>
+        <w:pStyle w:val="Compact"/>
+        <w:numPr>
+          <w:ilvl w:val="0"/>
+          <w:numId w:val="1158"/>
+        </w:numPr>
+      </w:pPr>
+      <w:r>
+        <w:t xml:space="preserve">colibri는 프로덕션엔 부적합하나, 이 박스에서</w:t>
+      </w:r>
+      <w:r>
+        <w:t xml:space="preserve"> </w:t>
+      </w:r>
+      <w:r>
+        <w:rPr>
+          <w:b/>
+          <w:bCs/>
+        </w:rPr>
+        <w:t xml:space="preserve">연구용 스트리밍 실측</w:t>
+      </w:r>
+      <w:r>
+        <w:t xml:space="preserve">은 가능.</w:t>
+      </w:r>
+    </w:p>
+    <w:bookmarkEnd w:id="222"/>
+    <w:bookmarkStart w:id="223" w:name="출처-13"/>
     <w:p>
       <w:pPr>
         <w:pStyle w:val="Heading3"/>
       </w:pPr>
       <w:r>
-        <w:t xml:space="preserve">3. 적용안: run_vllm.sh (drop-in, gpt-oss-120b)</w:t>
+        <w:t xml:space="preserve">출처</w:t>
+      </w:r>
+    </w:p>
+    <w:p>
+      <w:pPr>
+        <w:pStyle w:val="Compact"/>
+        <w:numPr>
+          <w:ilvl w:val="0"/>
+          <w:numId w:val="1159"/>
+        </w:numPr>
+      </w:pPr>
+      <w:r>
+        <w:t xml:space="preserve">ThinkFlow:</w:t>
+      </w:r>
+      <w:r>
+        <w:t xml:space="preserve"> </w:t>
+      </w:r>
+      <w:r>
+        <w:rPr>
+          <w:rStyle w:val="VerbatimChar"/>
+        </w:rPr>
+        <w:t xml:space="preserve">run_vllm.sh</w:t>
+      </w:r>
+      <w:r>
+        <w:t xml:space="preserve">,</w:t>
+      </w:r>
+      <w:r>
+        <w:t xml:space="preserve"> </w:t>
+      </w:r>
+      <w:r>
+        <w:rPr>
+          <w:rStyle w:val="VerbatimChar"/>
+        </w:rPr>
+        <w:t xml:space="preserve">env.sh</w:t>
+      </w:r>
+      <w:r>
+        <w:t xml:space="preserve">, PRD A-001, 운영매뉴얼 docx, 서버 실사양(사용자)</w:t>
+      </w:r>
+    </w:p>
+    <w:p>
+      <w:pPr>
+        <w:pStyle w:val="Compact"/>
+        <w:numPr>
+          <w:ilvl w:val="0"/>
+          <w:numId w:val="1159"/>
+        </w:numPr>
+      </w:pPr>
+      <w:r>
+        <w:t xml:space="preserve">모델 적재/처리량:</w:t>
+      </w:r>
+      <w:r>
+        <w:t xml:space="preserve"> </w:t>
+      </w:r>
+      <w:r>
+        <w:rPr>
+          <w:rStyle w:val="VerbatimChar"/>
+        </w:rPr>
+        <w:t xml:space="preserve">docs/80-olmoe-and-h100-recommendations.md</w:t>
+      </w:r>
+      <w:r>
+        <w:t xml:space="preserve">, OpenAI gpt-oss 카드(arXiv:2508.10925)</w:t>
+      </w:r>
+    </w:p>
+    <w:bookmarkEnd w:id="223"/>
+    <w:bookmarkEnd w:id="224"/>
+    <w:bookmarkStart w:id="231" w:name="a-gpt-oss-mxfp4-colibri-int4-변환기-프로토타입"/>
+    <w:p>
+      <w:pPr>
+        <w:pStyle w:val="Heading2"/>
+      </w:pPr>
+      <w:r>
+        <w:t xml:space="preserve">82 · (a) gpt-oss MXFP4 → colibri int4 변환기 프로토타입</w:t>
       </w:r>
     </w:p>
     <w:p>
@@ -26162,1013 +27799,6 @@
         <w:pStyle w:val="FirstParagraph"/>
       </w:pPr>
       <w:r>
-        <w:t xml:space="preserve">현행(</w:t>
-      </w:r>
-      <w:r>
-        <w:rPr>
-          <w:rStyle w:val="VerbatimChar"/>
-        </w:rPr>
-        <w:t xml:space="preserve">ubuntu/vllm/run_vllm.sh</w:t>
-      </w:r>
-      <w:r>
-        <w:t xml:space="preserve">)을 최소 변경:</w:t>
-      </w:r>
-    </w:p>
-    <w:p>
-      <w:pPr>
-        <w:pStyle w:val="SourceCode"/>
-      </w:pPr>
-      <w:r>
-        <w:rPr>
-          <w:rStyle w:val="VerbatimChar"/>
-        </w:rPr>
-        <w:t xml:space="preserve">#!/usr/bin/env bash</w:t>
-      </w:r>
-      <w:r>
-        <w:br/>
-      </w:r>
-      <w:r>
-        <w:rPr>
-          <w:rStyle w:val="VerbatimChar"/>
-        </w:rPr>
-        <w:t xml:space="preserve"># vLLM gpt-oss-120b 기동 (H100 80GB, BGE는 CPU로 분리)</w:t>
-      </w:r>
-      <w:r>
-        <w:br/>
-      </w:r>
-      <w:r>
-        <w:rPr>
-          <w:rStyle w:val="VerbatimChar"/>
-        </w:rPr>
-        <w:t xml:space="preserve">set -euo pipefail</w:t>
-      </w:r>
-      <w:r>
-        <w:br/>
-      </w:r>
-      <w:r>
-        <w:rPr>
-          <w:rStyle w:val="VerbatimChar"/>
-        </w:rPr>
-        <w:t xml:space="preserve">docker rm -f vllm 2&gt;/dev/null || true</w:t>
-      </w:r>
-      <w:r>
-        <w:br/>
-      </w:r>
-      <w:r>
-        <w:rPr>
-          <w:rStyle w:val="VerbatimChar"/>
-        </w:rPr>
-        <w:t xml:space="preserve">docker run -d --name vllm \</w:t>
-      </w:r>
-      <w:r>
-        <w:br/>
-      </w:r>
-      <w:r>
-        <w:rPr>
-          <w:rStyle w:val="VerbatimChar"/>
-        </w:rPr>
-        <w:t xml:space="preserve">  --restart unless-stopped --gpus all --ipc host \</w:t>
-      </w:r>
-      <w:r>
-        <w:br/>
-      </w:r>
-      <w:r>
-        <w:rPr>
-          <w:rStyle w:val="VerbatimChar"/>
-        </w:rPr>
-        <w:t xml:space="preserve">  -p 8080:8000 \</w:t>
-      </w:r>
-      <w:r>
-        <w:br/>
-      </w:r>
-      <w:r>
-        <w:rPr>
-          <w:rStyle w:val="VerbatimChar"/>
-        </w:rPr>
-        <w:t xml:space="preserve">  -v /home/ubuntu/hf_cache:/root/.cache/huggingface \</w:t>
-      </w:r>
-      <w:r>
-        <w:br/>
-      </w:r>
-      <w:r>
-        <w:rPr>
-          <w:rStyle w:val="VerbatimChar"/>
-        </w:rPr>
-        <w:t xml:space="preserve">  vllm/vllm-openai:v0.21.0 \</w:t>
-      </w:r>
-      <w:r>
-        <w:br/>
-      </w:r>
-      <w:r>
-        <w:rPr>
-          <w:rStyle w:val="VerbatimChar"/>
-        </w:rPr>
-        <w:t xml:space="preserve">    --model openai/gpt-oss-120b \</w:t>
-      </w:r>
-      <w:r>
-        <w:br/>
-      </w:r>
-      <w:r>
-        <w:rPr>
-          <w:rStyle w:val="VerbatimChar"/>
-        </w:rPr>
-        <w:t xml:space="preserve">    --served-model-name gpt-oss-20b \   # ← 동일 이름 유지 시 앱 config 무변경(과도기)</w:t>
-      </w:r>
-      <w:r>
-        <w:br/>
-      </w:r>
-      <w:r>
-        <w:rPr>
-          <w:rStyle w:val="VerbatimChar"/>
-        </w:rPr>
-        <w:t xml:space="preserve">    --max-model-len 32768 \</w:t>
-      </w:r>
-      <w:r>
-        <w:br/>
-      </w:r>
-      <w:r>
-        <w:rPr>
-          <w:rStyle w:val="VerbatimChar"/>
-        </w:rPr>
-        <w:t xml:space="preserve">    --gpu-memory-utilization 0.92 \</w:t>
-      </w:r>
-      <w:r>
-        <w:br/>
-      </w:r>
-      <w:r>
-        <w:rPr>
-          <w:rStyle w:val="VerbatimChar"/>
-        </w:rPr>
-        <w:t xml:space="preserve">    --enable-prefix-caching</w:t>
-      </w:r>
-    </w:p>
-    <w:p>
-      <w:pPr>
-        <w:pStyle w:val="Compact"/>
-        <w:numPr>
-          <w:ilvl w:val="0"/>
-          <w:numId w:val="1151"/>
-        </w:numPr>
-      </w:pPr>
-      <w:r>
-        <w:rPr>
-          <w:rStyle w:val="VerbatimChar"/>
-        </w:rPr>
-        <w:t xml:space="preserve">--served-model-name</w:t>
-      </w:r>
-      <w:r>
-        <w:t xml:space="preserve">을 기존</w:t>
-      </w:r>
-      <w:r>
-        <w:t xml:space="preserve"> </w:t>
-      </w:r>
-      <w:r>
-        <w:rPr>
-          <w:rStyle w:val="VerbatimChar"/>
-        </w:rPr>
-        <w:t xml:space="preserve">gpt-oss-20b</w:t>
-      </w:r>
-      <w:r>
-        <w:t xml:space="preserve">로 유지하면 ThinkFlow config(단일 출처,</w:t>
-      </w:r>
-      <w:r>
-        <w:t xml:space="preserve"> </w:t>
-      </w:r>
-      <w:r>
-        <w:rPr>
-          <w:rStyle w:val="VerbatimChar"/>
-        </w:rPr>
-        <w:t xml:space="preserve">env.sh</w:t>
-      </w:r>
-      <w:r>
-        <w:t xml:space="preserve">)를 건드리지 않고 과도기 스왑 가능. 정식 반영 시</w:t>
-      </w:r>
-      <w:r>
-        <w:t xml:space="preserve"> </w:t>
-      </w:r>
-      <w:r>
-        <w:rPr>
-          <w:rStyle w:val="VerbatimChar"/>
-        </w:rPr>
-        <w:t xml:space="preserve">gpt-oss-120b</w:t>
-      </w:r>
-      <w:r>
-        <w:t xml:space="preserve">로 개명.</w:t>
-      </w:r>
-    </w:p>
-    <w:p>
-      <w:pPr>
-        <w:pStyle w:val="Compact"/>
-        <w:numPr>
-          <w:ilvl w:val="0"/>
-          <w:numId w:val="1151"/>
-        </w:numPr>
-      </w:pPr>
-      <w:r>
-        <w:t xml:space="preserve">BGE는 별도 CPU 실행으로 이전(</w:t>
-      </w:r>
-      <w:r>
-        <w:rPr>
-          <w:rStyle w:val="VerbatimChar"/>
-        </w:rPr>
-        <w:t xml:space="preserve">THINKFLOW_EMBED_MODEL</w:t>
-      </w:r>
-      <w:r>
-        <w:t xml:space="preserve">/</w:t>
-      </w:r>
-      <w:r>
-        <w:rPr>
-          <w:rStyle w:val="VerbatimChar"/>
-        </w:rPr>
-        <w:t xml:space="preserve">RERANKER</w:t>
-      </w:r>
-      <w:r>
-        <w:t xml:space="preserve">는 경로 그대로, 디바이스만 CPU).</w:t>
-      </w:r>
-    </w:p>
-    <w:bookmarkEnd w:id="215"/>
-    <w:bookmarkStart w:id="218" w:name="무중단-롤아웃-검증-매뉴얼의-무중단-런타임-변경-준수"/>
-    <w:p>
-      <w:pPr>
-        <w:pStyle w:val="Heading3"/>
-      </w:pPr>
-      <w:r>
-        <w:t xml:space="preserve">4. 무중단 롤아웃 &amp; 검증 (매뉴얼의</w:t>
-      </w:r>
-      <w:r>
-        <w:t xml:space="preserve"> </w:t>
-      </w:r>
-      <w:r>
-        <w:t xml:space="preserve">“무중단 런타임 변경”</w:t>
-      </w:r>
-      <w:r>
-        <w:t xml:space="preserve"> </w:t>
-      </w:r>
-      <w:r>
-        <w:t xml:space="preserve">준수)</w:t>
-      </w:r>
-    </w:p>
-    <w:p>
-      <w:pPr>
-        <w:pStyle w:val="SourceCode"/>
-      </w:pPr>
-      <w:r>
-        <w:rPr>
-          <w:rStyle w:val="VerbatimChar"/>
-        </w:rPr>
-        <w:t xml:space="preserve">flowchart LR</w:t>
-      </w:r>
-      <w:r>
-        <w:br/>
-      </w:r>
-      <w:r>
-        <w:rPr>
-          <w:rStyle w:val="VerbatimChar"/>
-        </w:rPr>
-        <w:t xml:space="preserve">    A["신규 vLLM :8081&lt;br/&gt;gpt-oss-120b"] --&gt; B["워밍업 + smoke"]</w:t>
-      </w:r>
-      <w:r>
-        <w:br/>
-      </w:r>
-      <w:r>
-        <w:rPr>
-          <w:rStyle w:val="VerbatimChar"/>
-        </w:rPr>
-        <w:t xml:space="preserve">    B --&gt; C["KPI 하네스 A/B&lt;br/&gt;(kpi cases: hit_rate·consistency)"]</w:t>
-      </w:r>
-      <w:r>
-        <w:br/>
-      </w:r>
-      <w:r>
-        <w:rPr>
-          <w:rStyle w:val="VerbatimChar"/>
-        </w:rPr>
-        <w:t xml:space="preserve">    C --&gt;|"품질 ≥ 기존"| D["엔드포인트 :8080→:8081 전환"]</w:t>
-      </w:r>
-      <w:r>
-        <w:br/>
-      </w:r>
-      <w:r>
-        <w:rPr>
-          <w:rStyle w:val="VerbatimChar"/>
-        </w:rPr>
-        <w:t xml:space="preserve">    C --&gt;|"열세/실패"| E["롤백 유지(:8080 gpt-oss-20b)"]</w:t>
-      </w:r>
-      <w:r>
-        <w:br/>
-      </w:r>
-      <w:r>
-        <w:rPr>
-          <w:rStyle w:val="VerbatimChar"/>
-        </w:rPr>
-        <w:t xml:space="preserve">    D --&gt; F["구 컨테이너 드레인·제거"]</w:t>
-      </w:r>
-    </w:p>
-    <w:p>
-      <w:pPr>
-        <w:pStyle w:val="Compact"/>
-        <w:numPr>
-          <w:ilvl w:val="0"/>
-          <w:numId w:val="1152"/>
-        </w:numPr>
-      </w:pPr>
-      <w:r>
-        <w:rPr>
-          <w:b/>
-          <w:bCs/>
-        </w:rPr>
-        <w:t xml:space="preserve">병행 기동</w:t>
-      </w:r>
-      <w:r>
-        <w:t xml:space="preserve">: 신규 모델을</w:t>
-      </w:r>
-      <w:r>
-        <w:t xml:space="preserve"> </w:t>
-      </w:r>
-      <w:r>
-        <w:rPr>
-          <w:rStyle w:val="VerbatimChar"/>
-        </w:rPr>
-        <w:t xml:space="preserve">:8081</w:t>
-      </w:r>
-      <w:r>
-        <w:t xml:space="preserve">로 띄워 기존</w:t>
-      </w:r>
-      <w:r>
-        <w:t xml:space="preserve"> </w:t>
-      </w:r>
-      <w:r>
-        <w:rPr>
-          <w:rStyle w:val="VerbatimChar"/>
-        </w:rPr>
-        <w:t xml:space="preserve">:8080</w:t>
-      </w:r>
-      <w:r>
-        <w:t xml:space="preserve">(20b)과 공존(단, VRAM 동시 적재 불가 → 스왑형이면 blue/green 대신 프리로드→플립).</w:t>
-      </w:r>
-    </w:p>
-    <w:p>
-      <w:pPr>
-        <w:pStyle w:val="Compact"/>
-        <w:numPr>
-          <w:ilvl w:val="1"/>
-          <w:numId w:val="1153"/>
-        </w:numPr>
-      </w:pPr>
-      <w:r>
-        <w:t xml:space="preserve">H100 1장이므로</w:t>
-      </w:r>
-      <w:r>
-        <w:t xml:space="preserve"> </w:t>
-      </w:r>
-      <w:r>
-        <w:rPr>
-          <w:b/>
-          <w:bCs/>
-        </w:rPr>
-        <w:t xml:space="preserve">동시 상주 불가</w:t>
-      </w:r>
-      <w:r>
-        <w:t xml:space="preserve">. 대안: (i) 유휴 시간대 컷오버, 또는 (ii) 20b를 잠시 CPU/대기로 내리고 120b 적재.</w:t>
-      </w:r>
-    </w:p>
-    <w:p>
-      <w:pPr>
-        <w:pStyle w:val="Compact"/>
-        <w:numPr>
-          <w:ilvl w:val="0"/>
-          <w:numId w:val="1152"/>
-        </w:numPr>
-      </w:pPr>
-      <w:r>
-        <w:rPr>
-          <w:b/>
-          <w:bCs/>
-        </w:rPr>
-        <w:t xml:space="preserve">KPI A/B</w:t>
-      </w:r>
-      <w:r>
-        <w:t xml:space="preserve">: 기존</w:t>
-      </w:r>
-      <w:r>
-        <w:t xml:space="preserve"> </w:t>
-      </w:r>
-      <w:r>
-        <w:rPr>
-          <w:rStyle w:val="VerbatimChar"/>
-        </w:rPr>
-        <w:t xml:space="preserve">kpi_history.jsonl</w:t>
-      </w:r>
-      <w:r>
-        <w:t xml:space="preserve"> </w:t>
-      </w:r>
-      <w:r>
-        <w:t xml:space="preserve">케이스로</w:t>
-      </w:r>
-      <w:r>
-        <w:t xml:space="preserve"> </w:t>
-      </w:r>
-      <w:r>
-        <w:rPr>
-          <w:rStyle w:val="VerbatimChar"/>
-        </w:rPr>
-        <w:t xml:space="preserve">hit_rate</w:t>
-      </w:r>
-      <w:r>
-        <w:t xml:space="preserve">/</w:t>
-      </w:r>
-      <w:r>
-        <w:rPr>
-          <w:rStyle w:val="VerbatimChar"/>
-        </w:rPr>
-        <w:t xml:space="preserve">consistency</w:t>
-      </w:r>
-      <w:r>
-        <w:t xml:space="preserve"> </w:t>
-      </w:r>
-      <w:r>
-        <w:t xml:space="preserve">비교.</w:t>
-      </w:r>
-      <w:r>
-        <w:t xml:space="preserve"> </w:t>
-      </w:r>
-      <w:r>
-        <w:rPr>
-          <w:b/>
-          <w:bCs/>
-        </w:rPr>
-        <w:t xml:space="preserve">품질 회귀 없음</w:t>
-      </w:r>
-      <w:r>
-        <w:t xml:space="preserve"> </w:t>
-      </w:r>
-      <w:r>
-        <w:t xml:space="preserve">확인 후 전환.</w:t>
-      </w:r>
-    </w:p>
-    <w:p>
-      <w:pPr>
-        <w:pStyle w:val="Compact"/>
-        <w:numPr>
-          <w:ilvl w:val="0"/>
-          <w:numId w:val="1152"/>
-        </w:numPr>
-      </w:pPr>
-      <w:r>
-        <w:rPr>
-          <w:b/>
-          <w:bCs/>
-        </w:rPr>
-        <w:t xml:space="preserve">컷오버</w:t>
-      </w:r>
-      <w:r>
-        <w:t xml:space="preserve">: LLM 엔드포인트(config 단일 출처) 전환 → 구 컨테이너 드레인.</w:t>
-      </w:r>
-    </w:p>
-    <w:p>
-      <w:pPr>
-        <w:pStyle w:val="Compact"/>
-        <w:numPr>
-          <w:ilvl w:val="0"/>
-          <w:numId w:val="1152"/>
-        </w:numPr>
-      </w:pPr>
-      <w:r>
-        <w:rPr>
-          <w:b/>
-          <w:bCs/>
-        </w:rPr>
-        <w:t xml:space="preserve">롤백</w:t>
-      </w:r>
-      <w:r>
-        <w:t xml:space="preserve">: 회귀 시</w:t>
-      </w:r>
-      <w:r>
-        <w:t xml:space="preserve"> </w:t>
-      </w:r>
-      <w:r>
-        <w:rPr>
-          <w:rStyle w:val="VerbatimChar"/>
-        </w:rPr>
-        <w:t xml:space="preserve">run_vllm.sh</w:t>
-      </w:r>
-      <w:r>
-        <w:t xml:space="preserve">(20b)로 즉시 복귀.</w:t>
-      </w:r>
-    </w:p>
-    <w:bookmarkStart w:id="216" w:name="리허설-스크립트"/>
-    <w:p>
-      <w:pPr>
-        <w:pStyle w:val="Heading4"/>
-      </w:pPr>
-      <w:r>
-        <w:t xml:space="preserve">4.0 리허설 스크립트</w:t>
-      </w:r>
-    </w:p>
-    <w:p>
-      <w:pPr>
-        <w:pStyle w:val="FirstParagraph"/>
-      </w:pPr>
-      <w:r>
-        <w:rPr>
-          <w:rStyle w:val="VerbatimChar"/>
-        </w:rPr>
-        <w:t xml:space="preserve">scripts/thinkflow_swap_rehearsal.sh</w:t>
-      </w:r>
-      <w:r>
-        <w:t xml:space="preserve"> </w:t>
-      </w:r>
-      <w:r>
-        <w:t xml:space="preserve">— 단일 H100 제약(20b/120b 동시 상주 불가)을 반영해 3단 분리:</w:t>
-      </w:r>
-    </w:p>
-    <w:p>
-      <w:pPr>
-        <w:pStyle w:val="SourceCode"/>
-      </w:pPr>
-      <w:r>
-        <w:rPr>
-          <w:rStyle w:val="VerbatimChar"/>
-        </w:rPr>
-        <w:t xml:space="preserve"># ThinkFlow 박스에서:</w:t>
-      </w:r>
-      <w:r>
-        <w:br/>
-      </w:r>
-      <w:r>
-        <w:rPr>
-          <w:rStyle w:val="VerbatimChar"/>
-        </w:rPr>
-        <w:t xml:space="preserve">bash scripts/thinkflow_swap_rehearsal.sh --preflight   # 무중단: 다운로드/용량/이미지/설정 사전점검</w:t>
-      </w:r>
-      <w:r>
-        <w:br/>
-      </w:r>
-      <w:r>
-        <w:rPr>
-          <w:rStyle w:val="VerbatimChar"/>
-        </w:rPr>
-        <w:t xml:space="preserve">CONFIRM=yes bash scripts/thinkflow_swap_rehearsal.sh --cutover    # 유지보수 창: 20b↓ 120b↑ 스모크</w:t>
-      </w:r>
-      <w:r>
-        <w:br/>
-      </w:r>
-      <w:r>
-        <w:rPr>
-          <w:rStyle w:val="VerbatimChar"/>
-        </w:rPr>
-        <w:t xml:space="preserve">CONFIRM=yes bash scripts/thinkflow_swap_rehearsal.sh --rollback   # 회귀 시 20b 복귀</w:t>
-      </w:r>
-    </w:p>
-    <w:p>
-      <w:pPr>
-        <w:pStyle w:val="Compact"/>
-        <w:numPr>
-          <w:ilvl w:val="0"/>
-          <w:numId w:val="1154"/>
-        </w:numPr>
-      </w:pPr>
-      <w:r>
-        <w:rPr>
-          <w:rStyle w:val="VerbatimChar"/>
-        </w:rPr>
-        <w:t xml:space="preserve">--preflight</w:t>
-      </w:r>
-      <w:r>
-        <w:t xml:space="preserve">는 현행 서빙 무중단(네트워크 다운로드·용량·VRAM 산술·롤백자산만 확인).</w:t>
-      </w:r>
-    </w:p>
-    <w:p>
-      <w:pPr>
-        <w:pStyle w:val="Compact"/>
-        <w:numPr>
-          <w:ilvl w:val="0"/>
-          <w:numId w:val="1154"/>
-        </w:numPr>
-      </w:pPr>
-      <w:r>
-        <w:rPr>
-          <w:rStyle w:val="VerbatimChar"/>
-        </w:rPr>
-        <w:t xml:space="preserve">--cutover</w:t>
-      </w:r>
-      <w:r>
-        <w:t xml:space="preserve">/</w:t>
-      </w:r>
-      <w:r>
-        <w:rPr>
-          <w:rStyle w:val="VerbatimChar"/>
-        </w:rPr>
-        <w:t xml:space="preserve">--rollback</w:t>
-      </w:r>
-      <w:r>
-        <w:t xml:space="preserve">은 파괴적이라</w:t>
-      </w:r>
-      <w:r>
-        <w:t xml:space="preserve"> </w:t>
-      </w:r>
-      <w:r>
-        <w:rPr>
-          <w:rStyle w:val="VerbatimChar"/>
-        </w:rPr>
-        <w:t xml:space="preserve">CONFIRM=yes</w:t>
-      </w:r>
-      <w:r>
-        <w:t xml:space="preserve"> </w:t>
-      </w:r>
-      <w:r>
-        <w:t xml:space="preserve">필수.</w:t>
-      </w:r>
-    </w:p>
-    <w:bookmarkEnd w:id="216"/>
-    <w:bookmarkStart w:id="217" w:name="반드시-실측할-것"/>
-    <w:p>
-      <w:pPr>
-        <w:pStyle w:val="Heading4"/>
-      </w:pPr>
-      <w:r>
-        <w:t xml:space="preserve">4.1 반드시 실측할 것</w:t>
-      </w:r>
-    </w:p>
-    <w:p>
-      <w:pPr>
-        <w:pStyle w:val="Compact"/>
-        <w:numPr>
-          <w:ilvl w:val="0"/>
-          <w:numId w:val="1155"/>
-        </w:numPr>
-      </w:pPr>
-      <w:r>
-        <w:t xml:space="preserve">32k 컨텍스트에서</w:t>
-      </w:r>
-      <w:r>
-        <w:t xml:space="preserve"> </w:t>
-      </w:r>
-      <w:r>
-        <w:rPr>
-          <w:b/>
-          <w:bCs/>
-        </w:rPr>
-        <w:t xml:space="preserve">KV OOM 여부</w:t>
-      </w:r>
-      <w:r>
-        <w:t xml:space="preserve">(util 0.90→0.92 조정).</w:t>
-      </w:r>
-    </w:p>
-    <w:p>
-      <w:pPr>
-        <w:pStyle w:val="Compact"/>
-        <w:numPr>
-          <w:ilvl w:val="0"/>
-          <w:numId w:val="1155"/>
-        </w:numPr>
-      </w:pPr>
-      <w:r>
-        <w:t xml:space="preserve">BGE CPU 이전 후</w:t>
-      </w:r>
-      <w:r>
-        <w:t xml:space="preserve"> </w:t>
-      </w:r>
-      <w:r>
-        <w:rPr>
-          <w:b/>
-          <w:bCs/>
-        </w:rPr>
-        <w:t xml:space="preserve">RAG 지연</w:t>
-      </w:r>
-      <w:r>
-        <w:t xml:space="preserve">(임베딩/리랭크 p95) 허용범위인지.</w:t>
-      </w:r>
-    </w:p>
-    <w:p>
-      <w:pPr>
-        <w:pStyle w:val="Compact"/>
-        <w:numPr>
-          <w:ilvl w:val="0"/>
-          <w:numId w:val="1155"/>
-        </w:numPr>
-      </w:pPr>
-      <w:r>
-        <w:t xml:space="preserve">답변 품질 KPI가 20b 대비</w:t>
-      </w:r>
-      <w:r>
-        <w:t xml:space="preserve"> </w:t>
-      </w:r>
-      <w:r>
-        <w:rPr>
-          <w:b/>
-          <w:bCs/>
-        </w:rPr>
-        <w:t xml:space="preserve">개선</w:t>
-      </w:r>
-      <w:r>
-        <w:t xml:space="preserve">되는지(업그레이드의 존재 이유).</w:t>
-      </w:r>
-    </w:p>
-    <w:bookmarkEnd w:id="217"/>
-    <w:bookmarkEnd w:id="218"/>
-    <w:bookmarkStart w:id="219" w:name="colibri는-thinkflow에-쓰는가-아니오단-이-박스는-실험-가능"/>
-    <w:p>
-      <w:pPr>
-        <w:pStyle w:val="Heading3"/>
-      </w:pPr>
-      <w:r>
-        <w:t xml:space="preserve">5. colibri는 ThinkFlow에 쓰는가? — 아니오(단, 이 박스는 실험 가능)</w:t>
-      </w:r>
-    </w:p>
-    <w:p>
-      <w:pPr>
-        <w:pStyle w:val="Compact"/>
-        <w:numPr>
-          <w:ilvl w:val="0"/>
-          <w:numId w:val="1156"/>
-        </w:numPr>
-      </w:pPr>
-      <w:r>
-        <w:t xml:space="preserve">프로덕션 RAG는</w:t>
-      </w:r>
-      <w:r>
-        <w:t xml:space="preserve"> </w:t>
-      </w:r>
-      <w:r>
-        <w:rPr>
-          <w:b/>
-          <w:bCs/>
-        </w:rPr>
-        <w:t xml:space="preserve">저지연</w:t>
-      </w:r>
-      <w:r>
-        <w:t xml:space="preserve">이 필수 → colibri의 CPU+디스크 스트리밍(단일 tok/s급)은 부적합.</w:t>
-      </w:r>
-    </w:p>
-    <w:p>
-      <w:pPr>
-        <w:pStyle w:val="Compact"/>
-        <w:numPr>
-          <w:ilvl w:val="0"/>
-          <w:numId w:val="1156"/>
-        </w:numPr>
-      </w:pPr>
-      <w:r>
-        <w:t xml:space="preserve">다만 이 박스는</w:t>
-      </w:r>
-      <w:r>
-        <w:t xml:space="preserve"> </w:t>
-      </w:r>
-      <w:r>
-        <w:rPr>
-          <w:b/>
-          <w:bCs/>
-        </w:rPr>
-        <w:t xml:space="preserve">227GB RAM + 3.2TB 디스크</w:t>
-      </w:r>
-      <w:r>
-        <w:t xml:space="preserve">라 GLM-5.2 744B int4(≈372GB)를</w:t>
-      </w:r>
-      <w:r>
-        <w:t xml:space="preserve"> </w:t>
-      </w:r>
-      <w:r>
-        <w:rPr>
-          <w:b/>
-          <w:bCs/>
-        </w:rPr>
-        <w:t xml:space="preserve">저장·스트리밍 실험</w:t>
-      </w:r>
-      <w:r>
-        <w:t xml:space="preserve">할 물리적 여력은 있음(연구용, 비프로덕션). →</w:t>
-      </w:r>
-      <w:r>
-        <w:t xml:space="preserve"> </w:t>
-      </w:r>
-      <w:r>
-        <w:rPr>
-          <w:rStyle w:val="VerbatimChar"/>
-        </w:rPr>
-        <w:t xml:space="preserve">docs/83</w:t>
-      </w:r>
-      <w:r>
-        <w:t xml:space="preserve">의 실측 프로토콜을 이 박스에서 돌릴 수 있음.</w:t>
-      </w:r>
-    </w:p>
-    <w:bookmarkEnd w:id="219"/>
-    <w:bookmarkStart w:id="220" w:name="결론"/>
-    <w:p>
-      <w:pPr>
-        <w:pStyle w:val="Heading3"/>
-      </w:pPr>
-      <w:r>
-        <w:t xml:space="preserve">6. 결론</w:t>
-      </w:r>
-    </w:p>
-    <w:p>
-      <w:pPr>
-        <w:pStyle w:val="Compact"/>
-        <w:numPr>
-          <w:ilvl w:val="0"/>
-          <w:numId w:val="1157"/>
-        </w:numPr>
-      </w:pPr>
-      <w:r>
-        <w:t xml:space="preserve">ThinkFlow는 H100 80GB를</w:t>
-      </w:r>
-      <w:r>
-        <w:t xml:space="preserve"> </w:t>
-      </w:r>
-      <w:r>
-        <w:rPr>
-          <w:rStyle w:val="VerbatimChar"/>
-        </w:rPr>
-        <w:t xml:space="preserve">gpt-oss-20b</w:t>
-      </w:r>
-      <w:r>
-        <w:t xml:space="preserve">로</w:t>
-      </w:r>
-      <w:r>
-        <w:t xml:space="preserve"> </w:t>
-      </w:r>
-      <w:r>
-        <w:rPr>
-          <w:b/>
-          <w:bCs/>
-        </w:rPr>
-        <w:t xml:space="preserve">17%만</w:t>
-      </w:r>
-      <w:r>
-        <w:t xml:space="preserve"> </w:t>
-      </w:r>
-      <w:r>
-        <w:t xml:space="preserve">쓰고 있다 →</w:t>
-      </w:r>
-      <w:r>
-        <w:t xml:space="preserve"> </w:t>
-      </w:r>
-      <w:r>
-        <w:rPr>
-          <w:rStyle w:val="VerbatimChar"/>
-          <w:b/>
-          <w:bCs/>
-        </w:rPr>
-        <w:t xml:space="preserve">gpt-oss-120b</w:t>
-      </w:r>
-      <w:r>
-        <w:rPr>
-          <w:b/>
-          <w:bCs/>
-        </w:rPr>
-        <w:t xml:space="preserve">로 무중단 스왑</w:t>
-      </w:r>
-      <w:r>
-        <w:t xml:space="preserve">이 최소 위험·최대 이득.</w:t>
-      </w:r>
-    </w:p>
-    <w:p>
-      <w:pPr>
-        <w:pStyle w:val="Compact"/>
-        <w:numPr>
-          <w:ilvl w:val="0"/>
-          <w:numId w:val="1157"/>
-        </w:numPr>
-      </w:pPr>
-      <w:r>
-        <w:t xml:space="preserve">BGE는 CPU로 이전해 GPU 전량을 LLM에 할당.</w:t>
-      </w:r>
-    </w:p>
-    <w:p>
-      <w:pPr>
-        <w:pStyle w:val="Compact"/>
-        <w:numPr>
-          <w:ilvl w:val="0"/>
-          <w:numId w:val="1157"/>
-        </w:numPr>
-      </w:pPr>
-      <w:r>
-        <w:t xml:space="preserve">VRAM 여유·속도 우선이면</w:t>
-      </w:r>
-      <w:r>
-        <w:t xml:space="preserve"> </w:t>
-      </w:r>
-      <w:r>
-        <w:rPr>
-          <w:rStyle w:val="VerbatimChar"/>
-        </w:rPr>
-        <w:t xml:space="preserve">Qwen3-Next-80B-A3B</w:t>
-      </w:r>
-      <w:r>
-        <w:t xml:space="preserve">(프롬프트 재튜닝 감수).</w:t>
-      </w:r>
-    </w:p>
-    <w:p>
-      <w:pPr>
-        <w:pStyle w:val="Compact"/>
-        <w:numPr>
-          <w:ilvl w:val="0"/>
-          <w:numId w:val="1157"/>
-        </w:numPr>
-      </w:pPr>
-      <w:r>
-        <w:t xml:space="preserve">colibri는 프로덕션엔 부적합하나, 이 박스에서</w:t>
-      </w:r>
-      <w:r>
-        <w:t xml:space="preserve"> </w:t>
-      </w:r>
-      <w:r>
-        <w:rPr>
-          <w:b/>
-          <w:bCs/>
-        </w:rPr>
-        <w:t xml:space="preserve">연구용 스트리밍 실측</w:t>
-      </w:r>
-      <w:r>
-        <w:t xml:space="preserve">은 가능.</w:t>
-      </w:r>
-    </w:p>
-    <w:bookmarkEnd w:id="220"/>
-    <w:bookmarkStart w:id="221" w:name="출처-13"/>
-    <w:p>
-      <w:pPr>
-        <w:pStyle w:val="Heading3"/>
-      </w:pPr>
-      <w:r>
-        <w:t xml:space="preserve">출처</w:t>
-      </w:r>
-    </w:p>
-    <w:p>
-      <w:pPr>
-        <w:pStyle w:val="Compact"/>
-        <w:numPr>
-          <w:ilvl w:val="0"/>
-          <w:numId w:val="1158"/>
-        </w:numPr>
-      </w:pPr>
-      <w:r>
-        <w:t xml:space="preserve">ThinkFlow:</w:t>
-      </w:r>
-      <w:r>
-        <w:t xml:space="preserve"> </w:t>
-      </w:r>
-      <w:r>
-        <w:rPr>
-          <w:rStyle w:val="VerbatimChar"/>
-        </w:rPr>
-        <w:t xml:space="preserve">run_vllm.sh</w:t>
-      </w:r>
-      <w:r>
-        <w:t xml:space="preserve">,</w:t>
-      </w:r>
-      <w:r>
-        <w:t xml:space="preserve"> </w:t>
-      </w:r>
-      <w:r>
-        <w:rPr>
-          <w:rStyle w:val="VerbatimChar"/>
-        </w:rPr>
-        <w:t xml:space="preserve">env.sh</w:t>
-      </w:r>
-      <w:r>
-        <w:t xml:space="preserve">, PRD A-001, 운영매뉴얼 docx, 서버 실사양(사용자)</w:t>
-      </w:r>
-    </w:p>
-    <w:p>
-      <w:pPr>
-        <w:pStyle w:val="Compact"/>
-        <w:numPr>
-          <w:ilvl w:val="0"/>
-          <w:numId w:val="1158"/>
-        </w:numPr>
-      </w:pPr>
-      <w:r>
-        <w:t xml:space="preserve">모델 적재/처리량:</w:t>
-      </w:r>
-      <w:r>
-        <w:t xml:space="preserve"> </w:t>
-      </w:r>
-      <w:r>
-        <w:rPr>
-          <w:rStyle w:val="VerbatimChar"/>
-        </w:rPr>
-        <w:t xml:space="preserve">docs/80-olmoe-and-h100-recommendations.md</w:t>
-      </w:r>
-      <w:r>
-        <w:t xml:space="preserve">, OpenAI gpt-oss 카드(arXiv:2508.10925)</w:t>
-      </w:r>
-    </w:p>
-    <w:bookmarkEnd w:id="221"/>
-    <w:bookmarkEnd w:id="222"/>
-    <w:bookmarkStart w:id="229" w:name="a-gpt-oss-mxfp4-colibri-int4-변환기-프로토타입"/>
-    <w:p>
-      <w:pPr>
-        <w:pStyle w:val="Heading2"/>
-      </w:pPr>
-      <w:r>
-        <w:t xml:space="preserve">82 · (a) gpt-oss MXFP4 → colibri int4 변환기 프로토타입</w:t>
-      </w:r>
-    </w:p>
-    <w:p>
-      <w:pPr>
-        <w:pStyle w:val="FirstParagraph"/>
-      </w:pPr>
-      <w:r>
         <w:rPr>
           <w:rStyle w:val="VerbatimChar"/>
         </w:rPr>
@@ -27239,7 +27869,7 @@
         <w:t xml:space="preserve">(gpt-oss-120b 스왑)을 따른다.</w:t>
       </w:r>
     </w:p>
-    <w:bookmarkStart w:id="223" w:name="문제-정의-두-int4는-다르다"/>
+    <w:bookmarkStart w:id="225" w:name="문제-정의-두-int4는-다르다"/>
     <w:p>
       <w:pPr>
         <w:pStyle w:val="Heading3"/>
@@ -27534,8 +28164,8 @@
         <w:t xml:space="preserve">2단 변환.</w:t>
       </w:r>
     </w:p>
-    <w:bookmarkEnd w:id="223"/>
-    <w:bookmarkStart w:id="224" w:name="변환-파이프라인"/>
+    <w:bookmarkEnd w:id="225"/>
+    <w:bookmarkStart w:id="226" w:name="변환-파이프라인"/>
     <w:p>
       <w:pPr>
         <w:pStyle w:val="Heading3"/>
@@ -27605,7 +28235,7 @@
         <w:pStyle w:val="Compact"/>
         <w:numPr>
           <w:ilvl w:val="0"/>
-          <w:numId w:val="1159"/>
+          <w:numId w:val="1160"/>
         </w:numPr>
       </w:pPr>
       <w:r>
@@ -27668,7 +28298,7 @@
         <w:pStyle w:val="Compact"/>
         <w:numPr>
           <w:ilvl w:val="0"/>
-          <w:numId w:val="1159"/>
+          <w:numId w:val="1160"/>
         </w:numPr>
       </w:pPr>
       <w:r>
@@ -27711,8 +28341,8 @@
         <w:t xml:space="preserve">=NaN.</w:t>
       </w:r>
     </w:p>
-    <w:bookmarkEnd w:id="224"/>
-    <w:bookmarkStart w:id="225" w:name="구현검증-실행됨"/>
+    <w:bookmarkEnd w:id="226"/>
+    <w:bookmarkStart w:id="227" w:name="구현검증-실행됨"/>
     <w:p>
       <w:pPr>
         <w:pStyle w:val="Heading3"/>
@@ -27895,8 +28525,8 @@
         <w:t xml:space="preserve">uv run --python 3.12 --with numpy python scripts/mxfp4_to_int4_prototype.py --selftest</w:t>
       </w:r>
     </w:p>
-    <w:bookmarkEnd w:id="225"/>
-    <w:bookmarkStart w:id="226" w:name="실-체크포인트-확인-남은-작업"/>
+    <w:bookmarkEnd w:id="227"/>
+    <w:bookmarkStart w:id="228" w:name="실-체크포인트-확인-남은-작업"/>
     <w:p>
       <w:pPr>
         <w:pStyle w:val="Heading3"/>
@@ -27910,7 +28540,7 @@
         <w:pStyle w:val="Compact"/>
         <w:numPr>
           <w:ilvl w:val="0"/>
-          <w:numId w:val="1160"/>
+          <w:numId w:val="1161"/>
         </w:numPr>
       </w:pPr>
       <w:r>
@@ -27941,271 +28571,271 @@
         <w:pStyle w:val="Compact"/>
         <w:numPr>
           <w:ilvl w:val="1"/>
+          <w:numId w:val="1162"/>
+        </w:numPr>
+      </w:pPr>
+      <w:r>
+        <w:t xml:space="preserve">MXFP4는</w:t>
+      </w:r>
+      <w:r>
+        <w:t xml:space="preserve"> </w:t>
+      </w:r>
+      <w:r>
+        <w:rPr>
+          <w:b/>
+          <w:bCs/>
+        </w:rPr>
+        <w:t xml:space="preserve">expert MLP만</w:t>
+      </w:r>
+      <w:r>
+        <w:t xml:space="preserve">(config</w:t>
+      </w:r>
+      <w:r>
+        <w:t xml:space="preserve"> </w:t>
+      </w:r>
+      <w:r>
+        <w:rPr>
+          <w:rStyle w:val="VerbatimChar"/>
+        </w:rPr>
+        <w:t xml:space="preserve">modules_to_not_convert</w:t>
+      </w:r>
+      <w:r>
+        <w:t xml:space="preserve">: attn/router/embed/lm_head 제외).</w:t>
+      </w:r>
+    </w:p>
+    <w:p>
+      <w:pPr>
+        <w:pStyle w:val="Compact"/>
+        <w:numPr>
+          <w:ilvl w:val="1"/>
+          <w:numId w:val="1162"/>
+        </w:numPr>
+      </w:pPr>
+      <w:r>
+        <w:t xml:space="preserve">grouped:</w:t>
+      </w:r>
+      <w:r>
+        <w:t xml:space="preserve"> </w:t>
+      </w:r>
+      <w:r>
+        <w:rPr>
+          <w:rStyle w:val="VerbatimChar"/>
+        </w:rPr>
+        <w:t xml:space="preserve">experts.gate_up_proj_blocks</w:t>
+      </w:r>
+      <w:r>
+        <w:t xml:space="preserve"> </w:t>
+      </w:r>
+      <w:r>
+        <w:t xml:space="preserve">U8</w:t>
+      </w:r>
+      <w:r>
+        <w:t xml:space="preserve"> </w:t>
+      </w:r>
+      <w:r>
+        <w:rPr>
+          <w:rStyle w:val="VerbatimChar"/>
+        </w:rPr>
+        <w:t xml:space="preserve">[32, 5760, 90, 16]</w:t>
+      </w:r>
+      <w:r>
+        <w:t xml:space="preserve">,</w:t>
+      </w:r>
+      <w:r>
+        <w:t xml:space="preserve"> </w:t>
+      </w:r>
+      <w:r>
+        <w:rPr>
+          <w:rStyle w:val="VerbatimChar"/>
+        </w:rPr>
+        <w:t xml:space="preserve">_scales</w:t>
+      </w:r>
+      <w:r>
+        <w:t xml:space="preserve"> </w:t>
+      </w:r>
+      <w:r>
+        <w:t xml:space="preserve">U8</w:t>
+      </w:r>
+      <w:r>
+        <w:t xml:space="preserve"> </w:t>
+      </w:r>
+      <w:r>
+        <w:rPr>
+          <w:rStyle w:val="VerbatimChar"/>
+        </w:rPr>
+        <w:t xml:space="preserve">[32, 5760, 90]</w:t>
+      </w:r>
+      <w:r>
+        <w:t xml:space="preserve">;</w:t>
+      </w:r>
+      <w:r>
+        <w:t xml:space="preserve"> </w:t>
+      </w:r>
+      <w:r>
+        <w:rPr>
+          <w:rStyle w:val="VerbatimChar"/>
+        </w:rPr>
+        <w:t xml:space="preserve">down_proj</w:t>
+      </w:r>
+      <w:r>
+        <w:t xml:space="preserve"> </w:t>
+      </w:r>
+      <w:r>
+        <w:t xml:space="preserve">U8</w:t>
+      </w:r>
+      <w:r>
+        <w:t xml:space="preserve"> </w:t>
+      </w:r>
+      <w:r>
+        <w:rPr>
+          <w:rStyle w:val="VerbatimChar"/>
+        </w:rPr>
+        <w:t xml:space="preserve">[32, 2880, 90, 16]</w:t>
+      </w:r>
+      <w:r>
+        <w:t xml:space="preserve">. (16B/block×2=32 element, 90×32=2880=K).</w:t>
+      </w:r>
+    </w:p>
+    <w:p>
+      <w:pPr>
+        <w:pStyle w:val="Compact"/>
+        <w:numPr>
+          <w:ilvl w:val="1"/>
+          <w:numId w:val="1162"/>
+        </w:numPr>
+      </w:pPr>
+      <w:r>
+        <w:t xml:space="preserve">변환기를 이 실제 4D 그룹 레이아웃으로 교정(expert별</w:t>
+      </w:r>
+      <w:r>
+        <w:t xml:space="preserve"> </w:t>
+      </w:r>
+      <w:r>
+        <w:rPr>
+          <w:rStyle w:val="VerbatimChar"/>
+        </w:rPr>
+        <w:t xml:space="preserve">[O,K]</w:t>
+      </w:r>
+      <w:r>
+        <w:t xml:space="preserve">→int4). 상세:</w:t>
+      </w:r>
+      <w:r>
+        <w:t xml:space="preserve"> </w:t>
+      </w:r>
+      <w:r>
+        <w:rPr>
+          <w:rStyle w:val="VerbatimChar"/>
+        </w:rPr>
+        <w:t xml:space="preserve">data/topics/apply-gpt-oss/weight-layout-verified.md</w:t>
+      </w:r>
+      <w:r>
+        <w:t xml:space="preserve">.</w:t>
+      </w:r>
+    </w:p>
+    <w:p>
+      <w:pPr>
+        <w:pStyle w:val="Compact"/>
+        <w:numPr>
+          <w:ilvl w:val="1"/>
+          <w:numId w:val="1162"/>
+        </w:numPr>
+      </w:pPr>
+      <w:r>
+        <w:t xml:space="preserve">잔여 미세확인:</w:t>
+      </w:r>
+      <w:r>
+        <w:t xml:space="preserve"> </w:t>
+      </w:r>
+      <w:r>
+        <w:rPr>
+          <w:rStyle w:val="VerbatimChar"/>
+        </w:rPr>
+        <w:t xml:space="preserve">gate_up</w:t>
+      </w:r>
+      <w:r>
+        <w:t xml:space="preserve">의 gate/up 인터리브 순서, byte 내 nibble 순서(표준 가정).</w:t>
+      </w:r>
+    </w:p>
+    <w:p>
+      <w:pPr>
+        <w:pStyle w:val="Compact"/>
+        <w:numPr>
+          <w:ilvl w:val="0"/>
           <w:numId w:val="1161"/>
         </w:numPr>
       </w:pPr>
       <w:r>
-        <w:t xml:space="preserve">MXFP4는</w:t>
-      </w:r>
-      <w:r>
-        <w:t xml:space="preserve"> </w:t>
-      </w:r>
-      <w:r>
-        <w:rPr>
-          <w:b/>
-          <w:bCs/>
-        </w:rPr>
-        <w:t xml:space="preserve">expert MLP만</w:t>
-      </w:r>
-      <w:r>
-        <w:t xml:space="preserve">(config</w:t>
-      </w:r>
-      <w:r>
-        <w:t xml:space="preserve"> </w:t>
-      </w:r>
-      <w:r>
-        <w:rPr>
-          <w:rStyle w:val="VerbatimChar"/>
-        </w:rPr>
-        <w:t xml:space="preserve">modules_to_not_convert</w:t>
-      </w:r>
-      <w:r>
-        <w:t xml:space="preserve">: attn/router/embed/lm_head 제외).</w:t>
-      </w:r>
-    </w:p>
-    <w:p>
-      <w:pPr>
-        <w:pStyle w:val="Compact"/>
-        <w:numPr>
-          <w:ilvl w:val="1"/>
+        <w:rPr>
+          <w:b/>
+          <w:bCs/>
+        </w:rPr>
+        <w:t xml:space="preserve">엔진 어댑터</w:t>
+      </w:r>
+      <w:r>
+        <w:t xml:space="preserve">: gpt-oss는</w:t>
+      </w:r>
+      <w:r>
+        <w:t xml:space="preserve"> </w:t>
+      </w:r>
+      <w:r>
+        <w:rPr>
+          <w:rStyle w:val="VerbatimChar"/>
+        </w:rPr>
+        <w:t xml:space="preserve">glm_moe_dsa</w:t>
+      </w:r>
+      <w:r>
+        <w:t xml:space="preserve">가 아님(GQA+sliding-window 128 교대, YaRN rope, SwiGLU(limit 7), MLA/DSA 없음). colibri 실행에는 별도 엔진 경로 필요(</w:t>
+      </w:r>
+      <w:r>
+        <w:rPr>
+          <w:rStyle w:val="VerbatimChar"/>
+        </w:rPr>
+        <w:t xml:space="preserve">docs/61</w:t>
+      </w:r>
+      <w:r>
+        <w:t xml:space="preserve"> </w:t>
+      </w:r>
+      <w:r>
+        <w:t xml:space="preserve">§3~4). 변환기는 그 중 ’양자화’만 담당.</w:t>
+      </w:r>
+    </w:p>
+    <w:p>
+      <w:pPr>
+        <w:pStyle w:val="Compact"/>
+        <w:numPr>
+          <w:ilvl w:val="0"/>
           <w:numId w:val="1161"/>
         </w:numPr>
       </w:pPr>
       <w:r>
-        <w:t xml:space="preserve">grouped:</w:t>
-      </w:r>
-      <w:r>
-        <w:t xml:space="preserve"> </w:t>
-      </w:r>
-      <w:r>
-        <w:rPr>
-          <w:rStyle w:val="VerbatimChar"/>
-        </w:rPr>
-        <w:t xml:space="preserve">experts.gate_up_proj_blocks</w:t>
-      </w:r>
-      <w:r>
-        <w:t xml:space="preserve"> </w:t>
-      </w:r>
-      <w:r>
-        <w:t xml:space="preserve">U8</w:t>
-      </w:r>
-      <w:r>
-        <w:t xml:space="preserve"> </w:t>
-      </w:r>
-      <w:r>
-        <w:rPr>
-          <w:rStyle w:val="VerbatimChar"/>
-        </w:rPr>
-        <w:t xml:space="preserve">[32, 5760, 90, 16]</w:t>
-      </w:r>
-      <w:r>
-        <w:t xml:space="preserve">,</w:t>
-      </w:r>
-      <w:r>
-        <w:t xml:space="preserve"> </w:t>
-      </w:r>
-      <w:r>
-        <w:rPr>
-          <w:rStyle w:val="VerbatimChar"/>
-        </w:rPr>
-        <w:t xml:space="preserve">_scales</w:t>
-      </w:r>
-      <w:r>
-        <w:t xml:space="preserve"> </w:t>
-      </w:r>
-      <w:r>
-        <w:t xml:space="preserve">U8</w:t>
-      </w:r>
-      <w:r>
-        <w:t xml:space="preserve"> </w:t>
-      </w:r>
-      <w:r>
-        <w:rPr>
-          <w:rStyle w:val="VerbatimChar"/>
-        </w:rPr>
-        <w:t xml:space="preserve">[32, 5760, 90]</w:t>
-      </w:r>
-      <w:r>
-        <w:t xml:space="preserve">;</w:t>
-      </w:r>
-      <w:r>
-        <w:t xml:space="preserve"> </w:t>
-      </w:r>
-      <w:r>
-        <w:rPr>
-          <w:rStyle w:val="VerbatimChar"/>
-        </w:rPr>
-        <w:t xml:space="preserve">down_proj</w:t>
-      </w:r>
-      <w:r>
-        <w:t xml:space="preserve"> </w:t>
-      </w:r>
-      <w:r>
-        <w:t xml:space="preserve">U8</w:t>
-      </w:r>
-      <w:r>
-        <w:t xml:space="preserve"> </w:t>
-      </w:r>
-      <w:r>
-        <w:rPr>
-          <w:rStyle w:val="VerbatimChar"/>
-        </w:rPr>
-        <w:t xml:space="preserve">[32, 2880, 90, 16]</w:t>
-      </w:r>
-      <w:r>
-        <w:t xml:space="preserve">. (16B/block×2=32 element, 90×32=2880=K).</w:t>
-      </w:r>
-    </w:p>
-    <w:p>
-      <w:pPr>
-        <w:pStyle w:val="Compact"/>
-        <w:numPr>
-          <w:ilvl w:val="1"/>
+        <w:rPr>
+          <w:b/>
+          <w:bCs/>
+        </w:rPr>
+        <w:t xml:space="preserve">정확성 게이트</w:t>
+      </w:r>
+      <w:r>
+        <w:t xml:space="preserve">: 변환 후 tiny-oracle 방식(</w:t>
+      </w:r>
+      <w:r>
+        <w:rPr>
+          <w:rStyle w:val="VerbatimChar"/>
+        </w:rPr>
+        <w:t xml:space="preserve">docs/31</w:t>
+      </w:r>
+      <w:r>
+        <w:t xml:space="preserve">)으로 gpt-oss도 token-exact 검증 하네스 구축.</w:t>
+      </w:r>
+    </w:p>
+    <w:p>
+      <w:pPr>
+        <w:pStyle w:val="Compact"/>
+        <w:numPr>
+          <w:ilvl w:val="0"/>
           <w:numId w:val="1161"/>
         </w:numPr>
       </w:pPr>
       <w:r>
-        <w:t xml:space="preserve">변환기를 이 실제 4D 그룹 레이아웃으로 교정(expert별</w:t>
-      </w:r>
-      <w:r>
-        <w:t xml:space="preserve"> </w:t>
-      </w:r>
-      <w:r>
-        <w:rPr>
-          <w:rStyle w:val="VerbatimChar"/>
-        </w:rPr>
-        <w:t xml:space="preserve">[O,K]</w:t>
-      </w:r>
-      <w:r>
-        <w:t xml:space="preserve">→int4). 상세:</w:t>
-      </w:r>
-      <w:r>
-        <w:t xml:space="preserve"> </w:t>
-      </w:r>
-      <w:r>
-        <w:rPr>
-          <w:rStyle w:val="VerbatimChar"/>
-        </w:rPr>
-        <w:t xml:space="preserve">data/topics/apply-gpt-oss/weight-layout-verified.md</w:t>
-      </w:r>
-      <w:r>
-        <w:t xml:space="preserve">.</w:t>
-      </w:r>
-    </w:p>
-    <w:p>
-      <w:pPr>
-        <w:pStyle w:val="Compact"/>
-        <w:numPr>
-          <w:ilvl w:val="1"/>
-          <w:numId w:val="1161"/>
-        </w:numPr>
-      </w:pPr>
-      <w:r>
-        <w:t xml:space="preserve">잔여 미세확인:</w:t>
-      </w:r>
-      <w:r>
-        <w:t xml:space="preserve"> </w:t>
-      </w:r>
-      <w:r>
-        <w:rPr>
-          <w:rStyle w:val="VerbatimChar"/>
-        </w:rPr>
-        <w:t xml:space="preserve">gate_up</w:t>
-      </w:r>
-      <w:r>
-        <w:t xml:space="preserve">의 gate/up 인터리브 순서, byte 내 nibble 순서(표준 가정).</w:t>
-      </w:r>
-    </w:p>
-    <w:p>
-      <w:pPr>
-        <w:pStyle w:val="Compact"/>
-        <w:numPr>
-          <w:ilvl w:val="0"/>
-          <w:numId w:val="1160"/>
-        </w:numPr>
-      </w:pPr>
-      <w:r>
-        <w:rPr>
-          <w:b/>
-          <w:bCs/>
-        </w:rPr>
-        <w:t xml:space="preserve">엔진 어댑터</w:t>
-      </w:r>
-      <w:r>
-        <w:t xml:space="preserve">: gpt-oss는</w:t>
-      </w:r>
-      <w:r>
-        <w:t xml:space="preserve"> </w:t>
-      </w:r>
-      <w:r>
-        <w:rPr>
-          <w:rStyle w:val="VerbatimChar"/>
-        </w:rPr>
-        <w:t xml:space="preserve">glm_moe_dsa</w:t>
-      </w:r>
-      <w:r>
-        <w:t xml:space="preserve">가 아님(GQA+sliding-window 128 교대, YaRN rope, SwiGLU(limit 7), MLA/DSA 없음). colibri 실행에는 별도 엔진 경로 필요(</w:t>
-      </w:r>
-      <w:r>
-        <w:rPr>
-          <w:rStyle w:val="VerbatimChar"/>
-        </w:rPr>
-        <w:t xml:space="preserve">docs/61</w:t>
-      </w:r>
-      <w:r>
-        <w:t xml:space="preserve"> </w:t>
-      </w:r>
-      <w:r>
-        <w:t xml:space="preserve">§3~4). 변환기는 그 중 ’양자화’만 담당.</w:t>
-      </w:r>
-    </w:p>
-    <w:p>
-      <w:pPr>
-        <w:pStyle w:val="Compact"/>
-        <w:numPr>
-          <w:ilvl w:val="0"/>
-          <w:numId w:val="1160"/>
-        </w:numPr>
-      </w:pPr>
-      <w:r>
-        <w:rPr>
-          <w:b/>
-          <w:bCs/>
-        </w:rPr>
-        <w:t xml:space="preserve">정확성 게이트</w:t>
-      </w:r>
-      <w:r>
-        <w:t xml:space="preserve">: 변환 후 tiny-oracle 방식(</w:t>
-      </w:r>
-      <w:r>
-        <w:rPr>
-          <w:rStyle w:val="VerbatimChar"/>
-        </w:rPr>
-        <w:t xml:space="preserve">docs/31</w:t>
-      </w:r>
-      <w:r>
-        <w:t xml:space="preserve">)으로 gpt-oss도 token-exact 검증 하네스 구축.</w:t>
-      </w:r>
-    </w:p>
-    <w:p>
-      <w:pPr>
-        <w:pStyle w:val="Compact"/>
-        <w:numPr>
-          <w:ilvl w:val="0"/>
-          <w:numId w:val="1160"/>
-        </w:numPr>
-      </w:pPr>
-      <w:r>
         <w:rPr>
           <w:b/>
           <w:bCs/>
@@ -28216,8 +28846,8 @@
         <w:t xml:space="preserve">: int4 재양자화(블록 E8M0 → 행 F32 스케일 전환)의 perplexity 영향 측정. 이론상 손실 요인이므로 그룹 스케일 유지 옵션도 후보.</w:t>
       </w:r>
     </w:p>
-    <w:bookmarkEnd w:id="226"/>
-    <w:bookmarkStart w:id="227" w:name="왜-굳이-연구-가치"/>
+    <w:bookmarkEnd w:id="228"/>
+    <w:bookmarkStart w:id="229" w:name="왜-굳이-연구-가치"/>
     <w:p>
       <w:pPr>
         <w:pStyle w:val="Heading3"/>
@@ -28231,7 +28861,7 @@
         <w:pStyle w:val="Compact"/>
         <w:numPr>
           <w:ilvl w:val="0"/>
-          <w:numId w:val="1162"/>
+          <w:numId w:val="1163"/>
         </w:numPr>
       </w:pPr>
       <w:r>
@@ -28259,7 +28889,7 @@
         <w:pStyle w:val="Compact"/>
         <w:numPr>
           <w:ilvl w:val="0"/>
-          <w:numId w:val="1162"/>
+          <w:numId w:val="1163"/>
         </w:numPr>
       </w:pPr>
       <w:r>
@@ -28284,7 +28914,7 @@
         <w:pStyle w:val="Compact"/>
         <w:numPr>
           <w:ilvl w:val="0"/>
-          <w:numId w:val="1162"/>
+          <w:numId w:val="1163"/>
         </w:numPr>
       </w:pPr>
       <w:r>
@@ -28316,8 +28946,8 @@
         <w:t xml:space="preserve">).</w:t>
       </w:r>
     </w:p>
-    <w:bookmarkEnd w:id="227"/>
-    <w:bookmarkStart w:id="228" w:name="출처-14"/>
+    <w:bookmarkEnd w:id="229"/>
+    <w:bookmarkStart w:id="230" w:name="출처-14"/>
     <w:p>
       <w:pPr>
         <w:pStyle w:val="Heading3"/>
@@ -28331,7 +28961,7 @@
         <w:pStyle w:val="Compact"/>
         <w:numPr>
           <w:ilvl w:val="0"/>
-          <w:numId w:val="1163"/>
+          <w:numId w:val="1164"/>
         </w:numPr>
       </w:pPr>
       <w:r>
@@ -28352,7 +28982,7 @@
         <w:pStyle w:val="Compact"/>
         <w:numPr>
           <w:ilvl w:val="0"/>
-          <w:numId w:val="1163"/>
+          <w:numId w:val="1164"/>
         </w:numPr>
       </w:pPr>
       <w:r>
@@ -28376,7 +29006,7 @@
         <w:pStyle w:val="Compact"/>
         <w:numPr>
           <w:ilvl w:val="0"/>
-          <w:numId w:val="1163"/>
+          <w:numId w:val="1164"/>
         </w:numPr>
       </w:pPr>
       <w:r>
@@ -28392,9 +29022,9 @@
         <w:t xml:space="preserve">docs/61-apply-gpt-oss-20b.md</w:t>
       </w:r>
     </w:p>
-    <w:bookmarkEnd w:id="228"/>
-    <w:bookmarkEnd w:id="229"/>
-    <w:bookmarkStart w:id="242" w:name="b-스트리밍-실측-로컬-실증-h100-실측-프로토콜"/>
+    <w:bookmarkEnd w:id="230"/>
+    <w:bookmarkEnd w:id="231"/>
+    <w:bookmarkStart w:id="244" w:name="b-스트리밍-실측-로컬-실증-h100-실측-프로토콜"/>
     <w:p>
       <w:pPr>
         <w:pStyle w:val="Heading2"/>
@@ -28443,7 +29073,7 @@
         <w:t xml:space="preserve">는 ThinkFlow H100 박스에서 수집하도록 프로토콜·스크립트를 제공한다.</w:t>
       </w:r>
     </w:p>
-    <w:bookmarkStart w:id="230" w:name="로컬-실증-수행됨-캐시-압박에도-token-exact-불변"/>
+    <w:bookmarkStart w:id="232" w:name="로컬-실증-수행됨-캐시-압박에도-token-exact-불변"/>
     <w:p>
       <w:pPr>
         <w:pStyle w:val="Heading3"/>
@@ -28850,8 +29480,8 @@
         <w:t xml:space="preserve">pos/s 변동은 캐시 관리 오버헤드/측정 노이즈 수준이며 디스크 I/O가 아니다. 성능 실측엔 실모델+실 NVMe 필요.</w:t>
       </w:r>
     </w:p>
-    <w:bookmarkEnd w:id="230"/>
-    <w:bookmarkStart w:id="235" w:name="thinkflow가-도는-공유-서버에서-어떻게-성능곡선을-수집하나"/>
+    <w:bookmarkEnd w:id="232"/>
+    <w:bookmarkStart w:id="237" w:name="thinkflow가-도는-공유-서버에서-어떻게-성능곡선을-수집하나"/>
     <w:p>
       <w:pPr>
         <w:pStyle w:val="Heading3"/>
@@ -28874,7 +29504,7 @@
         <w:t xml:space="preserve">“ssh 서버에 ThinkFlow가 돌면 자원이 많이 안 남는데 성능곡선을 어떻게 수집하지?”</w:t>
       </w:r>
     </w:p>
-    <w:bookmarkStart w:id="231" w:name="결정적-사실-colibri-벤치는-gpu를-쓰지-않는다"/>
+    <w:bookmarkStart w:id="233" w:name="결정적-사실-colibri-벤치는-gpu를-쓰지-않는다"/>
     <w:p>
       <w:pPr>
         <w:pStyle w:val="Heading4"/>
@@ -28898,7 +29528,7 @@
         <w:pStyle w:val="Compact"/>
         <w:numPr>
           <w:ilvl w:val="0"/>
-          <w:numId w:val="1164"/>
+          <w:numId w:val="1165"/>
         </w:numPr>
       </w:pPr>
       <w:r>
@@ -28933,7 +29563,7 @@
         <w:pStyle w:val="Compact"/>
         <w:numPr>
           <w:ilvl w:val="0"/>
-          <w:numId w:val="1164"/>
+          <w:numId w:val="1165"/>
         </w:numPr>
       </w:pPr>
       <w:r>
@@ -28974,7 +29604,7 @@
         <w:pStyle w:val="Compact"/>
         <w:numPr>
           <w:ilvl w:val="0"/>
-          <w:numId w:val="1164"/>
+          <w:numId w:val="1165"/>
         </w:numPr>
       </w:pPr>
       <w:r>
@@ -28997,8 +29627,8 @@
         <w:t xml:space="preserve">3가지뿐. 이 3개만 통제하면 ThinkFlow를 방해하지 않고 곡선을 얻는다.</w:t>
       </w:r>
     </w:p>
-    <w:bookmarkEnd w:id="231"/>
-    <w:bookmarkStart w:id="232" w:name="자원이-많이-안-남아도-되는-이유-발자국이-작다"/>
+    <w:bookmarkEnd w:id="233"/>
+    <w:bookmarkStart w:id="234" w:name="자원이-많이-안-남아도-되는-이유-발자국이-작다"/>
     <w:p>
       <w:pPr>
         <w:pStyle w:val="Heading4"/>
@@ -29024,7 +29654,7 @@
         <w:pStyle w:val="Compact"/>
         <w:numPr>
           <w:ilvl w:val="0"/>
-          <w:numId w:val="1165"/>
+          <w:numId w:val="1166"/>
         </w:numPr>
       </w:pPr>
       <w:r>
@@ -29062,7 +29692,7 @@
         <w:pStyle w:val="Compact"/>
         <w:numPr>
           <w:ilvl w:val="0"/>
-          <w:numId w:val="1165"/>
+          <w:numId w:val="1166"/>
         </w:numPr>
       </w:pPr>
       <w:r>
@@ -29074,7 +29704,7 @@
         <w:pStyle w:val="Compact"/>
         <w:numPr>
           <w:ilvl w:val="0"/>
-          <w:numId w:val="1165"/>
+          <w:numId w:val="1166"/>
         </w:numPr>
       </w:pPr>
       <w:r>
@@ -29103,8 +29733,8 @@
         <w:t xml:space="preserve">뿐.</w:t>
       </w:r>
     </w:p>
-    <w:bookmarkEnd w:id="232"/>
-    <w:bookmarkStart w:id="233" w:name="격리로-thinkflow-보호-스크립트에-내장"/>
+    <w:bookmarkEnd w:id="234"/>
+    <w:bookmarkStart w:id="235" w:name="격리로-thinkflow-보호-스크립트에-내장"/>
     <w:p>
       <w:pPr>
         <w:pStyle w:val="Heading4"/>
@@ -29319,8 +29949,8 @@
         <w:t xml:space="preserve">라 자체적으로 캐시 오염이 적음.</w:t>
       </w:r>
     </w:p>
-    <w:bookmarkEnd w:id="233"/>
-    <w:bookmarkStart w:id="234" w:name="곡선을-깨끗하게-얻는-순서"/>
+    <w:bookmarkEnd w:id="235"/>
+    <w:bookmarkStart w:id="236" w:name="곡선을-깨끗하게-얻는-순서"/>
     <w:p>
       <w:pPr>
         <w:pStyle w:val="Heading4"/>
@@ -29346,7 +29976,7 @@
         <w:pStyle w:val="Compact"/>
         <w:numPr>
           <w:ilvl w:val="0"/>
-          <w:numId w:val="1166"/>
+          <w:numId w:val="1167"/>
         </w:numPr>
       </w:pPr>
       <w:r>
@@ -29386,7 +30016,7 @@
         <w:pStyle w:val="Compact"/>
         <w:numPr>
           <w:ilvl w:val="0"/>
-          <w:numId w:val="1166"/>
+          <w:numId w:val="1167"/>
         </w:numPr>
       </w:pPr>
       <w:r>
@@ -29418,7 +30048,7 @@
         <w:pStyle w:val="Compact"/>
         <w:numPr>
           <w:ilvl w:val="0"/>
-          <w:numId w:val="1166"/>
+          <w:numId w:val="1167"/>
         </w:numPr>
       </w:pPr>
       <w:r>
@@ -29432,9 +30062,9 @@
         <w:t xml:space="preserve">: 각 cap을 3~5회 반복해 중앙값 사용, 동시 ThinkFlow 부하 구간은 마킹.</w:t>
       </w:r>
     </w:p>
-    <w:bookmarkEnd w:id="234"/>
-    <w:bookmarkEnd w:id="235"/>
-    <w:bookmarkStart w:id="238" w:name="실측-프로토콜-권장-실행-위치-그-h100-박스"/>
+    <w:bookmarkEnd w:id="236"/>
+    <w:bookmarkEnd w:id="237"/>
+    <w:bookmarkStart w:id="240" w:name="실측-프로토콜-권장-실행-위치-그-h100-박스"/>
     <w:p>
       <w:pPr>
         <w:pStyle w:val="Heading3"/>
@@ -29589,7 +30219,7 @@
         <w:t xml:space="preserve">- cap&lt;64면 축출 발생 → miss → 디스크 read.</w:t>
       </w:r>
     </w:p>
-    <w:bookmarkStart w:id="236" w:name="기록할-지표표로"/>
+    <w:bookmarkStart w:id="238" w:name="기록할-지표표로"/>
     <w:p>
       <w:pPr>
         <w:pStyle w:val="Heading4"/>
@@ -29836,7 +30466,7 @@
         <w:pStyle w:val="Compact"/>
         <w:numPr>
           <w:ilvl w:val="0"/>
-          <w:numId w:val="1167"/>
+          <w:numId w:val="1168"/>
         </w:numPr>
       </w:pPr>
       <w:r>
@@ -29914,7 +30544,7 @@
         <w:pStyle w:val="Compact"/>
         <w:numPr>
           <w:ilvl w:val="0"/>
-          <w:numId w:val="1167"/>
+          <w:numId w:val="1168"/>
         </w:numPr>
       </w:pPr>
       <w:r>
@@ -29943,8 +30573,8 @@
         <w:t xml:space="preserve">후 콜드 비교 → 실디스크 대역폭 노출.</w:t>
       </w:r>
     </w:p>
-    <w:bookmarkEnd w:id="236"/>
-    <w:bookmarkStart w:id="237" w:name="기대-곡선가설-실측으로-확정"/>
+    <w:bookmarkEnd w:id="238"/>
+    <w:bookmarkStart w:id="239" w:name="기대-곡선가설-실측으로-확정"/>
     <w:p>
       <w:pPr>
         <w:pStyle w:val="Heading4"/>
@@ -30005,7 +30635,7 @@
         <w:pStyle w:val="Compact"/>
         <w:numPr>
           <w:ilvl w:val="0"/>
-          <w:numId w:val="1168"/>
+          <w:numId w:val="1169"/>
         </w:numPr>
       </w:pPr>
       <w:r>
@@ -30046,9 +30676,9 @@
         <w:t xml:space="preserve">(자원)의 정성 주장을 정량 근거로 대체.</w:t>
       </w:r>
     </w:p>
-    <w:bookmarkEnd w:id="237"/>
-    <w:bookmarkEnd w:id="238"/>
-    <w:bookmarkStart w:id="239" w:name="산출물-연결"/>
+    <w:bookmarkEnd w:id="239"/>
+    <w:bookmarkEnd w:id="240"/>
+    <w:bookmarkStart w:id="241" w:name="산출물-연결"/>
     <w:p>
       <w:pPr>
         <w:pStyle w:val="Heading3"/>
@@ -30062,7 +30692,7 @@
         <w:pStyle w:val="Compact"/>
         <w:numPr>
           <w:ilvl w:val="0"/>
-          <w:numId w:val="1169"/>
+          <w:numId w:val="1170"/>
         </w:numPr>
       </w:pPr>
       <w:r>
@@ -30089,7 +30719,7 @@
         <w:pStyle w:val="Compact"/>
         <w:numPr>
           <w:ilvl w:val="0"/>
-          <w:numId w:val="1169"/>
+          <w:numId w:val="1170"/>
         </w:numPr>
       </w:pPr>
       <w:r>
@@ -30120,8 +30750,8 @@
         <w:t xml:space="preserve">표 갱신 권장.</w:t>
       </w:r>
     </w:p>
-    <w:bookmarkEnd w:id="239"/>
-    <w:bookmarkStart w:id="240" w:name="왜-로컬mac에서-성능을-안-재는가"/>
+    <w:bookmarkEnd w:id="241"/>
+    <w:bookmarkStart w:id="242" w:name="왜-로컬mac에서-성능을-안-재는가"/>
     <w:p>
       <w:pPr>
         <w:pStyle w:val="Heading3"/>
@@ -30135,7 +30765,7 @@
         <w:pStyle w:val="Compact"/>
         <w:numPr>
           <w:ilvl w:val="0"/>
-          <w:numId w:val="1170"/>
+          <w:numId w:val="1171"/>
         </w:numPr>
       </w:pPr>
       <w:r>
@@ -30167,8 +30797,8 @@
         <w:t xml:space="preserve">. 정확성만 로컬로, 성능은 타깃 박스에서.</w:t>
       </w:r>
     </w:p>
-    <w:bookmarkEnd w:id="240"/>
-    <w:bookmarkStart w:id="241" w:name="출처-15"/>
+    <w:bookmarkEnd w:id="242"/>
+    <w:bookmarkStart w:id="243" w:name="출처-15"/>
     <w:p>
       <w:pPr>
         <w:pStyle w:val="Heading3"/>
@@ -30182,7 +30812,7 @@
         <w:pStyle w:val="Compact"/>
         <w:numPr>
           <w:ilvl w:val="0"/>
-          <w:numId w:val="1171"/>
+          <w:numId w:val="1172"/>
         </w:numPr>
       </w:pPr>
       <w:r>
@@ -30194,7 +30824,7 @@
         <w:pStyle w:val="Compact"/>
         <w:numPr>
           <w:ilvl w:val="0"/>
-          <w:numId w:val="1171"/>
+          <w:numId w:val="1172"/>
         </w:numPr>
       </w:pPr>
       <w:r>
@@ -30233,7 +30863,7 @@
         <w:pStyle w:val="Compact"/>
         <w:numPr>
           <w:ilvl w:val="0"/>
-          <w:numId w:val="1171"/>
+          <w:numId w:val="1172"/>
         </w:numPr>
       </w:pPr>
       <w:r>
@@ -30269,7 +30899,7 @@
         <w:pStyle w:val="Compact"/>
         <w:numPr>
           <w:ilvl w:val="0"/>
-          <w:numId w:val="1171"/>
+          <w:numId w:val="1172"/>
         </w:numPr>
       </w:pPr>
       <w:r>
@@ -30288,9 +30918,9 @@
         <w:t xml:space="preserve">.</w:t>
       </w:r>
     </w:p>
-    <w:bookmarkEnd w:id="241"/>
-    <w:bookmarkEnd w:id="242"/>
-    <w:bookmarkStart w:id="252" w:name="thinkflow-gpt-oss-120b-스왑-운영자-런북체크리스트"/>
+    <w:bookmarkEnd w:id="243"/>
+    <w:bookmarkEnd w:id="244"/>
+    <w:bookmarkStart w:id="254" w:name="thinkflow-gpt-oss-120b-스왑-운영자-런북체크리스트"/>
     <w:p>
       <w:pPr>
         <w:pStyle w:val="Heading2"/>
@@ -30338,7 +30968,7 @@
         <w:t xml:space="preserve">.</w:t>
       </w:r>
     </w:p>
-    <w:bookmarkStart w:id="243" w:name="현재-상태-근거-사용자-제공"/>
+    <w:bookmarkStart w:id="245" w:name="현재-상태-근거-사용자-제공"/>
     <w:p>
       <w:pPr>
         <w:pStyle w:val="Heading3"/>
@@ -30352,7 +30982,7 @@
         <w:pStyle w:val="Compact"/>
         <w:numPr>
           <w:ilvl w:val="0"/>
-          <w:numId w:val="1172"/>
+          <w:numId w:val="1173"/>
         </w:numPr>
       </w:pPr>
       <w:r>
@@ -30390,7 +31020,7 @@
         <w:pStyle w:val="Compact"/>
         <w:numPr>
           <w:ilvl w:val="0"/>
-          <w:numId w:val="1172"/>
+          <w:numId w:val="1173"/>
         </w:numPr>
       </w:pPr>
       <w:r>
@@ -30402,7 +31032,7 @@
         <w:pStyle w:val="Compact"/>
         <w:numPr>
           <w:ilvl w:val="0"/>
-          <w:numId w:val="1172"/>
+          <w:numId w:val="1173"/>
         </w:numPr>
       </w:pPr>
       <w:r>
@@ -30422,8 +31052,8 @@
         <w:t xml:space="preserve">(동시 상주 불가). 컷오버는 짧은 창이면 충분(연산 idle이라 트래픽 적은 시간 선택 용이).</w:t>
       </w:r>
     </w:p>
-    <w:bookmarkEnd w:id="243"/>
-    <w:bookmarkStart w:id="244" w:name="사전-준비-무중단-언제든-가능"/>
+    <w:bookmarkEnd w:id="245"/>
+    <w:bookmarkStart w:id="246" w:name="사전-준비-무중단-언제든-가능"/>
     <w:p>
       <w:pPr>
         <w:pStyle w:val="Heading3"/>
@@ -30437,7 +31067,7 @@
         <w:pStyle w:val="Compact"/>
         <w:numPr>
           <w:ilvl w:val="0"/>
-          <w:numId w:val="1173"/>
+          <w:numId w:val="1174"/>
         </w:numPr>
       </w:pPr>
       <w:r>
@@ -30458,7 +31088,7 @@
         <w:pStyle w:val="Compact"/>
         <w:numPr>
           <w:ilvl w:val="0"/>
-          <w:numId w:val="1174"/>
+          <w:numId w:val="1175"/>
         </w:numPr>
       </w:pPr>
       <w:r>
@@ -30472,18 +31102,6 @@
       </w:r>
       <w:r>
         <w:t xml:space="preserve">실행하여 아래 자동 점검 통과:</w:t>
-      </w:r>
-    </w:p>
-    <w:p>
-      <w:pPr>
-        <w:pStyle w:val="Compact"/>
-        <w:numPr>
-          <w:ilvl w:val="1"/>
-          <w:numId w:val="1175"/>
-        </w:numPr>
-      </w:pPr>
-      <w:r>
-        <w:t xml:space="preserve">hf_cache 디스크 여유 ≥ 70GB (서버 3.2TB → 여유)</w:t>
       </w:r>
     </w:p>
     <w:p>
@@ -30495,16 +31113,7 @@
         </w:numPr>
       </w:pPr>
       <w:r>
-        <w:rPr>
-          <w:rStyle w:val="VerbatimChar"/>
-        </w:rPr>
-        <w:t xml:space="preserve">vllm/vllm-openai:v0.21.0</w:t>
-      </w:r>
-      <w:r>
-        <w:t xml:space="preserve"> </w:t>
-      </w:r>
-      <w:r>
-        <w:t xml:space="preserve">이미지 존재</w:t>
+        <w:t xml:space="preserve">hf_cache 디스크 여유 ≥ 70GB (서버 3.2TB → 여유)</w:t>
       </w:r>
     </w:p>
     <w:p>
@@ -30517,22 +31126,15 @@
       </w:pPr>
       <w:r>
         <w:rPr>
-          <w:b/>
-          <w:bCs/>
-        </w:rPr>
-        <w:t xml:space="preserve">120b 가중치 사전 다운로드</w:t>
-      </w:r>
-      <w:r>
-        <w:t xml:space="preserve">(</w:t>
-      </w:r>
-      <w:r>
-        <w:rPr>
-          <w:rStyle w:val="VerbatimChar"/>
-        </w:rPr>
-        <w:t xml:space="preserve">openai/gpt-oss-120b</w:t>
-      </w:r>
-      <w:r>
-        <w:t xml:space="preserve">, ~63GB) — 네트워크만, GPU/서빙 무관</w:t>
+          <w:rStyle w:val="VerbatimChar"/>
+        </w:rPr>
+        <w:t xml:space="preserve">vllm/vllm-openai:v0.21.0</w:t>
+      </w:r>
+      <w:r>
+        <w:t xml:space="preserve"> </w:t>
+      </w:r>
+      <w:r>
+        <w:t xml:space="preserve">이미지 존재</w:t>
       </w:r>
     </w:p>
     <w:p>
@@ -30544,7 +31146,23 @@
         </w:numPr>
       </w:pPr>
       <w:r>
-        <w:t xml:space="preserve">VRAM 산술 sanity (util 0.92 → 73.6GB 예약, 가중치 ~63GB, KV 여유 ~10GB)</w:t>
+        <w:rPr>
+          <w:b/>
+          <w:bCs/>
+        </w:rPr>
+        <w:t xml:space="preserve">120b 가중치 사전 다운로드</w:t>
+      </w:r>
+      <w:r>
+        <w:t xml:space="preserve">(</w:t>
+      </w:r>
+      <w:r>
+        <w:rPr>
+          <w:rStyle w:val="VerbatimChar"/>
+        </w:rPr>
+        <w:t xml:space="preserve">openai/gpt-oss-120b</w:t>
+      </w:r>
+      <w:r>
+        <w:t xml:space="preserve">, ~63GB) — 네트워크만, GPU/서빙 무관</w:t>
       </w:r>
     </w:p>
     <w:p>
@@ -30556,6 +31174,18 @@
         </w:numPr>
       </w:pPr>
       <w:r>
+        <w:t xml:space="preserve">VRAM 산술 sanity (util 0.92 → 73.6GB 예약, 가중치 ~63GB, KV 여유 ~10GB)</w:t>
+      </w:r>
+    </w:p>
+    <w:p>
+      <w:pPr>
+        <w:pStyle w:val="Compact"/>
+        <w:numPr>
+          <w:ilvl w:val="1"/>
+          <w:numId w:val="1180"/>
+        </w:numPr>
+      </w:pPr>
+      <w:r>
         <w:t xml:space="preserve">롤백 자산(</w:t>
       </w:r>
       <w:r>
@@ -30573,7 +31203,7 @@
         <w:pStyle w:val="Compact"/>
         <w:numPr>
           <w:ilvl w:val="0"/>
-          <w:numId w:val="1180"/>
+          <w:numId w:val="1181"/>
         </w:numPr>
       </w:pPr>
       <w:r>
@@ -30619,7 +31249,7 @@
         <w:pStyle w:val="Compact"/>
         <w:numPr>
           <w:ilvl w:val="0"/>
-          <w:numId w:val="1181"/>
+          <w:numId w:val="1182"/>
         </w:numPr>
       </w:pPr>
       <w:r>
@@ -30665,8 +31295,8 @@
         <w:t xml:space="preserve">스냅샷 저장.</w:t>
       </w:r>
     </w:p>
-    <w:bookmarkEnd w:id="244"/>
-    <w:bookmarkStart w:id="245" w:name="컷오버-유지보수-창-파괴적-confirmyes"/>
+    <w:bookmarkEnd w:id="246"/>
+    <w:bookmarkStart w:id="247" w:name="컷오버-유지보수-창-파괴적-confirmyes"/>
     <w:p>
       <w:pPr>
         <w:pStyle w:val="Heading3"/>
@@ -30688,7 +31318,7 @@
         <w:pStyle w:val="Compact"/>
         <w:numPr>
           <w:ilvl w:val="0"/>
-          <w:numId w:val="1182"/>
+          <w:numId w:val="1183"/>
         </w:numPr>
       </w:pPr>
       <w:r>
@@ -30700,7 +31330,7 @@
         <w:pStyle w:val="Compact"/>
         <w:numPr>
           <w:ilvl w:val="0"/>
-          <w:numId w:val="1183"/>
+          <w:numId w:val="1184"/>
         </w:numPr>
       </w:pPr>
       <w:r>
@@ -30715,7 +31345,7 @@
         <w:pStyle w:val="Compact"/>
         <w:numPr>
           <w:ilvl w:val="1"/>
-          <w:numId w:val="1184"/>
+          <w:numId w:val="1185"/>
         </w:numPr>
       </w:pPr>
       <w:r>
@@ -30727,7 +31357,7 @@
         <w:pStyle w:val="Compact"/>
         <w:numPr>
           <w:ilvl w:val="1"/>
-          <w:numId w:val="1184"/>
+          <w:numId w:val="1185"/>
         </w:numPr>
       </w:pPr>
       <w:r>
@@ -30751,7 +31381,7 @@
         <w:pStyle w:val="Compact"/>
         <w:numPr>
           <w:ilvl w:val="1"/>
-          <w:numId w:val="1184"/>
+          <w:numId w:val="1185"/>
         </w:numPr>
       </w:pPr>
       <w:r>
@@ -30781,7 +31411,7 @@
         <w:pStyle w:val="Compact"/>
         <w:numPr>
           <w:ilvl w:val="0"/>
-          <w:numId w:val="1185"/>
+          <w:numId w:val="1186"/>
         </w:numPr>
       </w:pPr>
       <w:r>
@@ -30793,7 +31423,7 @@
         <w:pStyle w:val="Compact"/>
         <w:numPr>
           <w:ilvl w:val="0"/>
-          <w:numId w:val="1186"/>
+          <w:numId w:val="1187"/>
         </w:numPr>
       </w:pPr>
       <w:r>
@@ -30806,8 +31436,8 @@
         <w:t xml:space="preserve">로 VRAM 여유·OOM 없음 확인(32k 컨텍스트 요청 1건으로 KV 압박 테스트).</w:t>
       </w:r>
     </w:p>
-    <w:bookmarkEnd w:id="245"/>
-    <w:bookmarkStart w:id="246" w:name="품질-검증-전환-확정-전"/>
+    <w:bookmarkEnd w:id="247"/>
+    <w:bookmarkStart w:id="248" w:name="품질-검증-전환-확정-전"/>
     <w:p>
       <w:pPr>
         <w:pStyle w:val="Heading3"/>
@@ -30821,7 +31451,7 @@
         <w:pStyle w:val="Compact"/>
         <w:numPr>
           <w:ilvl w:val="0"/>
-          <w:numId w:val="1187"/>
+          <w:numId w:val="1188"/>
         </w:numPr>
       </w:pPr>
       <w:r>
@@ -30870,7 +31500,7 @@
         <w:pStyle w:val="Compact"/>
         <w:numPr>
           <w:ilvl w:val="0"/>
-          <w:numId w:val="1188"/>
+          <w:numId w:val="1189"/>
         </w:numPr>
       </w:pPr>
       <w:r>
@@ -30882,7 +31512,7 @@
         <w:pStyle w:val="Compact"/>
         <w:numPr>
           <w:ilvl w:val="1"/>
-          <w:numId w:val="1189"/>
+          <w:numId w:val="1190"/>
         </w:numPr>
       </w:pPr>
       <w:r>
@@ -30910,7 +31540,7 @@
         <w:pStyle w:val="Compact"/>
         <w:numPr>
           <w:ilvl w:val="1"/>
-          <w:numId w:val="1189"/>
+          <w:numId w:val="1190"/>
         </w:numPr>
       </w:pPr>
       <w:r>
@@ -30938,15 +31568,15 @@
         <w:pStyle w:val="Compact"/>
         <w:numPr>
           <w:ilvl w:val="0"/>
-          <w:numId w:val="1190"/>
+          <w:numId w:val="1191"/>
         </w:numPr>
       </w:pPr>
       <w:r>
         <w:t xml:space="preserve">RAG 지연(BGE CPU 이전 시 임베딩/리랭크 p95) 허용범위 확인.</w:t>
       </w:r>
     </w:p>
-    <w:bookmarkEnd w:id="246"/>
-    <w:bookmarkStart w:id="247" w:name="전환-확정"/>
+    <w:bookmarkEnd w:id="248"/>
+    <w:bookmarkStart w:id="249" w:name="전환-확정"/>
     <w:p>
       <w:pPr>
         <w:pStyle w:val="Heading3"/>
@@ -30960,7 +31590,7 @@
         <w:pStyle w:val="Compact"/>
         <w:numPr>
           <w:ilvl w:val="0"/>
-          <w:numId w:val="1191"/>
+          <w:numId w:val="1192"/>
         </w:numPr>
       </w:pPr>
       <w:r>
@@ -30996,7 +31626,7 @@
         <w:pStyle w:val="Compact"/>
         <w:numPr>
           <w:ilvl w:val="0"/>
-          <w:numId w:val="1192"/>
+          <w:numId w:val="1193"/>
         </w:numPr>
       </w:pPr>
       <w:r>
@@ -31008,15 +31638,15 @@
         <w:pStyle w:val="Compact"/>
         <w:numPr>
           <w:ilvl w:val="0"/>
-          <w:numId w:val="1193"/>
+          <w:numId w:val="1194"/>
         </w:numPr>
       </w:pPr>
       <w:r>
         <w:t xml:space="preserve">구 컨테이너/리소스 드레인.</w:t>
       </w:r>
     </w:p>
-    <w:bookmarkEnd w:id="247"/>
-    <w:bookmarkStart w:id="248" w:name="롤백-회귀-시"/>
+    <w:bookmarkEnd w:id="249"/>
+    <w:bookmarkStart w:id="250" w:name="롤백-회귀-시"/>
     <w:p>
       <w:pPr>
         <w:pStyle w:val="Heading3"/>
@@ -31030,7 +31660,7 @@
         <w:pStyle w:val="Compact"/>
         <w:numPr>
           <w:ilvl w:val="0"/>
-          <w:numId w:val="1194"/>
+          <w:numId w:val="1195"/>
         </w:numPr>
       </w:pPr>
       <w:r>
@@ -31051,15 +31681,15 @@
         <w:pStyle w:val="Compact"/>
         <w:numPr>
           <w:ilvl w:val="0"/>
-          <w:numId w:val="1195"/>
+          <w:numId w:val="1196"/>
         </w:numPr>
       </w:pPr>
       <w:r>
         <w:t xml:space="preserve">스모크 + KPI 재확인.</w:t>
       </w:r>
     </w:p>
-    <w:bookmarkEnd w:id="248"/>
-    <w:bookmarkStart w:id="249" w:name="사후"/>
+    <w:bookmarkEnd w:id="250"/>
+    <w:bookmarkStart w:id="251" w:name="사후"/>
     <w:p>
       <w:pPr>
         <w:pStyle w:val="Heading3"/>
@@ -31073,7 +31703,7 @@
         <w:pStyle w:val="Compact"/>
         <w:numPr>
           <w:ilvl w:val="0"/>
-          <w:numId w:val="1196"/>
+          <w:numId w:val="1197"/>
         </w:numPr>
       </w:pPr>
       <w:r>
@@ -31085,7 +31715,7 @@
         <w:pStyle w:val="Compact"/>
         <w:numPr>
           <w:ilvl w:val="0"/>
-          <w:numId w:val="1197"/>
+          <w:numId w:val="1198"/>
         </w:numPr>
       </w:pPr>
       <w:r>
@@ -31112,7 +31742,7 @@
         <w:pStyle w:val="Compact"/>
         <w:numPr>
           <w:ilvl w:val="0"/>
-          <w:numId w:val="1198"/>
+          <w:numId w:val="1199"/>
         </w:numPr>
       </w:pPr>
       <w:r>
@@ -31131,8 +31761,8 @@
         <w:t xml:space="preserve">에 실측치로 추기(예상 대비 KV 여유·품질 델타).</w:t>
       </w:r>
     </w:p>
-    <w:bookmarkEnd w:id="249"/>
-    <w:bookmarkStart w:id="250" w:name="대안-스왑-없이도-개선"/>
+    <w:bookmarkEnd w:id="251"/>
+    <w:bookmarkStart w:id="252" w:name="대안-스왑-없이도-개선"/>
     <w:p>
       <w:pPr>
         <w:pStyle w:val="Heading3"/>
@@ -31146,7 +31776,7 @@
         <w:pStyle w:val="Compact"/>
         <w:numPr>
           <w:ilvl w:val="0"/>
-          <w:numId w:val="1199"/>
+          <w:numId w:val="1200"/>
         </w:numPr>
       </w:pPr>
       <w:r>
@@ -31188,8 +31818,8 @@
         <w:t xml:space="preserve">(99.4%→적정) VRAM 여유를 확보하는 것만으로도 안정성↑. 단 품질 상한(20B)은 그대로 → 품질 목표가 크면 120b 스왑 권장.</w:t>
       </w:r>
     </w:p>
-    <w:bookmarkEnd w:id="250"/>
-    <w:bookmarkStart w:id="251" w:name="참조"/>
+    <w:bookmarkEnd w:id="252"/>
+    <w:bookmarkStart w:id="253" w:name="참조"/>
     <w:p>
       <w:pPr>
         <w:pStyle w:val="Heading3"/>
@@ -31203,7 +31833,7 @@
         <w:pStyle w:val="Compact"/>
         <w:numPr>
           <w:ilvl w:val="0"/>
-          <w:numId w:val="1200"/>
+          <w:numId w:val="1201"/>
         </w:numPr>
       </w:pPr>
       <w:r>
@@ -31224,7 +31854,7 @@
         <w:pStyle w:val="Compact"/>
         <w:numPr>
           <w:ilvl w:val="0"/>
-          <w:numId w:val="1200"/>
+          <w:numId w:val="1201"/>
         </w:numPr>
       </w:pPr>
       <w:r>
@@ -31245,7 +31875,7 @@
         <w:pStyle w:val="Compact"/>
         <w:numPr>
           <w:ilvl w:val="0"/>
-          <w:numId w:val="1200"/>
+          <w:numId w:val="1201"/>
         </w:numPr>
       </w:pPr>
       <w:r>
@@ -31261,10 +31891,10 @@
         <w:t xml:space="preserve">docs/80-olmoe-and-h100-recommendations.md</w:t>
       </w:r>
     </w:p>
-    <w:bookmarkEnd w:id="251"/>
-    <w:bookmarkEnd w:id="252"/>
     <w:bookmarkEnd w:id="253"/>
-    <w:bookmarkStart w:id="268" w:name="제8부-상태마감참고문헌"/>
+    <w:bookmarkEnd w:id="254"/>
+    <w:bookmarkEnd w:id="255"/>
+    <w:bookmarkStart w:id="270" w:name="제8부-상태마감참고문헌"/>
     <w:p>
       <w:pPr>
         <w:pStyle w:val="Heading1"/>
@@ -31273,7 +31903,7 @@
         <w:t xml:space="preserve">제8부 · 상태·마감·참고문헌</w:t>
       </w:r>
     </w:p>
-    <w:bookmarkStart w:id="261" w:name="서베이-상태-마감-재개-안내"/>
+    <w:bookmarkStart w:id="263" w:name="서베이-상태-마감-재개-안내"/>
     <w:p>
       <w:pPr>
         <w:pStyle w:val="Heading2"/>
@@ -31319,7 +31949,7 @@
         <w:t xml:space="preserve">서버 성능 실측(정성 주장에 실수치를 채우는 보강)이다.</w:t>
       </w:r>
     </w:p>
-    <w:bookmarkStart w:id="254" w:name="완료-상태-status"/>
+    <w:bookmarkStart w:id="256" w:name="완료-상태-status"/>
     <w:p>
       <w:pPr>
         <w:pStyle w:val="Heading3"/>
@@ -31924,8 +32554,8 @@
         </w:tc>
       </w:tr>
     </w:tbl>
-    <w:bookmarkEnd w:id="254"/>
-    <w:bookmarkStart w:id="255" w:name="검증으로-증명된-사실-근거-있는-결론"/>
+    <w:bookmarkEnd w:id="256"/>
+    <w:bookmarkStart w:id="257" w:name="검증으로-증명된-사실-근거-있는-결론"/>
     <w:p>
       <w:pPr>
         <w:pStyle w:val="Heading3"/>
@@ -31939,7 +32569,7 @@
         <w:pStyle w:val="Compact"/>
         <w:numPr>
           <w:ilvl w:val="0"/>
-          <w:numId w:val="1201"/>
+          <w:numId w:val="1202"/>
         </w:numPr>
       </w:pPr>
       <w:r>
@@ -31979,7 +32609,7 @@
         <w:pStyle w:val="Compact"/>
         <w:numPr>
           <w:ilvl w:val="0"/>
-          <w:numId w:val="1201"/>
+          <w:numId w:val="1202"/>
         </w:numPr>
       </w:pPr>
       <w:r>
@@ -32007,7 +32637,7 @@
         <w:pStyle w:val="Compact"/>
         <w:numPr>
           <w:ilvl w:val="0"/>
-          <w:numId w:val="1201"/>
+          <w:numId w:val="1202"/>
         </w:numPr>
       </w:pPr>
       <w:r>
@@ -32059,7 +32689,7 @@
         <w:pStyle w:val="Compact"/>
         <w:numPr>
           <w:ilvl w:val="0"/>
-          <w:numId w:val="1201"/>
+          <w:numId w:val="1202"/>
         </w:numPr>
       </w:pPr>
       <w:r>
@@ -32106,8 +32736,8 @@
         <w:t xml:space="preserve">)</w:t>
       </w:r>
     </w:p>
-    <w:bookmarkEnd w:id="255"/>
-    <w:bookmarkStart w:id="257" w:name="보류된-유일한-항목-서버-성능-실측-선택"/>
+    <w:bookmarkEnd w:id="257"/>
+    <w:bookmarkStart w:id="259" w:name="보류된-유일한-항목-서버-성능-실측-선택"/>
     <w:p>
       <w:pPr>
         <w:pStyle w:val="Heading3"/>
@@ -32121,7 +32751,7 @@
         <w:pStyle w:val="Compact"/>
         <w:numPr>
           <w:ilvl w:val="0"/>
-          <w:numId w:val="1202"/>
+          <w:numId w:val="1203"/>
         </w:numPr>
       </w:pPr>
       <w:r>
@@ -32156,7 +32786,7 @@
         <w:pStyle w:val="Compact"/>
         <w:numPr>
           <w:ilvl w:val="0"/>
-          <w:numId w:val="1202"/>
+          <w:numId w:val="1203"/>
         </w:numPr>
       </w:pPr>
       <w:r>
@@ -32196,7 +32826,7 @@
         <w:pStyle w:val="Compact"/>
         <w:numPr>
           <w:ilvl w:val="0"/>
-          <w:numId w:val="1202"/>
+          <w:numId w:val="1203"/>
         </w:numPr>
       </w:pPr>
       <w:r>
@@ -32223,7 +32853,7 @@
         <w:t xml:space="preserve">(CPU+디스크+RAM만). ThinkFlow 서버는 CPU 97% idle·RAM 228GB 여유 → GPU가 꽉 차 있어도 무방해.</w:t>
       </w:r>
     </w:p>
-    <w:bookmarkStart w:id="256" w:name="재개-절차-원할-때"/>
+    <w:bookmarkStart w:id="258" w:name="재개-절차-원할-때"/>
     <w:p>
       <w:pPr>
         <w:pStyle w:val="Heading4"/>
@@ -32270,9 +32900,9 @@
         <w:t xml:space="preserve"># 결과(cap, hit_rate, tok/s, expert-disk, RSS)를 docs/40·50 표에 추기.</w:t>
       </w:r>
     </w:p>
-    <w:bookmarkEnd w:id="256"/>
-    <w:bookmarkEnd w:id="257"/>
-    <w:bookmarkStart w:id="258" w:name="thinkflow-스왑-운영자-실행-대기"/>
+    <w:bookmarkEnd w:id="258"/>
+    <w:bookmarkEnd w:id="259"/>
+    <w:bookmarkStart w:id="260" w:name="thinkflow-스왑-운영자-실행-대기"/>
     <w:p>
       <w:pPr>
         <w:pStyle w:val="Heading3"/>
@@ -32286,7 +32916,7 @@
         <w:pStyle w:val="Compact"/>
         <w:numPr>
           <w:ilvl w:val="0"/>
-          <w:numId w:val="1203"/>
+          <w:numId w:val="1204"/>
         </w:numPr>
       </w:pPr>
       <w:r>
@@ -32325,7 +32955,7 @@
         <w:pStyle w:val="Compact"/>
         <w:numPr>
           <w:ilvl w:val="0"/>
-          <w:numId w:val="1203"/>
+          <w:numId w:val="1204"/>
         </w:numPr>
       </w:pPr>
       <w:r>
@@ -32359,8 +32989,8 @@
         <w:t xml:space="preserve">→ KPI A/B → 확정/롤백.</w:t>
       </w:r>
     </w:p>
-    <w:bookmarkEnd w:id="258"/>
-    <w:bookmarkStart w:id="259" w:name="저장소-지도-요약"/>
+    <w:bookmarkEnd w:id="260"/>
+    <w:bookmarkStart w:id="261" w:name="저장소-지도-요약"/>
     <w:p>
       <w:pPr>
         <w:pStyle w:val="Heading3"/>
@@ -32374,7 +33004,7 @@
         <w:pStyle w:val="Compact"/>
         <w:numPr>
           <w:ilvl w:val="0"/>
-          <w:numId w:val="1204"/>
+          <w:numId w:val="1205"/>
         </w:numPr>
       </w:pPr>
       <w:r>
@@ -32395,7 +33025,7 @@
         <w:pStyle w:val="Compact"/>
         <w:numPr>
           <w:ilvl w:val="0"/>
-          <w:numId w:val="1204"/>
+          <w:numId w:val="1205"/>
         </w:numPr>
       </w:pPr>
       <w:r>
@@ -32413,7 +33043,7 @@
         <w:pStyle w:val="Compact"/>
         <w:numPr>
           <w:ilvl w:val="0"/>
-          <w:numId w:val="1204"/>
+          <w:numId w:val="1205"/>
         </w:numPr>
       </w:pPr>
       <w:r>
@@ -32431,7 +33061,7 @@
         <w:pStyle w:val="Compact"/>
         <w:numPr>
           <w:ilvl w:val="0"/>
-          <w:numId w:val="1204"/>
+          <w:numId w:val="1205"/>
         </w:numPr>
       </w:pPr>
       <w:r>
@@ -32456,8 +33086,8 @@
         <w:t xml:space="preserve">).</w:t>
       </w:r>
     </w:p>
-    <w:bookmarkEnd w:id="259"/>
-    <w:bookmarkStart w:id="260" w:name="결론-1"/>
+    <w:bookmarkEnd w:id="261"/>
+    <w:bookmarkStart w:id="262" w:name="결론-1"/>
     <w:p>
       <w:pPr>
         <w:pStyle w:val="Heading3"/>
@@ -32500,9 +33130,9 @@
         <w:t xml:space="preserve">로, 준비물(스크립트·런북·프로토콜)이 모두 갖춰져 필요 시 즉시 재개 가능하다.</w:t>
       </w:r>
     </w:p>
-    <w:bookmarkEnd w:id="260"/>
-    <w:bookmarkEnd w:id="261"/>
-    <w:bookmarkStart w:id="267" w:name="참고문헌-references"/>
+    <w:bookmarkEnd w:id="262"/>
+    <w:bookmarkEnd w:id="263"/>
+    <w:bookmarkStart w:id="269" w:name="참고문헌-references"/>
     <w:p>
       <w:pPr>
         <w:pStyle w:val="Heading2"/>
@@ -32511,7 +33141,7 @@
         <w:t xml:space="preserve">99 · 참고문헌 (References)</w:t>
       </w:r>
     </w:p>
-    <w:bookmarkStart w:id="262" w:name="colibrì"/>
+    <w:bookmarkStart w:id="264" w:name="colibrì"/>
     <w:p>
       <w:pPr>
         <w:pStyle w:val="Heading3"/>
@@ -32525,7 +33155,7 @@
         <w:pStyle w:val="Compact"/>
         <w:numPr>
           <w:ilvl w:val="0"/>
-          <w:numId w:val="1205"/>
+          <w:numId w:val="1206"/>
         </w:numPr>
       </w:pPr>
       <w:r>
@@ -32580,7 +33210,7 @@
         <w:pStyle w:val="Compact"/>
         <w:numPr>
           <w:ilvl w:val="0"/>
-          <w:numId w:val="1205"/>
+          <w:numId w:val="1206"/>
         </w:numPr>
       </w:pPr>
       <w:r>
@@ -32613,7 +33243,7 @@
         <w:pStyle w:val="Compact"/>
         <w:numPr>
           <w:ilvl w:val="0"/>
-          <w:numId w:val="1205"/>
+          <w:numId w:val="1206"/>
         </w:numPr>
       </w:pPr>
       <w:r>
@@ -32632,8 +33262,8 @@
         <w:t xml:space="preserve">(DEV). https://dev.to/jamilxt/colibri-running-a-744b-ai-model-on-your-laptop-dpp</w:t>
       </w:r>
     </w:p>
-    <w:bookmarkEnd w:id="262"/>
-    <w:bookmarkStart w:id="263" w:name="glm-5.2"/>
+    <w:bookmarkEnd w:id="264"/>
+    <w:bookmarkStart w:id="265" w:name="glm-5.2"/>
     <w:p>
       <w:pPr>
         <w:pStyle w:val="Heading3"/>
@@ -32647,7 +33277,7 @@
         <w:pStyle w:val="Compact"/>
         <w:numPr>
           <w:ilvl w:val="0"/>
-          <w:numId w:val="1206"/>
+          <w:numId w:val="1207"/>
         </w:numPr>
       </w:pPr>
       <w:r>
@@ -32675,7 +33305,7 @@
         <w:pStyle w:val="Compact"/>
         <w:numPr>
           <w:ilvl w:val="0"/>
-          <w:numId w:val="1206"/>
+          <w:numId w:val="1207"/>
         </w:numPr>
       </w:pPr>
       <w:r>
@@ -32703,7 +33333,7 @@
         <w:pStyle w:val="Compact"/>
         <w:numPr>
           <w:ilvl w:val="0"/>
-          <w:numId w:val="1206"/>
+          <w:numId w:val="1207"/>
         </w:numPr>
       </w:pPr>
       <w:r>
@@ -32724,15 +33354,15 @@
         <w:pStyle w:val="Compact"/>
         <w:numPr>
           <w:ilvl w:val="0"/>
-          <w:numId w:val="1206"/>
+          <w:numId w:val="1207"/>
         </w:numPr>
       </w:pPr>
       <w:r>
         <w:t xml:space="preserve">IndexShare, arXiv:2603.12201</w:t>
       </w:r>
     </w:p>
-    <w:bookmarkEnd w:id="263"/>
-    <w:bookmarkStart w:id="264" w:name="mla-kv-압축"/>
+    <w:bookmarkEnd w:id="265"/>
+    <w:bookmarkStart w:id="266" w:name="mla-kv-압축"/>
     <w:p>
       <w:pPr>
         <w:pStyle w:val="Heading3"/>
@@ -32746,7 +33376,7 @@
         <w:pStyle w:val="Compact"/>
         <w:numPr>
           <w:ilvl w:val="0"/>
-          <w:numId w:val="1207"/>
+          <w:numId w:val="1208"/>
         </w:numPr>
       </w:pPr>
       <w:r>
@@ -32783,7 +33413,7 @@
         <w:pStyle w:val="Compact"/>
         <w:numPr>
           <w:ilvl w:val="0"/>
-          <w:numId w:val="1207"/>
+          <w:numId w:val="1208"/>
         </w:numPr>
       </w:pPr>
       <w:r>
@@ -32814,7 +33444,7 @@
         <w:pStyle w:val="Compact"/>
         <w:numPr>
           <w:ilvl w:val="0"/>
-          <w:numId w:val="1207"/>
+          <w:numId w:val="1208"/>
         </w:numPr>
       </w:pPr>
       <w:r>
@@ -32835,7 +33465,7 @@
         <w:pStyle w:val="Compact"/>
         <w:numPr>
           <w:ilvl w:val="0"/>
-          <w:numId w:val="1207"/>
+          <w:numId w:val="1208"/>
         </w:numPr>
       </w:pPr>
       <w:r>
@@ -32851,8 +33481,8 @@
         <w:t xml:space="preserve">. https://xuquant.com/en/posts/foundation-models/deepseek_series1_mla/</w:t>
       </w:r>
     </w:p>
-    <w:bookmarkEnd w:id="264"/>
-    <w:bookmarkStart w:id="265" w:name="moe-offloading-스트리밍"/>
+    <w:bookmarkEnd w:id="266"/>
+    <w:bookmarkStart w:id="267" w:name="moe-offloading-스트리밍"/>
     <w:p>
       <w:pPr>
         <w:pStyle w:val="Heading3"/>
@@ -32866,7 +33496,7 @@
         <w:pStyle w:val="Compact"/>
         <w:numPr>
           <w:ilvl w:val="0"/>
-          <w:numId w:val="1208"/>
+          <w:numId w:val="1209"/>
         </w:numPr>
       </w:pPr>
       <w:r>
@@ -32896,7 +33526,7 @@
         <w:pStyle w:val="Compact"/>
         <w:numPr>
           <w:ilvl w:val="0"/>
-          <w:numId w:val="1208"/>
+          <w:numId w:val="1209"/>
         </w:numPr>
       </w:pPr>
       <w:r>
@@ -32920,7 +33550,7 @@
         <w:pStyle w:val="Compact"/>
         <w:numPr>
           <w:ilvl w:val="0"/>
-          <w:numId w:val="1208"/>
+          <w:numId w:val="1209"/>
         </w:numPr>
       </w:pPr>
       <w:r>
@@ -32939,8 +33569,8 @@
         <w:t xml:space="preserve">data/topics/moe-streaming/paper-dali-arxiv-2602.03495.txt</w:t>
       </w:r>
     </w:p>
-    <w:bookmarkEnd w:id="265"/>
-    <w:bookmarkStart w:id="266" w:name="speculative-decoding-mtp-1"/>
+    <w:bookmarkEnd w:id="267"/>
+    <w:bookmarkStart w:id="268" w:name="speculative-decoding-mtp-1"/>
     <w:p>
       <w:pPr>
         <w:pStyle w:val="Heading3"/>
@@ -32954,7 +33584,7 @@
         <w:pStyle w:val="Compact"/>
         <w:numPr>
           <w:ilvl w:val="0"/>
-          <w:numId w:val="1209"/>
+          <w:numId w:val="1210"/>
         </w:numPr>
       </w:pPr>
       <w:r>
@@ -32988,7 +33618,7 @@
         <w:pStyle w:val="Compact"/>
         <w:numPr>
           <w:ilvl w:val="0"/>
-          <w:numId w:val="1209"/>
+          <w:numId w:val="1210"/>
         </w:numPr>
       </w:pPr>
       <w:r>
@@ -33021,7 +33651,7 @@
         <w:pStyle w:val="Compact"/>
         <w:numPr>
           <w:ilvl w:val="0"/>
-          <w:numId w:val="1209"/>
+          <w:numId w:val="1210"/>
         </w:numPr>
       </w:pPr>
       <w:r>
@@ -33037,9 +33667,9 @@
         <w:t xml:space="preserve">. https://developer.nvidia.com/blog/an-introduction-to-speculative-decoding-for-reducing-latency-in-ai-inference/</w:t>
       </w:r>
     </w:p>
-    <w:bookmarkEnd w:id="266"/>
-    <w:bookmarkEnd w:id="267"/>
     <w:bookmarkEnd w:id="268"/>
+    <w:bookmarkEnd w:id="269"/>
+    <w:bookmarkEnd w:id="270"/>
     <w:sectPr>
       <w:footnotePr>
         <w:numRestart w:val="eachSect"/>
@@ -34066,6 +34696,9 @@
     <w:abstractNumId w:val="991"/>
   </w:num>
   <w:num w:numId="1145">
+    <w:abstractNumId w:val="991"/>
+  </w:num>
+  <w:num w:numId="1146">
     <w:abstractNumId w:val="99411"/>
     <w:lvlOverride w:ilvl="0">
       <w:startOverride w:val="1"/>
@@ -34095,9 +34728,6 @@
       <w:startOverride w:val="1"/>
     </w:lvlOverride>
   </w:num>
-  <w:num w:numId="1146">
-    <w:abstractNumId w:val="991"/>
-  </w:num>
   <w:num w:numId="1147">
     <w:abstractNumId w:val="991"/>
   </w:num>
@@ -34114,6 +34744,9 @@
     <w:abstractNumId w:val="991"/>
   </w:num>
   <w:num w:numId="1152">
+    <w:abstractNumId w:val="991"/>
+  </w:num>
+  <w:num w:numId="1153">
     <w:abstractNumId w:val="99411"/>
     <w:lvlOverride w:ilvl="0">
       <w:startOverride w:val="1"/>
@@ -34143,9 +34776,6 @@
       <w:startOverride w:val="1"/>
     </w:lvlOverride>
   </w:num>
-  <w:num w:numId="1153">
-    <w:abstractNumId w:val="991"/>
-  </w:num>
   <w:num w:numId="1154">
     <w:abstractNumId w:val="991"/>
   </w:num>
@@ -34156,6 +34786,9 @@
     <w:abstractNumId w:val="991"/>
   </w:num>
   <w:num w:numId="1157">
+    <w:abstractNumId w:val="991"/>
+  </w:num>
+  <w:num w:numId="1158">
     <w:abstractNumId w:val="99411"/>
     <w:lvlOverride w:ilvl="0">
       <w:startOverride w:val="1"/>
@@ -34185,13 +34818,13 @@
       <w:startOverride w:val="1"/>
     </w:lvlOverride>
   </w:num>
-  <w:num w:numId="1158">
-    <w:abstractNumId w:val="991"/>
-  </w:num>
   <w:num w:numId="1159">
     <w:abstractNumId w:val="991"/>
   </w:num>
   <w:num w:numId="1160">
+    <w:abstractNumId w:val="991"/>
+  </w:num>
+  <w:num w:numId="1161">
     <w:abstractNumId w:val="99411"/>
     <w:lvlOverride w:ilvl="0">
       <w:startOverride w:val="1"/>
@@ -34221,9 +34854,6 @@
       <w:startOverride w:val="1"/>
     </w:lvlOverride>
   </w:num>
-  <w:num w:numId="1161">
-    <w:abstractNumId w:val="991"/>
-  </w:num>
   <w:num w:numId="1162">
     <w:abstractNumId w:val="991"/>
   </w:num>
@@ -34237,6 +34867,9 @@
     <w:abstractNumId w:val="991"/>
   </w:num>
   <w:num w:numId="1166">
+    <w:abstractNumId w:val="991"/>
+  </w:num>
+  <w:num w:numId="1167">
     <w:abstractNumId w:val="99411"/>
     <w:lvlOverride w:ilvl="0">
       <w:startOverride w:val="1"/>
@@ -34266,9 +34899,6 @@
       <w:startOverride w:val="1"/>
     </w:lvlOverride>
   </w:num>
-  <w:num w:numId="1167">
-    <w:abstractNumId w:val="991"/>
-  </w:num>
   <w:num w:numId="1168">
     <w:abstractNumId w:val="991"/>
   </w:num>
@@ -34285,7 +34915,7 @@
     <w:abstractNumId w:val="991"/>
   </w:num>
   <w:num w:numId="1173">
-    <w:abstractNumId w:val="992"/>
+    <w:abstractNumId w:val="991"/>
   </w:num>
   <w:num w:numId="1174">
     <w:abstractNumId w:val="992"/>
@@ -34318,10 +34948,10 @@
     <w:abstractNumId w:val="992"/>
   </w:num>
   <w:num w:numId="1184">
-    <w:abstractNumId w:val="991"/>
+    <w:abstractNumId w:val="992"/>
   </w:num>
   <w:num w:numId="1185">
-    <w:abstractNumId w:val="992"/>
+    <w:abstractNumId w:val="991"/>
   </w:num>
   <w:num w:numId="1186">
     <w:abstractNumId w:val="992"/>
@@ -34333,10 +34963,10 @@
     <w:abstractNumId w:val="992"/>
   </w:num>
   <w:num w:numId="1189">
-    <w:abstractNumId w:val="991"/>
+    <w:abstractNumId w:val="992"/>
   </w:num>
   <w:num w:numId="1190">
-    <w:abstractNumId w:val="992"/>
+    <w:abstractNumId w:val="991"/>
   </w:num>
   <w:num w:numId="1191">
     <w:abstractNumId w:val="992"/>
@@ -34363,12 +34993,15 @@
     <w:abstractNumId w:val="992"/>
   </w:num>
   <w:num w:numId="1199">
-    <w:abstractNumId w:val="991"/>
+    <w:abstractNumId w:val="992"/>
   </w:num>
   <w:num w:numId="1200">
     <w:abstractNumId w:val="991"/>
   </w:num>
   <w:num w:numId="1201">
+    <w:abstractNumId w:val="991"/>
+  </w:num>
+  <w:num w:numId="1202">
     <w:abstractNumId w:val="99411"/>
     <w:lvlOverride w:ilvl="0">
       <w:startOverride w:val="1"/>
@@ -34398,9 +35031,6 @@
       <w:startOverride w:val="1"/>
     </w:lvlOverride>
   </w:num>
-  <w:num w:numId="1202">
-    <w:abstractNumId w:val="991"/>
-  </w:num>
   <w:num w:numId="1203">
     <w:abstractNumId w:val="991"/>
   </w:num>
@@ -34420,6 +35050,9 @@
     <w:abstractNumId w:val="991"/>
   </w:num>
   <w:num w:numId="1209">
+    <w:abstractNumId w:val="991"/>
+  </w:num>
+  <w:num w:numId="1210">
     <w:abstractNumId w:val="991"/>
   </w:num>
 </w:numbering>

--- a/report/Colibri_Survey_Report.docx
+++ b/report/Colibri_Survey_Report.docx
@@ -32929,22 +32929,22 @@
     <w:bookmarkEnd w:id="323"/>
     <w:bookmarkEnd w:id="324"/>
     <w:bookmarkEnd w:id="325"/>
-    <w:bookmarkStart w:id="340" w:name="제8부-상태마감참고문헌"/>
+    <w:bookmarkStart w:id="351" w:name="제8부-라이선스상태마감참고문헌"/>
     <w:p>
       <w:pPr>
         <w:pStyle w:val="Heading1"/>
       </w:pPr>
       <w:r>
-        <w:t xml:space="preserve">제8부 · 상태·마감·참고문헌</w:t>
-      </w:r>
-    </w:p>
-    <w:bookmarkStart w:id="333" w:name="서베이-상태-마감-재개-안내"/>
+        <w:t xml:space="preserve">제8부 · 라이선스·상태·마감·참고문헌</w:t>
+      </w:r>
+    </w:p>
+    <w:bookmarkStart w:id="336" w:name="라이선스-보안컴플라이언스-검토"/>
     <w:p>
       <w:pPr>
         <w:pStyle w:val="Heading2"/>
       </w:pPr>
       <w:r>
-        <w:t xml:space="preserve">90 · 서베이 상태 · 마감 · 재개 안내</w:t>
+        <w:t xml:space="preserve">91 · 라이선스 · 보안/컴플라이언스 검토</w:t>
       </w:r>
     </w:p>
     <w:p>
@@ -32952,7 +32952,7 @@
         <w:pStyle w:val="FirstParagraph"/>
       </w:pPr>
       <w:r>
-        <w:t xml:space="preserve">colibri 서베이의 최종 상태를 정리한다.</w:t>
+        <w:t xml:space="preserve">질문: colibri로 쓰는 sLLM은</w:t>
       </w:r>
       <w:r>
         <w:t xml:space="preserve"> </w:t>
@@ -32962,6 +32962,1522 @@
           <w:b/>
           <w:bCs/>
         </w:rPr>
+        <w:t xml:space="preserve">MoE 스트리밍 가능 모델</w:t>
+      </w:r>
+      <w:r>
+        <w:t xml:space="preserve">이어야 하므로 Gemma(Dense)는 불가 — 맞다. 그리고</w:t>
+      </w:r>
+      <w:r>
+        <w:t xml:space="preserve"> </w:t>
+      </w:r>
+      <w:r>
+        <w:rPr>
+          <w:b/>
+          <w:bCs/>
+        </w:rPr>
+        <w:t xml:space="preserve">GLM 모델은 보안 적합 라이선스 발급이 가능한가?</w:t>
+      </w:r>
+    </w:p>
+    <w:bookmarkStart w:id="326" w:name="요약-3줄-13"/>
+    <w:p>
+      <w:pPr>
+        <w:pStyle w:val="Heading3"/>
+      </w:pPr>
+      <w:r>
+        <w:t xml:space="preserve">요약 (3줄)</w:t>
+      </w:r>
+    </w:p>
+    <w:p>
+      <w:pPr>
+        <w:pStyle w:val="Compact"/>
+        <w:numPr>
+          <w:ilvl w:val="0"/>
+          <w:numId w:val="1208"/>
+        </w:numPr>
+      </w:pPr>
+      <w:r>
+        <w:rPr>
+          <w:b/>
+          <w:bCs/>
+        </w:rPr>
+        <w:t xml:space="preserve">라이선스</w:t>
+      </w:r>
+      <w:r>
+        <w:rPr>
+          <w:b/>
+          <w:bCs/>
+        </w:rPr>
+        <w:t xml:space="preserve"> </w:t>
+      </w:r>
+      <w:r>
+        <w:rPr>
+          <w:b/>
+          <w:bCs/>
+        </w:rPr>
+        <w:t xml:space="preserve">“발급”</w:t>
+      </w:r>
+      <w:r>
+        <w:rPr>
+          <w:b/>
+          <w:bCs/>
+        </w:rPr>
+        <w:t xml:space="preserve">은 불필요하다.</w:t>
+      </w:r>
+      <w:r>
+        <w:t xml:space="preserve"> </w:t>
+      </w:r>
+      <w:r>
+        <w:t xml:space="preserve">GLM-5.2 가중치는</w:t>
+      </w:r>
+      <w:r>
+        <w:t xml:space="preserve"> </w:t>
+      </w:r>
+      <w:r>
+        <w:rPr>
+          <w:b/>
+          <w:bCs/>
+        </w:rPr>
+        <w:t xml:space="preserve">표준 MIT</w:t>
+      </w:r>
+      <w:r>
+        <w:t xml:space="preserve">(무수정, 수용조항·지역제한 없음), colibri 엔진은</w:t>
+      </w:r>
+      <w:r>
+        <w:t xml:space="preserve"> </w:t>
+      </w:r>
+      <w:r>
+        <w:rPr>
+          <w:b/>
+          <w:bCs/>
+        </w:rPr>
+        <w:t xml:space="preserve">Apache-2.0</w:t>
+      </w:r>
+      <w:r>
+        <w:t xml:space="preserve"> </w:t>
+      </w:r>
+      <w:r>
+        <w:t xml:space="preserve">— 둘 다</w:t>
+      </w:r>
+      <w:r>
+        <w:t xml:space="preserve"> </w:t>
+      </w:r>
+      <w:r>
+        <w:rPr>
+          <w:b/>
+          <w:bCs/>
+        </w:rPr>
+        <w:t xml:space="preserve">자체호스팅·수정·상업·재배포 허용</w:t>
+      </w:r>
+      <w:r>
+        <w:t xml:space="preserve">. 게이팅/승인 절차가 없다.</w:t>
+      </w:r>
+    </w:p>
+    <w:p>
+      <w:pPr>
+        <w:pStyle w:val="Compact"/>
+        <w:numPr>
+          <w:ilvl w:val="0"/>
+          <w:numId w:val="1208"/>
+        </w:numPr>
+      </w:pPr>
+      <w:r>
+        <w:t xml:space="preserve">보안 관점 최대 강점:</w:t>
+      </w:r>
+      <w:r>
+        <w:t xml:space="preserve"> </w:t>
+      </w:r>
+      <w:r>
+        <w:rPr>
+          <w:b/>
+          <w:bCs/>
+        </w:rPr>
+        <w:t xml:space="preserve">완전 오프라인/에어갭 자체호스팅 → 데이터 미유출</w:t>
+      </w:r>
+      <w:r>
+        <w:t xml:space="preserve">. colibri는 텔레메트리 없는 C 엔진, vLLM도 온프레 가능.</w:t>
+      </w:r>
+    </w:p>
+    <w:p>
+      <w:pPr>
+        <w:pStyle w:val="Compact"/>
+        <w:numPr>
+          <w:ilvl w:val="0"/>
+          <w:numId w:val="1208"/>
+        </w:numPr>
+      </w:pPr>
+      <w:r>
+        <w:t xml:space="preserve">단,</w:t>
+      </w:r>
+      <w:r>
+        <w:t xml:space="preserve"> </w:t>
+      </w:r>
+      <w:r>
+        <w:rPr>
+          <w:b/>
+          <w:bCs/>
+        </w:rPr>
+        <w:t xml:space="preserve">라이선스가 컴플라이언스를 완결하지 않는다</w:t>
+      </w:r>
+      <w:r>
+        <w:t xml:space="preserve">: (1)</w:t>
+      </w:r>
+      <w:r>
+        <w:t xml:space="preserve"> </w:t>
+      </w:r>
+      <w:r>
+        <w:rPr>
+          <w:b/>
+          <w:bCs/>
+        </w:rPr>
+        <w:t xml:space="preserve">원산지(중국 Zhipu AI)</w:t>
+      </w:r>
+      <w:r>
+        <w:t xml:space="preserve"> </w:t>
+      </w:r>
+      <w:r>
+        <w:t xml:space="preserve">규제, (2)</w:t>
+      </w:r>
+      <w:r>
+        <w:t xml:space="preserve"> </w:t>
+      </w:r>
+      <w:r>
+        <w:rPr>
+          <w:b/>
+          <w:bCs/>
+        </w:rPr>
+        <w:t xml:space="preserve">무보증·무면책(AS IS)</w:t>
+      </w:r>
+      <w:r>
+        <w:t xml:space="preserve">, (3) 가중치 무결성/행동 감사 — 세 가지는 별도 검토 필요.</w:t>
+      </w:r>
+    </w:p>
+    <w:bookmarkEnd w:id="326"/>
+    <w:bookmarkStart w:id="327" w:name="라이선스-사실관계-검증됨"/>
+    <w:p>
+      <w:pPr>
+        <w:pStyle w:val="Heading3"/>
+      </w:pPr>
+      <w:r>
+        <w:t xml:space="preserve">1. 라이선스 사실관계 (검증됨)</w:t>
+      </w:r>
+    </w:p>
+    <w:tbl>
+      <w:tblPr>
+        <w:tblStyle w:val="Table"/>
+        <w:tblW w:type="pct" w:w="5000"/>
+        <w:tblLayout w:type="fixed"/>
+        <w:tblLook w:firstRow="1" w:lastRow="0" w:firstColumn="0" w:lastColumn="0" w:noHBand="0" w:noVBand="0" w:val="0020"/>
+      </w:tblPr>
+      <w:tblGrid>
+        <w:gridCol w:w="1980"/>
+        <w:gridCol w:w="1980"/>
+        <w:gridCol w:w="1980"/>
+        <w:gridCol w:w="1980"/>
+      </w:tblGrid>
+      <w:tr>
+        <w:trPr>
+          <w:tblHeader w:val="on"/>
+        </w:trPr>
+        <w:tc>
+          <w:tcPr/>
+          <w:p>
+            <w:pPr>
+              <w:pStyle w:val="Compact"/>
+            </w:pPr>
+            <w:r>
+              <w:t xml:space="preserve">구성요소</w:t>
+            </w:r>
+          </w:p>
+        </w:tc>
+        <w:tc>
+          <w:tcPr/>
+          <w:p>
+            <w:pPr>
+              <w:pStyle w:val="Compact"/>
+            </w:pPr>
+            <w:r>
+              <w:t xml:space="preserve">라이선스</w:t>
+            </w:r>
+          </w:p>
+        </w:tc>
+        <w:tc>
+          <w:tcPr/>
+          <w:p>
+            <w:pPr>
+              <w:pStyle w:val="Compact"/>
+            </w:pPr>
+            <w:r>
+              <w:t xml:space="preserve">근거</w:t>
+            </w:r>
+          </w:p>
+        </w:tc>
+        <w:tc>
+          <w:tcPr/>
+          <w:p>
+            <w:pPr>
+              <w:pStyle w:val="Compact"/>
+            </w:pPr>
+            <w:r>
+              <w:t xml:space="preserve">의미</w:t>
+            </w:r>
+          </w:p>
+        </w:tc>
+      </w:tr>
+      <w:tr>
+        <w:tc>
+          <w:tcPr/>
+          <w:p>
+            <w:pPr>
+              <w:pStyle w:val="Compact"/>
+            </w:pPr>
+            <w:r>
+              <w:rPr>
+                <w:b/>
+                <w:bCs/>
+              </w:rPr>
+              <w:t xml:space="preserve">GLM-5.2 가중치</w:t>
+            </w:r>
+          </w:p>
+        </w:tc>
+        <w:tc>
+          <w:tcPr/>
+          <w:p>
+            <w:pPr>
+              <w:pStyle w:val="Compact"/>
+            </w:pPr>
+            <w:r>
+              <w:rPr>
+                <w:b/>
+                <w:bCs/>
+              </w:rPr>
+              <w:t xml:space="preserve">MIT</w:t>
+            </w:r>
+            <w:r>
+              <w:t xml:space="preserve"> </w:t>
+            </w:r>
+            <w:r>
+              <w:t xml:space="preserve">(© 2026 Zhipu AI)</w:t>
+            </w:r>
+          </w:p>
+        </w:tc>
+        <w:tc>
+          <w:tcPr/>
+          <w:p>
+            <w:pPr>
+              <w:pStyle w:val="Compact"/>
+            </w:pPr>
+            <w:r>
+              <w:t xml:space="preserve">HF</w:t>
+            </w:r>
+            <w:r>
+              <w:t xml:space="preserve"> </w:t>
+            </w:r>
+            <w:r>
+              <w:rPr>
+                <w:rStyle w:val="VerbatimChar"/>
+              </w:rPr>
+              <w:t xml:space="preserve">zai-org/GLM-5.2/LICENSE</w:t>
+            </w:r>
+          </w:p>
+        </w:tc>
+        <w:tc>
+          <w:tcPr/>
+          <w:p>
+            <w:pPr>
+              <w:pStyle w:val="Compact"/>
+            </w:pPr>
+            <w:r>
+              <w:t xml:space="preserve">상업·수정·재배포·자체호스팅 자유, copyleft 없음</w:t>
+            </w:r>
+          </w:p>
+        </w:tc>
+      </w:tr>
+      <w:tr>
+        <w:tc>
+          <w:tcPr/>
+          <w:p>
+            <w:pPr>
+              <w:pStyle w:val="Compact"/>
+            </w:pPr>
+            <w:r>
+              <w:rPr>
+                <w:b/>
+                <w:bCs/>
+              </w:rPr>
+              <w:t xml:space="preserve">colibri 엔진</w:t>
+            </w:r>
+          </w:p>
+        </w:tc>
+        <w:tc>
+          <w:tcPr/>
+          <w:p>
+            <w:pPr>
+              <w:pStyle w:val="Compact"/>
+            </w:pPr>
+            <w:r>
+              <w:rPr>
+                <w:b/>
+                <w:bCs/>
+              </w:rPr>
+              <w:t xml:space="preserve">Apache-2.0</w:t>
+            </w:r>
+          </w:p>
+        </w:tc>
+        <w:tc>
+          <w:tcPr/>
+          <w:p>
+            <w:pPr>
+              <w:pStyle w:val="Compact"/>
+            </w:pPr>
+            <w:r>
+              <w:rPr>
+                <w:rStyle w:val="VerbatimChar"/>
+              </w:rPr>
+              <w:t xml:space="preserve">external/colibri/LICENSE</w:t>
+            </w:r>
+            <w:r>
+              <w:t xml:space="preserve">, README</w:t>
+            </w:r>
+            <w:r>
+              <w:t xml:space="preserve"> </w:t>
+            </w:r>
+            <w:r>
+              <w:t xml:space="preserve">“License”</w:t>
+            </w:r>
+          </w:p>
+        </w:tc>
+        <w:tc>
+          <w:tcPr/>
+          <w:p>
+            <w:pPr>
+              <w:pStyle w:val="Compact"/>
+            </w:pPr>
+            <w:r>
+              <w:t xml:space="preserve">특허 grant 포함, NOTICE·변경고지 의무</w:t>
+            </w:r>
+          </w:p>
+        </w:tc>
+      </w:tr>
+      <w:tr>
+        <w:tc>
+          <w:tcPr/>
+          <w:p>
+            <w:pPr>
+              <w:pStyle w:val="Compact"/>
+            </w:pPr>
+            <w:r>
+              <w:t xml:space="preserve">GLM-4.5/4.6/5/5.1</w:t>
+            </w:r>
+          </w:p>
+        </w:tc>
+        <w:tc>
+          <w:tcPr/>
+          <w:p>
+            <w:pPr>
+              <w:pStyle w:val="Compact"/>
+            </w:pPr>
+            <w:r>
+              <w:t xml:space="preserve">MIT</w:t>
+            </w:r>
+          </w:p>
+        </w:tc>
+        <w:tc>
+          <w:tcPr/>
+          <w:p>
+            <w:pPr>
+              <w:pStyle w:val="Compact"/>
+            </w:pPr>
+            <w:r>
+              <w:t xml:space="preserve">Z.ai 계열 정책</w:t>
+            </w:r>
+          </w:p>
+        </w:tc>
+        <w:tc>
+          <w:tcPr/>
+          <w:p>
+            <w:pPr>
+              <w:pStyle w:val="Compact"/>
+            </w:pPr>
+            <w:r>
+              <w:t xml:space="preserve">동일(오픈웨이트 전략 일관)</w:t>
+            </w:r>
+          </w:p>
+        </w:tc>
+      </w:tr>
+    </w:tbl>
+    <w:p>
+      <w:pPr>
+        <w:pStyle w:val="Compact"/>
+        <w:numPr>
+          <w:ilvl w:val="0"/>
+          <w:numId w:val="1209"/>
+        </w:numPr>
+      </w:pPr>
+      <w:r>
+        <w:rPr>
+          <w:b/>
+          <w:bCs/>
+        </w:rPr>
+        <w:t xml:space="preserve">“발급”</w:t>
+      </w:r>
+      <w:r>
+        <w:rPr>
+          <w:b/>
+          <w:bCs/>
+        </w:rPr>
+        <w:t xml:space="preserve"> </w:t>
+      </w:r>
+      <w:r>
+        <w:rPr>
+          <w:b/>
+          <w:bCs/>
+        </w:rPr>
+        <w:t xml:space="preserve">개념 없음</w:t>
+      </w:r>
+      <w:r>
+        <w:t xml:space="preserve">: Llama류의 사용신청/MAU 상한/수용정책(AUP) 애드덤이</w:t>
+      </w:r>
+      <w:r>
+        <w:t xml:space="preserve"> </w:t>
+      </w:r>
+      <w:r>
+        <w:rPr>
+          <w:b/>
+          <w:bCs/>
+        </w:rPr>
+        <w:t xml:space="preserve">없다</w:t>
+      </w:r>
+      <w:r>
+        <w:t xml:space="preserve">. MIT는 저작권·허가 고지만 유지하면 끝. Apache-2.0는 NOTICE 유지 + 변경 명시 + 특허조항.</w:t>
+      </w:r>
+    </w:p>
+    <w:bookmarkEnd w:id="327"/>
+    <w:bookmarkStart w:id="328" w:name="보안-관점-강점-왜-자체호스팅이-유리한가"/>
+    <w:p>
+      <w:pPr>
+        <w:pStyle w:val="Heading3"/>
+      </w:pPr>
+      <w:r>
+        <w:t xml:space="preserve">2. 보안 관점 강점 (왜 자체호스팅이 유리한가)</w:t>
+      </w:r>
+    </w:p>
+    <w:p>
+      <w:pPr>
+        <w:pStyle w:val="Compact"/>
+        <w:numPr>
+          <w:ilvl w:val="0"/>
+          <w:numId w:val="1210"/>
+        </w:numPr>
+      </w:pPr>
+      <w:r>
+        <w:rPr>
+          <w:b/>
+          <w:bCs/>
+        </w:rPr>
+        <w:t xml:space="preserve">데이터 거버넌스</w:t>
+      </w:r>
+      <w:r>
+        <w:t xml:space="preserve">: 가중치를 내부 인프라에 내려받아</w:t>
+      </w:r>
+      <w:r>
+        <w:t xml:space="preserve"> </w:t>
+      </w:r>
+      <w:r>
+        <w:rPr>
+          <w:b/>
+          <w:bCs/>
+        </w:rPr>
+        <w:t xml:space="preserve">에어갭/온프레</w:t>
+      </w:r>
+      <w:r>
+        <w:t xml:space="preserve">로 구동 → 질의·문서가</w:t>
+      </w:r>
+      <w:r>
+        <w:t xml:space="preserve"> </w:t>
+      </w:r>
+      <w:r>
+        <w:rPr>
+          <w:b/>
+          <w:bCs/>
+        </w:rPr>
+        <w:t xml:space="preserve">외부로 나가지 않음</w:t>
+      </w:r>
+      <w:r>
+        <w:t xml:space="preserve">. 폐쇄망 요건 충족 가능.</w:t>
+      </w:r>
+    </w:p>
+    <w:p>
+      <w:pPr>
+        <w:pStyle w:val="Compact"/>
+        <w:numPr>
+          <w:ilvl w:val="0"/>
+          <w:numId w:val="1210"/>
+        </w:numPr>
+      </w:pPr>
+      <w:r>
+        <w:rPr>
+          <w:b/>
+          <w:bCs/>
+        </w:rPr>
+        <w:t xml:space="preserve">벤더 종속 없음</w:t>
+      </w:r>
+      <w:r>
+        <w:t xml:space="preserve">: API 요금·정책 변경·서비스 종료 리스크 제거(오픈웨이트 소유).</w:t>
+      </w:r>
+    </w:p>
+    <w:p>
+      <w:pPr>
+        <w:pStyle w:val="Compact"/>
+        <w:numPr>
+          <w:ilvl w:val="0"/>
+          <w:numId w:val="1210"/>
+        </w:numPr>
+      </w:pPr>
+      <w:r>
+        <w:rPr>
+          <w:b/>
+          <w:bCs/>
+        </w:rPr>
+        <w:t xml:space="preserve">무결성 안전 포맷</w:t>
+      </w:r>
+      <w:r>
+        <w:t xml:space="preserve">: GLM-5.2는</w:t>
+      </w:r>
+      <w:r>
+        <w:t xml:space="preserve"> </w:t>
+      </w:r>
+      <w:r>
+        <w:rPr>
+          <w:b/>
+          <w:bCs/>
+        </w:rPr>
+        <w:t xml:space="preserve">safetensors</w:t>
+      </w:r>
+      <w:r>
+        <w:t xml:space="preserve">(코드 실행 없는 텐서 컨테이너)로 배포 → pickle류 임의코드 위험 없음. 체크섬 검증 권장.</w:t>
+      </w:r>
+    </w:p>
+    <w:p>
+      <w:pPr>
+        <w:pStyle w:val="Compact"/>
+        <w:numPr>
+          <w:ilvl w:val="0"/>
+          <w:numId w:val="1210"/>
+        </w:numPr>
+      </w:pPr>
+      <w:r>
+        <w:rPr>
+          <w:b/>
+          <w:bCs/>
+        </w:rPr>
+        <w:t xml:space="preserve">엔진 투명성</w:t>
+      </w:r>
+      <w:r>
+        <w:t xml:space="preserve">: colibri는 소스 공개(Apache) C 엔진 → 감사 가능, 네트워크 콜 없음(오프라인).</w:t>
+      </w:r>
+    </w:p>
+    <w:bookmarkEnd w:id="328"/>
+    <w:bookmarkStart w:id="332" w:name="반드시-별도-검토할-컴플라이언스-항목-라이선스로-해결-안-됨"/>
+    <w:p>
+      <w:pPr>
+        <w:pStyle w:val="Heading3"/>
+      </w:pPr>
+      <w:r>
+        <w:t xml:space="preserve">3. 반드시 별도 검토할 컴플라이언스 항목 (라이선스로 해결 안 됨)</w:t>
+      </w:r>
+    </w:p>
+    <w:p>
+      <w:pPr>
+        <w:pStyle w:val="FirstParagraph"/>
+      </w:pPr>
+      <w:r>
+        <w:drawing>
+          <wp:inline>
+            <wp:extent cx="5486400" cy="8221337"/>
+            <wp:effectExtent b="0" l="0" r="0" t="0"/>
+            <wp:docPr descr="91-licensing-compliance 다이어그램 1" title="" id="330" name="Picture"/>
+            <a:graphic>
+              <a:graphicData uri="http://schemas.openxmlformats.org/drawingml/2006/picture">
+                <pic:pic>
+                  <pic:nvPicPr>
+                    <pic:cNvPr descr="img/91-licensing-compliance-1.png" id="331" name="Picture"/>
+                    <pic:cNvPicPr>
+                      <a:picLocks noChangeArrowheads="1" noChangeAspect="1"/>
+                    </pic:cNvPicPr>
+                  </pic:nvPicPr>
+                  <pic:blipFill>
+                    <a:blip r:embed="rId329"/>
+                    <a:stretch>
+                      <a:fillRect/>
+                    </a:stretch>
+                  </pic:blipFill>
+                  <pic:spPr bwMode="auto">
+                    <a:xfrm>
+                      <a:off x="0" y="0"/>
+                      <a:ext cx="5486400" cy="8221337"/>
+                    </a:xfrm>
+                    <a:prstGeom prst="rect">
+                      <a:avLst/>
+                    </a:prstGeom>
+                    <a:noFill/>
+                    <a:ln w="9525">
+                      <a:noFill/>
+                      <a:headEnd/>
+                      <a:tailEnd/>
+                    </a:ln>
+                  </pic:spPr>
+                </pic:pic>
+              </a:graphicData>
+            </a:graphic>
+          </wp:inline>
+        </w:drawing>
+      </w:r>
+      <w:r>
+        <w:t xml:space="preserve"> </w:t>
+      </w:r>
+      <w:r>
+        <w:t xml:space="preserve">1.</w:t>
+      </w:r>
+      <w:r>
+        <w:t xml:space="preserve"> </w:t>
+      </w:r>
+      <w:r>
+        <w:rPr>
+          <w:b/>
+          <w:bCs/>
+        </w:rPr>
+        <w:t xml:space="preserve">원산지/지정학 규제 (가장 중요)</w:t>
+      </w:r>
+      <w:r>
+        <w:t xml:space="preserve">: Zhipu AI는 중국 기업이다.</w:t>
+      </w:r>
+      <w:r>
+        <w:t xml:space="preserve"> </w:t>
+      </w:r>
+      <w:r>
+        <w:rPr>
+          <w:b/>
+          <w:bCs/>
+        </w:rPr>
+        <w:t xml:space="preserve">정부·국방·금융·규제산업</w:t>
+      </w:r>
+      <w:r>
+        <w:t xml:space="preserve">은 라이선스와 무관하게</w:t>
+      </w:r>
+      <w:r>
+        <w:t xml:space="preserve"> </w:t>
+      </w:r>
+      <w:r>
+        <w:rPr>
+          <w:b/>
+          <w:bCs/>
+        </w:rPr>
+        <w:t xml:space="preserve">모델 원산지 제한</w:t>
+      </w:r>
+      <w:r>
+        <w:t xml:space="preserve">(조달·수출·보안정책)을 둘 수 있다. MIT 허용 ≠ 조직 보안정책 통과. →</w:t>
+      </w:r>
+      <w:r>
+        <w:t xml:space="preserve"> </w:t>
+      </w:r>
+      <w:r>
+        <w:rPr>
+          <w:b/>
+          <w:bCs/>
+        </w:rPr>
+        <w:t xml:space="preserve">법무/보안팀 사전 승인 필수.</w:t>
+      </w:r>
+      <w:r>
+        <w:t xml:space="preserve"> </w:t>
+      </w:r>
+      <w:r>
+        <w:t xml:space="preserve">2.</w:t>
+      </w:r>
+      <w:r>
+        <w:t xml:space="preserve"> </w:t>
+      </w:r>
+      <w:r>
+        <w:rPr>
+          <w:b/>
+          <w:bCs/>
+        </w:rPr>
+        <w:t xml:space="preserve">무보증·무면책(AS IS)</w:t>
+      </w:r>
+      <w:r>
+        <w:t xml:space="preserve">: MIT/Apache 모두</w:t>
+      </w:r>
+      <w:r>
+        <w:t xml:space="preserve"> </w:t>
+      </w:r>
+      <w:r>
+        <w:rPr>
+          <w:b/>
+          <w:bCs/>
+        </w:rPr>
+        <w:t xml:space="preserve">품질보증·IP 침해 면책 없음</w:t>
+      </w:r>
+      <w:r>
+        <w:t xml:space="preserve">. 상용 호스팅 벤더(일부는 IP 면책 제공)와 달리, 학습데이터 관련 IP 클레임 리스크는</w:t>
+      </w:r>
+      <w:r>
+        <w:t xml:space="preserve"> </w:t>
+      </w:r>
+      <w:r>
+        <w:rPr>
+          <w:b/>
+          <w:bCs/>
+        </w:rPr>
+        <w:t xml:space="preserve">도입자가 부담</w:t>
+      </w:r>
+      <w:r>
+        <w:t xml:space="preserve">. 법무 리스크 수용 판단 필요.</w:t>
+      </w:r>
+      <w:r>
+        <w:t xml:space="preserve"> </w:t>
+      </w:r>
+      <w:r>
+        <w:t xml:space="preserve">3.</w:t>
+      </w:r>
+      <w:r>
+        <w:t xml:space="preserve"> </w:t>
+      </w:r>
+      <w:r>
+        <w:rPr>
+          <w:b/>
+          <w:bCs/>
+        </w:rPr>
+        <w:t xml:space="preserve">가중치/행동 감사</w:t>
+      </w:r>
+      <w:r>
+        <w:t xml:space="preserve">: 오픈웨이트도 임베디드 행동(백도어·정렬편향)을 100% 배제 증명은 불가 →</w:t>
+      </w:r>
+      <w:r>
+        <w:t xml:space="preserve"> </w:t>
+      </w:r>
+      <w:r>
+        <w:rPr>
+          <w:b/>
+          <w:bCs/>
+        </w:rPr>
+        <w:t xml:space="preserve">안전성 평가·레드팀·출력 감사</w:t>
+      </w:r>
+      <w:r>
+        <w:t xml:space="preserve"> </w:t>
+      </w:r>
+      <w:r>
+        <w:t xml:space="preserve">권장. (safetensors라 실행형 악성코드 위험은 낮음.)</w:t>
+      </w:r>
+      <w:r>
+        <w:t xml:space="preserve"> </w:t>
+      </w:r>
+      <w:r>
+        <w:t xml:space="preserve">4.</w:t>
+      </w:r>
+      <w:r>
+        <w:t xml:space="preserve"> </w:t>
+      </w:r>
+      <w:r>
+        <w:rPr>
+          <w:b/>
+          <w:bCs/>
+        </w:rPr>
+        <w:t xml:space="preserve">Apache-2.0 의무(엔진)</w:t>
+      </w:r>
+      <w:r>
+        <w:t xml:space="preserve">: colibri 재배포 시</w:t>
+      </w:r>
+      <w:r>
+        <w:t xml:space="preserve"> </w:t>
+      </w:r>
+      <w:r>
+        <w:rPr>
+          <w:b/>
+          <w:bCs/>
+        </w:rPr>
+        <w:t xml:space="preserve">LICENSE/NOTICE 유지, 변경사항 명시</w:t>
+      </w:r>
+      <w:r>
+        <w:t xml:space="preserve">. 사내 사용만이면 부담 적음.</w:t>
+      </w:r>
+    </w:p>
+    <w:bookmarkEnd w:id="332"/>
+    <w:bookmarkStart w:id="333" w:name="원산지가-걸림돌일-때의-대안-colibri-제약과-함께"/>
+    <w:p>
+      <w:pPr>
+        <w:pStyle w:val="Heading3"/>
+      </w:pPr>
+      <w:r>
+        <w:t xml:space="preserve">4. 원산지가 걸림돌일 때의 대안 (colibri 제약과 함께)</w:t>
+      </w:r>
+    </w:p>
+    <w:p>
+      <w:pPr>
+        <w:pStyle w:val="FirstParagraph"/>
+      </w:pPr>
+      <w:r>
+        <w:t xml:space="preserve">colibri는</w:t>
+      </w:r>
+      <w:r>
+        <w:t xml:space="preserve"> </w:t>
+      </w:r>
+      <w:r>
+        <w:rPr>
+          <w:b/>
+          <w:bCs/>
+        </w:rPr>
+        <w:t xml:space="preserve">MoE 전용</w:t>
+      </w:r>
+      <w:r>
+        <w:t xml:space="preserve">이므로 대안도 MoE여야 한다:</w:t>
+      </w:r>
+    </w:p>
+    <w:tbl>
+      <w:tblPr>
+        <w:tblStyle w:val="Table"/>
+        <w:tblW w:type="pct" w:w="5000"/>
+        <w:tblLayout w:type="fixed"/>
+        <w:tblLook w:firstRow="1" w:lastRow="0" w:firstColumn="0" w:lastColumn="0" w:noHBand="0" w:noVBand="0" w:val="0020"/>
+      </w:tblPr>
+      <w:tblGrid>
+        <w:gridCol w:w="1584"/>
+        <w:gridCol w:w="1584"/>
+        <w:gridCol w:w="1584"/>
+        <w:gridCol w:w="1584"/>
+        <w:gridCol w:w="1584"/>
+      </w:tblGrid>
+      <w:tr>
+        <w:trPr>
+          <w:tblHeader w:val="on"/>
+        </w:trPr>
+        <w:tc>
+          <w:tcPr/>
+          <w:p>
+            <w:pPr>
+              <w:pStyle w:val="Compact"/>
+            </w:pPr>
+            <w:r>
+              <w:t xml:space="preserve">대안</w:t>
+            </w:r>
+          </w:p>
+        </w:tc>
+        <w:tc>
+          <w:tcPr/>
+          <w:p>
+            <w:pPr>
+              <w:pStyle w:val="Compact"/>
+            </w:pPr>
+            <w:r>
+              <w:t xml:space="preserve">라이선스</w:t>
+            </w:r>
+          </w:p>
+        </w:tc>
+        <w:tc>
+          <w:tcPr/>
+          <w:p>
+            <w:pPr>
+              <w:pStyle w:val="Compact"/>
+            </w:pPr>
+            <w:r>
+              <w:t xml:space="preserve">원산지</w:t>
+            </w:r>
+          </w:p>
+        </w:tc>
+        <w:tc>
+          <w:tcPr/>
+          <w:p>
+            <w:pPr>
+              <w:pStyle w:val="Compact"/>
+            </w:pPr>
+            <w:r>
+              <w:t xml:space="preserve">colibri 적합</w:t>
+            </w:r>
+          </w:p>
+        </w:tc>
+        <w:tc>
+          <w:tcPr/>
+          <w:p>
+            <w:pPr>
+              <w:pStyle w:val="Compact"/>
+            </w:pPr>
+            <w:r>
+              <w:t xml:space="preserve">비고</w:t>
+            </w:r>
+          </w:p>
+        </w:tc>
+      </w:tr>
+      <w:tr>
+        <w:tc>
+          <w:tcPr/>
+          <w:p>
+            <w:pPr>
+              <w:pStyle w:val="Compact"/>
+            </w:pPr>
+            <w:r>
+              <w:rPr>
+                <w:b/>
+                <w:bCs/>
+              </w:rPr>
+              <w:t xml:space="preserve">gpt-oss-120b/20b</w:t>
+            </w:r>
+          </w:p>
+        </w:tc>
+        <w:tc>
+          <w:tcPr/>
+          <w:p>
+            <w:pPr>
+              <w:pStyle w:val="Compact"/>
+            </w:pPr>
+            <w:r>
+              <w:rPr>
+                <w:b/>
+                <w:bCs/>
+              </w:rPr>
+              <w:t xml:space="preserve">Apache-2.0</w:t>
+            </w:r>
+          </w:p>
+        </w:tc>
+        <w:tc>
+          <w:tcPr/>
+          <w:p>
+            <w:pPr>
+              <w:pStyle w:val="Compact"/>
+            </w:pPr>
+            <w:r>
+              <w:t xml:space="preserve">미국(OpenAI)</w:t>
+            </w:r>
+          </w:p>
+        </w:tc>
+        <w:tc>
+          <w:tcPr/>
+          <w:p>
+            <w:pPr>
+              <w:pStyle w:val="Compact"/>
+            </w:pPr>
+            <w:r>
+              <w:t xml:space="preserve">MoE ✅ (어댑터 필요)</w:t>
+            </w:r>
+          </w:p>
+        </w:tc>
+        <w:tc>
+          <w:tcPr/>
+          <w:p>
+            <w:pPr>
+              <w:pStyle w:val="Compact"/>
+            </w:pPr>
+            <w:r>
+              <w:t xml:space="preserve">원산지 민감 조직의 1순위 대체</w:t>
+            </w:r>
+          </w:p>
+        </w:tc>
+      </w:tr>
+      <w:tr>
+        <w:tc>
+          <w:tcPr/>
+          <w:p>
+            <w:pPr>
+              <w:pStyle w:val="Compact"/>
+            </w:pPr>
+            <w:r>
+              <w:t xml:space="preserve">Qwen3 계열 MoE</w:t>
+            </w:r>
+          </w:p>
+        </w:tc>
+        <w:tc>
+          <w:tcPr/>
+          <w:p>
+            <w:pPr>
+              <w:pStyle w:val="Compact"/>
+            </w:pPr>
+            <w:r>
+              <w:t xml:space="preserve">Apache-2.0</w:t>
+            </w:r>
+          </w:p>
+        </w:tc>
+        <w:tc>
+          <w:tcPr/>
+          <w:p>
+            <w:pPr>
+              <w:pStyle w:val="Compact"/>
+            </w:pPr>
+            <w:r>
+              <w:t xml:space="preserve">중국(Alibaba)</w:t>
+            </w:r>
+          </w:p>
+        </w:tc>
+        <w:tc>
+          <w:tcPr/>
+          <w:p>
+            <w:pPr>
+              <w:pStyle w:val="Compact"/>
+            </w:pPr>
+            <w:r>
+              <w:t xml:space="preserve">MoE ✅</w:t>
+            </w:r>
+          </w:p>
+        </w:tc>
+        <w:tc>
+          <w:tcPr/>
+          <w:p>
+            <w:pPr>
+              <w:pStyle w:val="Compact"/>
+            </w:pPr>
+            <w:r>
+              <w:t xml:space="preserve">원산지 이슈는 GLM과 동일</w:t>
+            </w:r>
+          </w:p>
+        </w:tc>
+      </w:tr>
+      <w:tr>
+        <w:tc>
+          <w:tcPr/>
+          <w:p>
+            <w:pPr>
+              <w:pStyle w:val="Compact"/>
+            </w:pPr>
+            <w:r>
+              <w:t xml:space="preserve">Gemma 4</w:t>
+            </w:r>
+          </w:p>
+        </w:tc>
+        <w:tc>
+          <w:tcPr/>
+          <w:p>
+            <w:pPr>
+              <w:pStyle w:val="Compact"/>
+            </w:pPr>
+            <w:r>
+              <w:t xml:space="preserve">Apache-2.0</w:t>
+            </w:r>
+          </w:p>
+        </w:tc>
+        <w:tc>
+          <w:tcPr/>
+          <w:p>
+            <w:pPr>
+              <w:pStyle w:val="Compact"/>
+            </w:pPr>
+            <w:r>
+              <w:t xml:space="preserve">미국(Google)</w:t>
+            </w:r>
+          </w:p>
+        </w:tc>
+        <w:tc>
+          <w:tcPr/>
+          <w:p>
+            <w:pPr>
+              <w:pStyle w:val="Compact"/>
+            </w:pPr>
+            <w:r>
+              <w:t xml:space="preserve">❌ Dense/일부 26B-MoE</w:t>
+            </w:r>
+          </w:p>
+        </w:tc>
+        <w:tc>
+          <w:tcPr/>
+          <w:p>
+            <w:pPr>
+              <w:pStyle w:val="Compact"/>
+            </w:pPr>
+            <w:r>
+              <w:t xml:space="preserve">26B-A4B만 MoE, 그러나 소형이라 스트리밍 실익 낮음</w:t>
+            </w:r>
+          </w:p>
+        </w:tc>
+      </w:tr>
+      <w:tr>
+        <w:tc>
+          <w:tcPr/>
+          <w:p>
+            <w:pPr>
+              <w:pStyle w:val="Compact"/>
+            </w:pPr>
+            <w:r>
+              <w:t xml:space="preserve">Llama 4 (MoE)</w:t>
+            </w:r>
+          </w:p>
+        </w:tc>
+        <w:tc>
+          <w:tcPr/>
+          <w:p>
+            <w:pPr>
+              <w:pStyle w:val="Compact"/>
+            </w:pPr>
+            <w:r>
+              <w:t xml:space="preserve">Llama Community(제한)</w:t>
+            </w:r>
+          </w:p>
+        </w:tc>
+        <w:tc>
+          <w:tcPr/>
+          <w:p>
+            <w:pPr>
+              <w:pStyle w:val="Compact"/>
+            </w:pPr>
+            <w:r>
+              <w:t xml:space="preserve">미국(Meta)</w:t>
+            </w:r>
+          </w:p>
+        </w:tc>
+        <w:tc>
+          <w:tcPr/>
+          <w:p>
+            <w:pPr>
+              <w:pStyle w:val="Compact"/>
+            </w:pPr>
+            <w:r>
+              <w:t xml:space="preserve">MoE ✅</w:t>
+            </w:r>
+          </w:p>
+        </w:tc>
+        <w:tc>
+          <w:tcPr/>
+          <w:p>
+            <w:pPr>
+              <w:pStyle w:val="Compact"/>
+            </w:pPr>
+            <w:r>
+              <w:t xml:space="preserve">MAU&gt;700M 제한·AUP 있음</w:t>
+            </w:r>
+          </w:p>
+        </w:tc>
+      </w:tr>
+    </w:tbl>
+    <w:p>
+      <w:pPr>
+        <w:pStyle w:val="BodyText"/>
+      </w:pPr>
+      <w:r>
+        <w:t xml:space="preserve">→</w:t>
+      </w:r>
+      <w:r>
+        <w:t xml:space="preserve"> </w:t>
+      </w:r>
+      <w:r>
+        <w:rPr>
+          <w:b/>
+          <w:bCs/>
+        </w:rPr>
+        <w:t xml:space="preserve">원산지 무제한이면 GLM-5.2(MIT)가 최적</w:t>
+      </w:r>
+      <w:r>
+        <w:t xml:space="preserve">(라이선스·성능·colibri 정합).</w:t>
+      </w:r>
+      <w:r>
+        <w:t xml:space="preserve"> </w:t>
+      </w:r>
+      <w:r>
+        <w:rPr>
+          <w:b/>
+          <w:bCs/>
+        </w:rPr>
+        <w:t xml:space="preserve">중국산 제한이 있으면 gpt-oss(Apache, MoE)</w:t>
+      </w:r>
+      <w:r>
+        <w:t xml:space="preserve"> </w:t>
+      </w:r>
+      <w:r>
+        <w:t xml:space="preserve">가 colibri 유지하면서 원산지 리스크를 해소하는 최선 대체(단 엔진 어댑터 필요,</w:t>
+      </w:r>
+      <w:r>
+        <w:t xml:space="preserve"> </w:t>
+      </w:r>
+      <w:r>
+        <w:rPr>
+          <w:rStyle w:val="VerbatimChar"/>
+        </w:rPr>
+        <w:t xml:space="preserve">docs/61/82</w:t>
+      </w:r>
+      <w:r>
+        <w:t xml:space="preserve">).</w:t>
+      </w:r>
+    </w:p>
+    <w:bookmarkEnd w:id="333"/>
+    <w:bookmarkStart w:id="334" w:name="결론-경영보안-판단"/>
+    <w:p>
+      <w:pPr>
+        <w:pStyle w:val="Heading3"/>
+      </w:pPr>
+      <w:r>
+        <w:t xml:space="preserve">5. 결론 (경영/보안 판단)</w:t>
+      </w:r>
+    </w:p>
+    <w:p>
+      <w:pPr>
+        <w:pStyle w:val="Compact"/>
+        <w:numPr>
+          <w:ilvl w:val="0"/>
+          <w:numId w:val="1211"/>
+        </w:numPr>
+      </w:pPr>
+      <w:r>
+        <w:rPr>
+          <w:b/>
+          <w:bCs/>
+        </w:rPr>
+        <w:t xml:space="preserve">GLM-5.2는</w:t>
+      </w:r>
+      <w:r>
+        <w:rPr>
+          <w:b/>
+          <w:bCs/>
+        </w:rPr>
+        <w:t xml:space="preserve"> </w:t>
+      </w:r>
+      <w:r>
+        <w:rPr>
+          <w:b/>
+          <w:bCs/>
+        </w:rPr>
+        <w:t xml:space="preserve">“보안 적합 라이선스”</w:t>
+      </w:r>
+      <w:r>
+        <w:rPr>
+          <w:b/>
+          <w:bCs/>
+        </w:rPr>
+        <w:t xml:space="preserve">를 이미 갖췄다</w:t>
+      </w:r>
+      <w:r>
+        <w:t xml:space="preserve"> </w:t>
+      </w:r>
+      <w:r>
+        <w:t xml:space="preserve">— MIT(무수정·무제한), 발급/승인 절차 불필요,</w:t>
+      </w:r>
+      <w:r>
+        <w:t xml:space="preserve"> </w:t>
+      </w:r>
+      <w:r>
+        <w:rPr>
+          <w:b/>
+          <w:bCs/>
+        </w:rPr>
+        <w:t xml:space="preserve">자체호스팅으로 데이터 미유출</w:t>
+      </w:r>
+      <w:r>
+        <w:t xml:space="preserve">. 엔진(colibri)도 Apache-2.0로 문제없음.</w:t>
+      </w:r>
+    </w:p>
+    <w:p>
+      <w:pPr>
+        <w:pStyle w:val="Compact"/>
+        <w:numPr>
+          <w:ilvl w:val="0"/>
+          <w:numId w:val="1211"/>
+        </w:numPr>
+      </w:pPr>
+      <w:r>
+        <w:t xml:space="preserve">그러나</w:t>
+      </w:r>
+      <w:r>
+        <w:t xml:space="preserve"> </w:t>
+      </w:r>
+      <w:r>
+        <w:rPr>
+          <w:b/>
+          <w:bCs/>
+        </w:rPr>
+        <w:t xml:space="preserve">라이선스 통과 ≠ 보안 승인</w:t>
+      </w:r>
+      <w:r>
+        <w:t xml:space="preserve">. 실제 도입 게이트는 (a)</w:t>
+      </w:r>
+      <w:r>
+        <w:t xml:space="preserve"> </w:t>
+      </w:r>
+      <w:r>
+        <w:rPr>
+          <w:b/>
+          <w:bCs/>
+        </w:rPr>
+        <w:t xml:space="preserve">중국 원산지 정책</w:t>
+      </w:r>
+      <w:r>
+        <w:t xml:space="preserve">, (b)</w:t>
+      </w:r>
+      <w:r>
+        <w:t xml:space="preserve"> </w:t>
+      </w:r>
+      <w:r>
+        <w:rPr>
+          <w:b/>
+          <w:bCs/>
+        </w:rPr>
+        <w:t xml:space="preserve">무면책 리스크 수용</w:t>
+      </w:r>
+      <w:r>
+        <w:t xml:space="preserve">, (c)</w:t>
+      </w:r>
+      <w:r>
+        <w:t xml:space="preserve"> </w:t>
+      </w:r>
+      <w:r>
+        <w:rPr>
+          <w:b/>
+          <w:bCs/>
+        </w:rPr>
+        <w:t xml:space="preserve">무결성/행동 감사</w:t>
+      </w:r>
+      <w:r>
+        <w:t xml:space="preserve"> </w:t>
+      </w:r>
+      <w:r>
+        <w:t xml:space="preserve">세 가지다.</w:t>
+      </w:r>
+    </w:p>
+    <w:p>
+      <w:pPr>
+        <w:pStyle w:val="Compact"/>
+        <w:numPr>
+          <w:ilvl w:val="0"/>
+          <w:numId w:val="1211"/>
+        </w:numPr>
+      </w:pPr>
+      <w:r>
+        <w:t xml:space="preserve">원산지 제약이 없으면 GLM-5.2 진행, 있으면</w:t>
+      </w:r>
+      <w:r>
+        <w:t xml:space="preserve"> </w:t>
+      </w:r>
+      <w:r>
+        <w:rPr>
+          <w:b/>
+          <w:bCs/>
+        </w:rPr>
+        <w:t xml:space="preserve">gpt-oss(Apache·MoE·미국)</w:t>
+      </w:r>
+      <w:r>
+        <w:t xml:space="preserve"> </w:t>
+      </w:r>
+      <w:r>
+        <w:t xml:space="preserve">로 colibri를 유지한 채 대체 검토.</w:t>
+      </w:r>
+    </w:p>
+    <w:bookmarkEnd w:id="334"/>
+    <w:bookmarkStart w:id="335" w:name="출처-17"/>
+    <w:p>
+      <w:pPr>
+        <w:pStyle w:val="Heading3"/>
+      </w:pPr>
+      <w:r>
+        <w:t xml:space="preserve">출처</w:t>
+      </w:r>
+    </w:p>
+    <w:p>
+      <w:pPr>
+        <w:pStyle w:val="Compact"/>
+        <w:numPr>
+          <w:ilvl w:val="0"/>
+          <w:numId w:val="1212"/>
+        </w:numPr>
+      </w:pPr>
+      <w:r>
+        <w:t xml:space="preserve">GLM-5.2 LICENSE(MIT): https://huggingface.co/zai-org/GLM-5.2/blob/main/LICENSE</w:t>
+      </w:r>
+    </w:p>
+    <w:p>
+      <w:pPr>
+        <w:pStyle w:val="Compact"/>
+        <w:numPr>
+          <w:ilvl w:val="0"/>
+          <w:numId w:val="1212"/>
+        </w:numPr>
+      </w:pPr>
+      <w:r>
+        <w:t xml:space="preserve">colibri LICENSE(Apache-2.0):</w:t>
+      </w:r>
+      <w:r>
+        <w:t xml:space="preserve"> </w:t>
+      </w:r>
+      <w:r>
+        <w:rPr>
+          <w:rStyle w:val="VerbatimChar"/>
+        </w:rPr>
+        <w:t xml:space="preserve">external/colibri/LICENSE</w:t>
+      </w:r>
+      <w:r>
+        <w:t xml:space="preserve">,</w:t>
+      </w:r>
+      <w:r>
+        <w:t xml:space="preserve"> </w:t>
+      </w:r>
+      <w:r>
+        <w:rPr>
+          <w:rStyle w:val="VerbatimChar"/>
+        </w:rPr>
+        <w:t xml:space="preserve">external/colibri/README.md</w:t>
+      </w:r>
+    </w:p>
+    <w:p>
+      <w:pPr>
+        <w:pStyle w:val="Compact"/>
+        <w:numPr>
+          <w:ilvl w:val="0"/>
+          <w:numId w:val="1212"/>
+        </w:numPr>
+      </w:pPr>
+      <w:r>
+        <w:t xml:space="preserve">모델 원산지/라이선스:</w:t>
+      </w:r>
+      <w:r>
+        <w:t xml:space="preserve"> </w:t>
+      </w:r>
+      <w:r>
+        <w:rPr>
+          <w:rStyle w:val="VerbatimChar"/>
+        </w:rPr>
+        <w:t xml:space="preserve">docs/80</w:t>
+      </w:r>
+      <w:r>
+        <w:t xml:space="preserve">,</w:t>
+      </w:r>
+      <w:r>
+        <w:t xml:space="preserve"> </w:t>
+      </w:r>
+      <w:r>
+        <w:rPr>
+          <w:rStyle w:val="VerbatimChar"/>
+        </w:rPr>
+        <w:t xml:space="preserve">docs/62</w:t>
+      </w:r>
+      <w:r>
+        <w:t xml:space="preserve">,</w:t>
+      </w:r>
+      <w:r>
+        <w:t xml:space="preserve"> </w:t>
+      </w:r>
+      <w:r>
+        <w:rPr>
+          <w:rStyle w:val="VerbatimChar"/>
+        </w:rPr>
+        <w:t xml:space="preserve">data/topics/apply-gpt-oss/</w:t>
+      </w:r>
+    </w:p>
+    <w:bookmarkEnd w:id="335"/>
+    <w:bookmarkEnd w:id="336"/>
+    <w:bookmarkStart w:id="344" w:name="서베이-상태-마감-재개-안내"/>
+    <w:p>
+      <w:pPr>
+        <w:pStyle w:val="Heading2"/>
+      </w:pPr>
+      <w:r>
+        <w:t xml:space="preserve">90 · 서베이 상태 · 마감 · 재개 안내</w:t>
+      </w:r>
+    </w:p>
+    <w:p>
+      <w:pPr>
+        <w:pStyle w:val="FirstParagraph"/>
+      </w:pPr>
+      <w:r>
+        <w:t xml:space="preserve">colibri 서베이의 최종 상태를 정리한다.</w:t>
+      </w:r>
+      <w:r>
+        <w:t xml:space="preserve"> </w:t>
+      </w:r>
+      <w:r>
+        <w:rPr>
+          <w:b/>
+          <w:bCs/>
+        </w:rPr>
         <w:t xml:space="preserve">문서/코드 산출물은 완결</w:t>
       </w:r>
       <w:r>
@@ -32984,7 +34500,7 @@
         <w:t xml:space="preserve">서버 성능 실측(정성 주장에 실수치를 채우는 보강)이다.</w:t>
       </w:r>
     </w:p>
-    <w:bookmarkStart w:id="326" w:name="완료-상태-status"/>
+    <w:bookmarkStart w:id="337" w:name="완료-상태-status"/>
     <w:p>
       <w:pPr>
         <w:pStyle w:val="Heading3"/>
@@ -33589,8 +35105,8 @@
         </w:tc>
       </w:tr>
     </w:tbl>
-    <w:bookmarkEnd w:id="326"/>
-    <w:bookmarkStart w:id="327" w:name="검증으로-증명된-사실-근거-있는-결론"/>
+    <w:bookmarkEnd w:id="337"/>
+    <w:bookmarkStart w:id="338" w:name="검증으로-증명된-사실-근거-있는-결론"/>
     <w:p>
       <w:pPr>
         <w:pStyle w:val="Heading3"/>
@@ -33604,7 +35120,7 @@
         <w:pStyle w:val="Compact"/>
         <w:numPr>
           <w:ilvl w:val="0"/>
-          <w:numId w:val="1208"/>
+          <w:numId w:val="1213"/>
         </w:numPr>
       </w:pPr>
       <w:r>
@@ -33644,7 +35160,7 @@
         <w:pStyle w:val="Compact"/>
         <w:numPr>
           <w:ilvl w:val="0"/>
-          <w:numId w:val="1208"/>
+          <w:numId w:val="1213"/>
         </w:numPr>
       </w:pPr>
       <w:r>
@@ -33672,7 +35188,7 @@
         <w:pStyle w:val="Compact"/>
         <w:numPr>
           <w:ilvl w:val="0"/>
-          <w:numId w:val="1208"/>
+          <w:numId w:val="1213"/>
         </w:numPr>
       </w:pPr>
       <w:r>
@@ -33724,7 +35240,7 @@
         <w:pStyle w:val="Compact"/>
         <w:numPr>
           <w:ilvl w:val="0"/>
-          <w:numId w:val="1208"/>
+          <w:numId w:val="1213"/>
         </w:numPr>
       </w:pPr>
       <w:r>
@@ -33771,8 +35287,8 @@
         <w:t xml:space="preserve">)</w:t>
       </w:r>
     </w:p>
-    <w:bookmarkEnd w:id="327"/>
-    <w:bookmarkStart w:id="329" w:name="보류된-유일한-항목-서버-성능-실측-선택"/>
+    <w:bookmarkEnd w:id="338"/>
+    <w:bookmarkStart w:id="340" w:name="보류된-유일한-항목-서버-성능-실측-선택"/>
     <w:p>
       <w:pPr>
         <w:pStyle w:val="Heading3"/>
@@ -33786,7 +35302,7 @@
         <w:pStyle w:val="Compact"/>
         <w:numPr>
           <w:ilvl w:val="0"/>
-          <w:numId w:val="1209"/>
+          <w:numId w:val="1214"/>
         </w:numPr>
       </w:pPr>
       <w:r>
@@ -33821,7 +35337,7 @@
         <w:pStyle w:val="Compact"/>
         <w:numPr>
           <w:ilvl w:val="0"/>
-          <w:numId w:val="1209"/>
+          <w:numId w:val="1214"/>
         </w:numPr>
       </w:pPr>
       <w:r>
@@ -33861,7 +35377,7 @@
         <w:pStyle w:val="Compact"/>
         <w:numPr>
           <w:ilvl w:val="0"/>
-          <w:numId w:val="1209"/>
+          <w:numId w:val="1214"/>
         </w:numPr>
       </w:pPr>
       <w:r>
@@ -33888,7 +35404,7 @@
         <w:t xml:space="preserve">(CPU+디스크+RAM만). ThinkFlow 서버는 CPU 97% idle·RAM 228GB 여유 → GPU가 꽉 차 있어도 무방해.</w:t>
       </w:r>
     </w:p>
-    <w:bookmarkStart w:id="328" w:name="재개-절차-원할-때"/>
+    <w:bookmarkStart w:id="339" w:name="재개-절차-원할-때"/>
     <w:p>
       <w:pPr>
         <w:pStyle w:val="Heading4"/>
@@ -33935,9 +35451,9 @@
         <w:t xml:space="preserve"># 결과(cap, hit_rate, tok/s, expert-disk, RSS)를 docs/40·50 표에 추기.</w:t>
       </w:r>
     </w:p>
-    <w:bookmarkEnd w:id="328"/>
-    <w:bookmarkEnd w:id="329"/>
-    <w:bookmarkStart w:id="330" w:name="thinkflow-스왑-운영자-실행-대기"/>
+    <w:bookmarkEnd w:id="339"/>
+    <w:bookmarkEnd w:id="340"/>
+    <w:bookmarkStart w:id="341" w:name="thinkflow-스왑-운영자-실행-대기"/>
     <w:p>
       <w:pPr>
         <w:pStyle w:val="Heading3"/>
@@ -33951,7 +35467,7 @@
         <w:pStyle w:val="Compact"/>
         <w:numPr>
           <w:ilvl w:val="0"/>
-          <w:numId w:val="1210"/>
+          <w:numId w:val="1215"/>
         </w:numPr>
       </w:pPr>
       <w:r>
@@ -33990,7 +35506,7 @@
         <w:pStyle w:val="Compact"/>
         <w:numPr>
           <w:ilvl w:val="0"/>
-          <w:numId w:val="1210"/>
+          <w:numId w:val="1215"/>
         </w:numPr>
       </w:pPr>
       <w:r>
@@ -34024,8 +35540,8 @@
         <w:t xml:space="preserve">→ KPI A/B → 확정/롤백.</w:t>
       </w:r>
     </w:p>
-    <w:bookmarkEnd w:id="330"/>
-    <w:bookmarkStart w:id="331" w:name="저장소-지도-요약"/>
+    <w:bookmarkEnd w:id="341"/>
+    <w:bookmarkStart w:id="342" w:name="저장소-지도-요약"/>
     <w:p>
       <w:pPr>
         <w:pStyle w:val="Heading3"/>
@@ -34039,7 +35555,7 @@
         <w:pStyle w:val="Compact"/>
         <w:numPr>
           <w:ilvl w:val="0"/>
-          <w:numId w:val="1211"/>
+          <w:numId w:val="1216"/>
         </w:numPr>
       </w:pPr>
       <w:r>
@@ -34060,7 +35576,7 @@
         <w:pStyle w:val="Compact"/>
         <w:numPr>
           <w:ilvl w:val="0"/>
-          <w:numId w:val="1211"/>
+          <w:numId w:val="1216"/>
         </w:numPr>
       </w:pPr>
       <w:r>
@@ -34078,7 +35594,7 @@
         <w:pStyle w:val="Compact"/>
         <w:numPr>
           <w:ilvl w:val="0"/>
-          <w:numId w:val="1211"/>
+          <w:numId w:val="1216"/>
         </w:numPr>
       </w:pPr>
       <w:r>
@@ -34096,7 +35612,7 @@
         <w:pStyle w:val="Compact"/>
         <w:numPr>
           <w:ilvl w:val="0"/>
-          <w:numId w:val="1211"/>
+          <w:numId w:val="1216"/>
         </w:numPr>
       </w:pPr>
       <w:r>
@@ -34121,8 +35637,8 @@
         <w:t xml:space="preserve">).</w:t>
       </w:r>
     </w:p>
-    <w:bookmarkEnd w:id="331"/>
-    <w:bookmarkStart w:id="332" w:name="결론-1"/>
+    <w:bookmarkEnd w:id="342"/>
+    <w:bookmarkStart w:id="343" w:name="결론-1"/>
     <w:p>
       <w:pPr>
         <w:pStyle w:val="Heading3"/>
@@ -34165,9 +35681,9 @@
         <w:t xml:space="preserve">로, 준비물(스크립트·런북·프로토콜)이 모두 갖춰져 필요 시 즉시 재개 가능하다.</w:t>
       </w:r>
     </w:p>
-    <w:bookmarkEnd w:id="332"/>
-    <w:bookmarkEnd w:id="333"/>
-    <w:bookmarkStart w:id="339" w:name="참고문헌-references"/>
+    <w:bookmarkEnd w:id="343"/>
+    <w:bookmarkEnd w:id="344"/>
+    <w:bookmarkStart w:id="350" w:name="참고문헌-references"/>
     <w:p>
       <w:pPr>
         <w:pStyle w:val="Heading2"/>
@@ -34176,7 +35692,7 @@
         <w:t xml:space="preserve">99 · 참고문헌 (References)</w:t>
       </w:r>
     </w:p>
-    <w:bookmarkStart w:id="334" w:name="colibrì"/>
+    <w:bookmarkStart w:id="345" w:name="colibrì"/>
     <w:p>
       <w:pPr>
         <w:pStyle w:val="Heading3"/>
@@ -34190,7 +35706,7 @@
         <w:pStyle w:val="Compact"/>
         <w:numPr>
           <w:ilvl w:val="0"/>
-          <w:numId w:val="1212"/>
+          <w:numId w:val="1217"/>
         </w:numPr>
       </w:pPr>
       <w:r>
@@ -34245,7 +35761,7 @@
         <w:pStyle w:val="Compact"/>
         <w:numPr>
           <w:ilvl w:val="0"/>
-          <w:numId w:val="1212"/>
+          <w:numId w:val="1217"/>
         </w:numPr>
       </w:pPr>
       <w:r>
@@ -34278,7 +35794,7 @@
         <w:pStyle w:val="Compact"/>
         <w:numPr>
           <w:ilvl w:val="0"/>
-          <w:numId w:val="1212"/>
+          <w:numId w:val="1217"/>
         </w:numPr>
       </w:pPr>
       <w:r>
@@ -34297,8 +35813,8 @@
         <w:t xml:space="preserve">(DEV). https://dev.to/jamilxt/colibri-running-a-744b-ai-model-on-your-laptop-dpp</w:t>
       </w:r>
     </w:p>
-    <w:bookmarkEnd w:id="334"/>
-    <w:bookmarkStart w:id="335" w:name="glm-5.2"/>
+    <w:bookmarkEnd w:id="345"/>
+    <w:bookmarkStart w:id="346" w:name="glm-5.2"/>
     <w:p>
       <w:pPr>
         <w:pStyle w:val="Heading3"/>
@@ -34312,7 +35828,7 @@
         <w:pStyle w:val="Compact"/>
         <w:numPr>
           <w:ilvl w:val="0"/>
-          <w:numId w:val="1213"/>
+          <w:numId w:val="1218"/>
         </w:numPr>
       </w:pPr>
       <w:r>
@@ -34340,7 +35856,7 @@
         <w:pStyle w:val="Compact"/>
         <w:numPr>
           <w:ilvl w:val="0"/>
-          <w:numId w:val="1213"/>
+          <w:numId w:val="1218"/>
         </w:numPr>
       </w:pPr>
       <w:r>
@@ -34368,7 +35884,7 @@
         <w:pStyle w:val="Compact"/>
         <w:numPr>
           <w:ilvl w:val="0"/>
-          <w:numId w:val="1213"/>
+          <w:numId w:val="1218"/>
         </w:numPr>
       </w:pPr>
       <w:r>
@@ -34389,15 +35905,15 @@
         <w:pStyle w:val="Compact"/>
         <w:numPr>
           <w:ilvl w:val="0"/>
-          <w:numId w:val="1213"/>
+          <w:numId w:val="1218"/>
         </w:numPr>
       </w:pPr>
       <w:r>
         <w:t xml:space="preserve">IndexShare, arXiv:2603.12201</w:t>
       </w:r>
     </w:p>
-    <w:bookmarkEnd w:id="335"/>
-    <w:bookmarkStart w:id="336" w:name="mla-kv-압축"/>
+    <w:bookmarkEnd w:id="346"/>
+    <w:bookmarkStart w:id="347" w:name="mla-kv-압축"/>
     <w:p>
       <w:pPr>
         <w:pStyle w:val="Heading3"/>
@@ -34411,7 +35927,7 @@
         <w:pStyle w:val="Compact"/>
         <w:numPr>
           <w:ilvl w:val="0"/>
-          <w:numId w:val="1214"/>
+          <w:numId w:val="1219"/>
         </w:numPr>
       </w:pPr>
       <w:r>
@@ -34448,7 +35964,7 @@
         <w:pStyle w:val="Compact"/>
         <w:numPr>
           <w:ilvl w:val="0"/>
-          <w:numId w:val="1214"/>
+          <w:numId w:val="1219"/>
         </w:numPr>
       </w:pPr>
       <w:r>
@@ -34479,7 +35995,7 @@
         <w:pStyle w:val="Compact"/>
         <w:numPr>
           <w:ilvl w:val="0"/>
-          <w:numId w:val="1214"/>
+          <w:numId w:val="1219"/>
         </w:numPr>
       </w:pPr>
       <w:r>
@@ -34500,7 +36016,7 @@
         <w:pStyle w:val="Compact"/>
         <w:numPr>
           <w:ilvl w:val="0"/>
-          <w:numId w:val="1214"/>
+          <w:numId w:val="1219"/>
         </w:numPr>
       </w:pPr>
       <w:r>
@@ -34516,8 +36032,8 @@
         <w:t xml:space="preserve">. https://xuquant.com/en/posts/foundation-models/deepseek_series1_mla/</w:t>
       </w:r>
     </w:p>
-    <w:bookmarkEnd w:id="336"/>
-    <w:bookmarkStart w:id="337" w:name="moe-offloading-스트리밍"/>
+    <w:bookmarkEnd w:id="347"/>
+    <w:bookmarkStart w:id="348" w:name="moe-offloading-스트리밍"/>
     <w:p>
       <w:pPr>
         <w:pStyle w:val="Heading3"/>
@@ -34531,7 +36047,7 @@
         <w:pStyle w:val="Compact"/>
         <w:numPr>
           <w:ilvl w:val="0"/>
-          <w:numId w:val="1215"/>
+          <w:numId w:val="1220"/>
         </w:numPr>
       </w:pPr>
       <w:r>
@@ -34561,7 +36077,7 @@
         <w:pStyle w:val="Compact"/>
         <w:numPr>
           <w:ilvl w:val="0"/>
-          <w:numId w:val="1215"/>
+          <w:numId w:val="1220"/>
         </w:numPr>
       </w:pPr>
       <w:r>
@@ -34585,7 +36101,7 @@
         <w:pStyle w:val="Compact"/>
         <w:numPr>
           <w:ilvl w:val="0"/>
-          <w:numId w:val="1215"/>
+          <w:numId w:val="1220"/>
         </w:numPr>
       </w:pPr>
       <w:r>
@@ -34604,8 +36120,8 @@
         <w:t xml:space="preserve">data/topics/moe-streaming/paper-dali-arxiv-2602.03495.txt</w:t>
       </w:r>
     </w:p>
-    <w:bookmarkEnd w:id="337"/>
-    <w:bookmarkStart w:id="338" w:name="speculative-decoding-mtp-1"/>
+    <w:bookmarkEnd w:id="348"/>
+    <w:bookmarkStart w:id="349" w:name="speculative-decoding-mtp-1"/>
     <w:p>
       <w:pPr>
         <w:pStyle w:val="Heading3"/>
@@ -34619,7 +36135,7 @@
         <w:pStyle w:val="Compact"/>
         <w:numPr>
           <w:ilvl w:val="0"/>
-          <w:numId w:val="1216"/>
+          <w:numId w:val="1221"/>
         </w:numPr>
       </w:pPr>
       <w:r>
@@ -34653,7 +36169,7 @@
         <w:pStyle w:val="Compact"/>
         <w:numPr>
           <w:ilvl w:val="0"/>
-          <w:numId w:val="1216"/>
+          <w:numId w:val="1221"/>
         </w:numPr>
       </w:pPr>
       <w:r>
@@ -34686,7 +36202,7 @@
         <w:pStyle w:val="Compact"/>
         <w:numPr>
           <w:ilvl w:val="0"/>
-          <w:numId w:val="1216"/>
+          <w:numId w:val="1221"/>
         </w:numPr>
       </w:pPr>
       <w:r>
@@ -34702,9 +36218,9 @@
         <w:t xml:space="preserve">. https://developer.nvidia.com/blog/an-introduction-to-speculative-decoding-for-reducing-latency-in-ai-inference/</w:t>
       </w:r>
     </w:p>
-    <w:bookmarkEnd w:id="338"/>
-    <w:bookmarkEnd w:id="339"/>
-    <w:bookmarkEnd w:id="340"/>
+    <w:bookmarkEnd w:id="349"/>
+    <w:bookmarkEnd w:id="350"/>
+    <w:bookmarkEnd w:id="351"/>
     <w:sectPr>
       <w:headerReference r:id="rId9" w:type="default"/>
       <w:footerReference r:id="rId10" w:type="default"/>
@@ -36333,6 +37849,15 @@
     <w:abstractNumId w:val="991"/>
   </w:num>
   <w:num w:numId="1208">
+    <w:abstractNumId w:val="991"/>
+  </w:num>
+  <w:num w:numId="1209">
+    <w:abstractNumId w:val="991"/>
+  </w:num>
+  <w:num w:numId="1210">
+    <w:abstractNumId w:val="991"/>
+  </w:num>
+  <w:num w:numId="1211">
     <w:abstractNumId w:val="99411"/>
     <w:lvlOverride w:ilvl="0">
       <w:startOverride w:val="1"/>
@@ -36362,20 +37887,38 @@
       <w:startOverride w:val="1"/>
     </w:lvlOverride>
   </w:num>
-  <w:num w:numId="1209">
-    <w:abstractNumId w:val="991"/>
-  </w:num>
-  <w:num w:numId="1210">
-    <w:abstractNumId w:val="991"/>
-  </w:num>
-  <w:num w:numId="1211">
-    <w:abstractNumId w:val="991"/>
-  </w:num>
   <w:num w:numId="1212">
     <w:abstractNumId w:val="991"/>
   </w:num>
   <w:num w:numId="1213">
-    <w:abstractNumId w:val="991"/>
+    <w:abstractNumId w:val="99411"/>
+    <w:lvlOverride w:ilvl="0">
+      <w:startOverride w:val="1"/>
+    </w:lvlOverride>
+    <w:lvlOverride w:ilvl="1">
+      <w:startOverride w:val="1"/>
+    </w:lvlOverride>
+    <w:lvlOverride w:ilvl="2">
+      <w:startOverride w:val="1"/>
+    </w:lvlOverride>
+    <w:lvlOverride w:ilvl="3">
+      <w:startOverride w:val="1"/>
+    </w:lvlOverride>
+    <w:lvlOverride w:ilvl="4">
+      <w:startOverride w:val="1"/>
+    </w:lvlOverride>
+    <w:lvlOverride w:ilvl="5">
+      <w:startOverride w:val="1"/>
+    </w:lvlOverride>
+    <w:lvlOverride w:ilvl="6">
+      <w:startOverride w:val="1"/>
+    </w:lvlOverride>
+    <w:lvlOverride w:ilvl="7">
+      <w:startOverride w:val="1"/>
+    </w:lvlOverride>
+    <w:lvlOverride w:ilvl="8">
+      <w:startOverride w:val="1"/>
+    </w:lvlOverride>
   </w:num>
   <w:num w:numId="1214">
     <w:abstractNumId w:val="991"/>
@@ -36384,6 +37927,21 @@
     <w:abstractNumId w:val="991"/>
   </w:num>
   <w:num w:numId="1216">
+    <w:abstractNumId w:val="991"/>
+  </w:num>
+  <w:num w:numId="1217">
+    <w:abstractNumId w:val="991"/>
+  </w:num>
+  <w:num w:numId="1218">
+    <w:abstractNumId w:val="991"/>
+  </w:num>
+  <w:num w:numId="1219">
+    <w:abstractNumId w:val="991"/>
+  </w:num>
+  <w:num w:numId="1220">
+    <w:abstractNumId w:val="991"/>
+  </w:num>
+  <w:num w:numId="1221">
     <w:abstractNumId w:val="991"/>
   </w:num>
 </w:numbering>
